--- a/2/docs/Методи та системи обчислювального інтелекту [Лб2].docx
+++ b/2/docs/Методи та системи обчислювального інтелекту [Лб2].docx
@@ -607,7 +607,6 @@
           <w:b/>
           <w:sz w:val="28"/>
           <w:szCs w:val="28"/>
-          <w:lang w:val="ru-RU"/>
         </w:rPr>
       </w:pPr>
       <w:r>
@@ -626,9 +625,8 @@
           <w:b/>
           <w:sz w:val="28"/>
           <w:szCs w:val="28"/>
-          <w:lang w:val="ru-RU"/>
-        </w:rPr>
-        <w:t>1</w:t>
+        </w:rPr>
+        <w:t>2</w:t>
       </w:r>
     </w:p>
     <w:p>
@@ -864,18 +862,16 @@
           <w:lang w:val="en-US"/>
         </w:rPr>
       </w:pPr>
-      <w:proofErr w:type="spellStart"/>
       <w:r>
         <w:rPr>
           <w:rFonts w:ascii="Courier New" w:eastAsia="Times New Roman" w:hAnsi="Courier New" w:cs="Courier New"/>
           <w:color w:val="CF8E6D"/>
           <w:sz w:val="20"/>
           <w:szCs w:val="20"/>
-          <w:lang w:val="ru-RU"/>
+          <w:lang w:val="en-US"/>
         </w:rPr>
         <w:t>import</w:t>
       </w:r>
-      <w:proofErr w:type="spellEnd"/>
       <w:r>
         <w:rPr>
           <w:rFonts w:ascii="Courier New" w:eastAsia="Times New Roman" w:hAnsi="Courier New" w:cs="Courier New"/>
@@ -885,18 +881,16 @@
         </w:rPr>
         <w:t xml:space="preserve"> </w:t>
       </w:r>
-      <w:proofErr w:type="spellStart"/>
-      <w:r>
-        <w:rPr>
-          <w:rFonts w:ascii="Courier New" w:eastAsia="Times New Roman" w:hAnsi="Courier New" w:cs="Courier New"/>
-          <w:color w:val="BCBEC4"/>
-          <w:sz w:val="20"/>
-          <w:szCs w:val="20"/>
-          <w:lang w:val="ru-RU"/>
+      <w:r>
+        <w:rPr>
+          <w:rFonts w:ascii="Courier New" w:eastAsia="Times New Roman" w:hAnsi="Courier New" w:cs="Courier New"/>
+          <w:color w:val="BCBEC4"/>
+          <w:sz w:val="20"/>
+          <w:szCs w:val="20"/>
+          <w:lang w:val="en-US"/>
         </w:rPr>
         <w:t>numpy</w:t>
       </w:r>
-      <w:proofErr w:type="spellEnd"/>
       <w:r>
         <w:rPr>
           <w:rFonts w:ascii="Courier New" w:eastAsia="Times New Roman" w:hAnsi="Courier New" w:cs="Courier New"/>
@@ -906,18 +900,16 @@
         </w:rPr>
         <w:t xml:space="preserve"> </w:t>
       </w:r>
-      <w:proofErr w:type="spellStart"/>
       <w:r>
         <w:rPr>
           <w:rFonts w:ascii="Courier New" w:eastAsia="Times New Roman" w:hAnsi="Courier New" w:cs="Courier New"/>
           <w:color w:val="CF8E6D"/>
           <w:sz w:val="20"/>
           <w:szCs w:val="20"/>
-          <w:lang w:val="ru-RU"/>
+          <w:lang w:val="en-US"/>
         </w:rPr>
         <w:t>as</w:t>
       </w:r>
-      <w:proofErr w:type="spellEnd"/>
       <w:r>
         <w:rPr>
           <w:rFonts w:ascii="Courier New" w:eastAsia="Times New Roman" w:hAnsi="Courier New" w:cs="Courier New"/>
@@ -927,18 +919,16 @@
         </w:rPr>
         <w:t xml:space="preserve"> </w:t>
       </w:r>
-      <w:proofErr w:type="spellStart"/>
-      <w:r>
-        <w:rPr>
-          <w:rFonts w:ascii="Courier New" w:eastAsia="Times New Roman" w:hAnsi="Courier New" w:cs="Courier New"/>
-          <w:color w:val="BCBEC4"/>
-          <w:sz w:val="20"/>
-          <w:szCs w:val="20"/>
-          <w:lang w:val="ru-RU"/>
+      <w:r>
+        <w:rPr>
+          <w:rFonts w:ascii="Courier New" w:eastAsia="Times New Roman" w:hAnsi="Courier New" w:cs="Courier New"/>
+          <w:color w:val="BCBEC4"/>
+          <w:sz w:val="20"/>
+          <w:szCs w:val="20"/>
+          <w:lang w:val="en-US"/>
         </w:rPr>
         <w:t>np</w:t>
       </w:r>
-      <w:proofErr w:type="spellEnd"/>
       <w:r>
         <w:rPr>
           <w:rFonts w:ascii="Courier New" w:eastAsia="Times New Roman" w:hAnsi="Courier New" w:cs="Courier New"/>
@@ -1003,9 +993,8 @@
           <w:szCs w:val="20"/>
         </w:rPr>
         <w:br/>
-        <w:t xml:space="preserve"># </w:t>
-      </w:r>
-      <w:proofErr w:type="spellStart"/>
+        <w:t># Таблица координат (5 точек, 3 признака)</w:t>
+      </w:r>
       <w:r>
         <w:rPr>
           <w:rFonts w:ascii="Courier New" w:eastAsia="Times New Roman" w:hAnsi="Courier New" w:cs="Courier New"/>
@@ -1013,48 +1002,8 @@
           <w:sz w:val="20"/>
           <w:szCs w:val="20"/>
         </w:rPr>
-        <w:t>Таблица</w:t>
-      </w:r>
-      <w:proofErr w:type="spellEnd"/>
-      <w:r>
-        <w:rPr>
-          <w:rFonts w:ascii="Courier New" w:eastAsia="Times New Roman" w:hAnsi="Courier New" w:cs="Courier New"/>
-          <w:color w:val="7A7E85"/>
-          <w:sz w:val="20"/>
-          <w:szCs w:val="20"/>
-        </w:rPr>
-        <w:t xml:space="preserve"> координат (5 </w:t>
-      </w:r>
-      <w:proofErr w:type="spellStart"/>
-      <w:r>
-        <w:rPr>
-          <w:rFonts w:ascii="Courier New" w:eastAsia="Times New Roman" w:hAnsi="Courier New" w:cs="Courier New"/>
-          <w:color w:val="7A7E85"/>
-          <w:sz w:val="20"/>
-          <w:szCs w:val="20"/>
-        </w:rPr>
-        <w:t>точек</w:t>
-      </w:r>
-      <w:proofErr w:type="spellEnd"/>
-      <w:r>
-        <w:rPr>
-          <w:rFonts w:ascii="Courier New" w:eastAsia="Times New Roman" w:hAnsi="Courier New" w:cs="Courier New"/>
-          <w:color w:val="7A7E85"/>
-          <w:sz w:val="20"/>
-          <w:szCs w:val="20"/>
-        </w:rPr>
-        <w:t>, 3 признака)</w:t>
-      </w:r>
-      <w:r>
-        <w:rPr>
-          <w:rFonts w:ascii="Courier New" w:eastAsia="Times New Roman" w:hAnsi="Courier New" w:cs="Courier New"/>
-          <w:color w:val="7A7E85"/>
-          <w:sz w:val="20"/>
-          <w:szCs w:val="20"/>
-        </w:rPr>
         <w:br/>
       </w:r>
-      <w:proofErr w:type="spellStart"/>
       <w:r>
         <w:rPr>
           <w:rFonts w:ascii="Courier New" w:eastAsia="Times New Roman" w:hAnsi="Courier New" w:cs="Courier New"/>
@@ -1065,7 +1014,6 @@
         </w:rPr>
         <w:t>points</w:t>
       </w:r>
-      <w:proofErr w:type="spellEnd"/>
       <w:r>
         <w:rPr>
           <w:rFonts w:ascii="Courier New" w:eastAsia="Times New Roman" w:hAnsi="Courier New" w:cs="Courier New"/>
@@ -1075,7 +1023,6 @@
         </w:rPr>
         <w:t xml:space="preserve"> = </w:t>
       </w:r>
-      <w:proofErr w:type="spellStart"/>
       <w:r>
         <w:rPr>
           <w:rFonts w:ascii="Courier New" w:eastAsia="Times New Roman" w:hAnsi="Courier New" w:cs="Courier New"/>
@@ -1086,7 +1033,6 @@
         </w:rPr>
         <w:t>np</w:t>
       </w:r>
-      <w:proofErr w:type="spellEnd"/>
       <w:r>
         <w:rPr>
           <w:rFonts w:ascii="Courier New" w:eastAsia="Times New Roman" w:hAnsi="Courier New" w:cs="Courier New"/>
@@ -1096,7 +1042,6 @@
         </w:rPr>
         <w:t>.</w:t>
       </w:r>
-      <w:proofErr w:type="spellStart"/>
       <w:r>
         <w:rPr>
           <w:rFonts w:ascii="Courier New" w:eastAsia="Times New Roman" w:hAnsi="Courier New" w:cs="Courier New"/>
@@ -1107,7 +1052,6 @@
         </w:rPr>
         <w:t>array</w:t>
       </w:r>
-      <w:proofErr w:type="spellEnd"/>
       <w:r>
         <w:rPr>
           <w:rFonts w:ascii="Courier New" w:eastAsia="Times New Roman" w:hAnsi="Courier New" w:cs="Courier New"/>
@@ -1483,7 +1427,6 @@
         </w:rPr>
         <w:br/>
       </w:r>
-      <w:proofErr w:type="spellStart"/>
       <w:r>
         <w:rPr>
           <w:rFonts w:ascii="Courier New" w:eastAsia="Times New Roman" w:hAnsi="Courier New" w:cs="Courier New"/>
@@ -1494,7 +1437,6 @@
         </w:rPr>
         <w:t>new</w:t>
       </w:r>
-      <w:proofErr w:type="spellEnd"/>
       <w:r>
         <w:rPr>
           <w:rFonts w:ascii="Courier New" w:eastAsia="Times New Roman" w:hAnsi="Courier New" w:cs="Courier New"/>
@@ -1504,7 +1446,6 @@
         </w:rPr>
         <w:t>_</w:t>
       </w:r>
-      <w:proofErr w:type="spellStart"/>
       <w:r>
         <w:rPr>
           <w:rFonts w:ascii="Courier New" w:eastAsia="Times New Roman" w:hAnsi="Courier New" w:cs="Courier New"/>
@@ -1515,7 +1456,6 @@
         </w:rPr>
         <w:t>point</w:t>
       </w:r>
-      <w:proofErr w:type="spellEnd"/>
       <w:r>
         <w:rPr>
           <w:rFonts w:ascii="Courier New" w:eastAsia="Times New Roman" w:hAnsi="Courier New" w:cs="Courier New"/>
@@ -1525,7 +1465,6 @@
         </w:rPr>
         <w:t xml:space="preserve"> = </w:t>
       </w:r>
-      <w:proofErr w:type="spellStart"/>
       <w:r>
         <w:rPr>
           <w:rFonts w:ascii="Courier New" w:eastAsia="Times New Roman" w:hAnsi="Courier New" w:cs="Courier New"/>
@@ -1536,7 +1475,6 @@
         </w:rPr>
         <w:t>np</w:t>
       </w:r>
-      <w:proofErr w:type="spellEnd"/>
       <w:r>
         <w:rPr>
           <w:rFonts w:ascii="Courier New" w:eastAsia="Times New Roman" w:hAnsi="Courier New" w:cs="Courier New"/>
@@ -1546,7 +1484,6 @@
         </w:rPr>
         <w:t>.</w:t>
       </w:r>
-      <w:proofErr w:type="spellStart"/>
       <w:r>
         <w:rPr>
           <w:rFonts w:ascii="Courier New" w:eastAsia="Times New Roman" w:hAnsi="Courier New" w:cs="Courier New"/>
@@ -1557,7 +1494,6 @@
         </w:rPr>
         <w:t>array</w:t>
       </w:r>
-      <w:proofErr w:type="spellEnd"/>
       <w:r>
         <w:rPr>
           <w:rFonts w:ascii="Courier New" w:eastAsia="Times New Roman" w:hAnsi="Courier New" w:cs="Courier New"/>
@@ -1646,9 +1582,8 @@
           <w:sz w:val="20"/>
           <w:szCs w:val="20"/>
         </w:rPr>
-        <w:t xml:space="preserve"># Вагові коефіцієнти (для </w:t>
-      </w:r>
-      <w:proofErr w:type="spellStart"/>
+        <w:t># Вагові коефіцієнти (для взваженої метрики)</w:t>
+      </w:r>
       <w:r>
         <w:rPr>
           <w:rFonts w:ascii="Courier New" w:eastAsia="Times New Roman" w:hAnsi="Courier New" w:cs="Courier New"/>
@@ -1656,28 +1591,8 @@
           <w:sz w:val="20"/>
           <w:szCs w:val="20"/>
         </w:rPr>
-        <w:t>взваженої</w:t>
-      </w:r>
-      <w:proofErr w:type="spellEnd"/>
-      <w:r>
-        <w:rPr>
-          <w:rFonts w:ascii="Courier New" w:eastAsia="Times New Roman" w:hAnsi="Courier New" w:cs="Courier New"/>
-          <w:color w:val="7A7E85"/>
-          <w:sz w:val="20"/>
-          <w:szCs w:val="20"/>
-        </w:rPr>
-        <w:t xml:space="preserve"> метрики)</w:t>
-      </w:r>
-      <w:r>
-        <w:rPr>
-          <w:rFonts w:ascii="Courier New" w:eastAsia="Times New Roman" w:hAnsi="Courier New" w:cs="Courier New"/>
-          <w:color w:val="7A7E85"/>
-          <w:sz w:val="20"/>
-          <w:szCs w:val="20"/>
-        </w:rPr>
         <w:br/>
       </w:r>
-      <w:proofErr w:type="spellStart"/>
       <w:r>
         <w:rPr>
           <w:rFonts w:ascii="Courier New" w:eastAsia="Times New Roman" w:hAnsi="Courier New" w:cs="Courier New"/>
@@ -1688,7 +1603,6 @@
         </w:rPr>
         <w:t>weights</w:t>
       </w:r>
-      <w:proofErr w:type="spellEnd"/>
       <w:r>
         <w:rPr>
           <w:rFonts w:ascii="Courier New" w:eastAsia="Times New Roman" w:hAnsi="Courier New" w:cs="Courier New"/>
@@ -1698,7 +1612,6 @@
         </w:rPr>
         <w:t xml:space="preserve"> = </w:t>
       </w:r>
-      <w:proofErr w:type="spellStart"/>
       <w:r>
         <w:rPr>
           <w:rFonts w:ascii="Courier New" w:eastAsia="Times New Roman" w:hAnsi="Courier New" w:cs="Courier New"/>
@@ -1709,7 +1622,6 @@
         </w:rPr>
         <w:t>np</w:t>
       </w:r>
-      <w:proofErr w:type="spellEnd"/>
       <w:r>
         <w:rPr>
           <w:rFonts w:ascii="Courier New" w:eastAsia="Times New Roman" w:hAnsi="Courier New" w:cs="Courier New"/>
@@ -1719,7 +1631,6 @@
         </w:rPr>
         <w:t>.</w:t>
       </w:r>
-      <w:proofErr w:type="spellStart"/>
       <w:r>
         <w:rPr>
           <w:rFonts w:ascii="Courier New" w:eastAsia="Times New Roman" w:hAnsi="Courier New" w:cs="Courier New"/>
@@ -1730,7 +1641,6 @@
         </w:rPr>
         <w:t>array</w:t>
       </w:r>
-      <w:proofErr w:type="spellEnd"/>
       <w:r>
         <w:rPr>
           <w:rFonts w:ascii="Courier New" w:eastAsia="Times New Roman" w:hAnsi="Courier New" w:cs="Courier New"/>
@@ -1878,7 +1788,6 @@
         </w:rPr>
         <w:br/>
       </w:r>
-      <w:proofErr w:type="spellStart"/>
       <w:r>
         <w:rPr>
           <w:rFonts w:ascii="Courier New" w:eastAsia="Times New Roman" w:hAnsi="Courier New" w:cs="Courier New"/>
@@ -1889,7 +1798,6 @@
         </w:rPr>
         <w:t>def</w:t>
       </w:r>
-      <w:proofErr w:type="spellEnd"/>
       <w:r>
         <w:rPr>
           <w:rFonts w:ascii="Courier New" w:eastAsia="Times New Roman" w:hAnsi="Courier New" w:cs="Courier New"/>
@@ -1899,7 +1807,6 @@
         </w:rPr>
         <w:t xml:space="preserve"> </w:t>
       </w:r>
-      <w:proofErr w:type="spellStart"/>
       <w:r>
         <w:rPr>
           <w:rFonts w:ascii="Courier New" w:eastAsia="Times New Roman" w:hAnsi="Courier New" w:cs="Courier New"/>
@@ -1910,7 +1817,6 @@
         </w:rPr>
         <w:t>euclidean</w:t>
       </w:r>
-      <w:proofErr w:type="spellEnd"/>
       <w:r>
         <w:rPr>
           <w:rFonts w:ascii="Courier New" w:eastAsia="Times New Roman" w:hAnsi="Courier New" w:cs="Courier New"/>
@@ -1968,7 +1874,6 @@
         <w:br/>
         <w:t xml:space="preserve">    </w:t>
       </w:r>
-      <w:proofErr w:type="spellStart"/>
       <w:r>
         <w:rPr>
           <w:rFonts w:ascii="Courier New" w:eastAsia="Times New Roman" w:hAnsi="Courier New" w:cs="Courier New"/>
@@ -1979,7 +1884,6 @@
         </w:rPr>
         <w:t>return</w:t>
       </w:r>
-      <w:proofErr w:type="spellEnd"/>
       <w:r>
         <w:rPr>
           <w:rFonts w:ascii="Courier New" w:eastAsia="Times New Roman" w:hAnsi="Courier New" w:cs="Courier New"/>
@@ -1989,7 +1893,6 @@
         </w:rPr>
         <w:t xml:space="preserve"> </w:t>
       </w:r>
-      <w:proofErr w:type="spellStart"/>
       <w:r>
         <w:rPr>
           <w:rFonts w:ascii="Courier New" w:eastAsia="Times New Roman" w:hAnsi="Courier New" w:cs="Courier New"/>
@@ -2000,7 +1903,6 @@
         </w:rPr>
         <w:t>np</w:t>
       </w:r>
-      <w:proofErr w:type="spellEnd"/>
       <w:r>
         <w:rPr>
           <w:rFonts w:ascii="Courier New" w:eastAsia="Times New Roman" w:hAnsi="Courier New" w:cs="Courier New"/>
@@ -2010,7 +1912,6 @@
         </w:rPr>
         <w:t>.</w:t>
       </w:r>
-      <w:proofErr w:type="spellStart"/>
       <w:r>
         <w:rPr>
           <w:rFonts w:ascii="Courier New" w:eastAsia="Times New Roman" w:hAnsi="Courier New" w:cs="Courier New"/>
@@ -2021,7 +1922,6 @@
         </w:rPr>
         <w:t>sqrt</w:t>
       </w:r>
-      <w:proofErr w:type="spellEnd"/>
       <w:r>
         <w:rPr>
           <w:rFonts w:ascii="Courier New" w:eastAsia="Times New Roman" w:hAnsi="Courier New" w:cs="Courier New"/>
@@ -2031,7 +1931,6 @@
         </w:rPr>
         <w:t>(</w:t>
       </w:r>
-      <w:proofErr w:type="spellStart"/>
       <w:r>
         <w:rPr>
           <w:rFonts w:ascii="Courier New" w:eastAsia="Times New Roman" w:hAnsi="Courier New" w:cs="Courier New"/>
@@ -2042,7 +1941,6 @@
         </w:rPr>
         <w:t>np</w:t>
       </w:r>
-      <w:proofErr w:type="spellEnd"/>
       <w:r>
         <w:rPr>
           <w:rFonts w:ascii="Courier New" w:eastAsia="Times New Roman" w:hAnsi="Courier New" w:cs="Courier New"/>
@@ -2052,7 +1950,6 @@
         </w:rPr>
         <w:t>.</w:t>
       </w:r>
-      <w:proofErr w:type="spellStart"/>
       <w:r>
         <w:rPr>
           <w:rFonts w:ascii="Courier New" w:eastAsia="Times New Roman" w:hAnsi="Courier New" w:cs="Courier New"/>
@@ -2063,7 +1960,6 @@
         </w:rPr>
         <w:t>sum</w:t>
       </w:r>
-      <w:proofErr w:type="spellEnd"/>
       <w:r>
         <w:rPr>
           <w:rFonts w:ascii="Courier New" w:eastAsia="Times New Roman" w:hAnsi="Courier New" w:cs="Courier New"/>
@@ -2165,7 +2061,6 @@
         </w:rPr>
         <w:br/>
       </w:r>
-      <w:proofErr w:type="spellStart"/>
       <w:r>
         <w:rPr>
           <w:rFonts w:ascii="Courier New" w:eastAsia="Times New Roman" w:hAnsi="Courier New" w:cs="Courier New"/>
@@ -2176,7 +2071,6 @@
         </w:rPr>
         <w:t>def</w:t>
       </w:r>
-      <w:proofErr w:type="spellEnd"/>
       <w:r>
         <w:rPr>
           <w:rFonts w:ascii="Courier New" w:eastAsia="Times New Roman" w:hAnsi="Courier New" w:cs="Courier New"/>
@@ -2186,7 +2080,6 @@
         </w:rPr>
         <w:t xml:space="preserve"> </w:t>
       </w:r>
-      <w:proofErr w:type="spellStart"/>
       <w:r>
         <w:rPr>
           <w:rFonts w:ascii="Courier New" w:eastAsia="Times New Roman" w:hAnsi="Courier New" w:cs="Courier New"/>
@@ -2197,7 +2090,6 @@
         </w:rPr>
         <w:t>euclidean</w:t>
       </w:r>
-      <w:proofErr w:type="spellEnd"/>
       <w:r>
         <w:rPr>
           <w:rFonts w:ascii="Courier New" w:eastAsia="Times New Roman" w:hAnsi="Courier New" w:cs="Courier New"/>
@@ -2207,7 +2099,6 @@
         </w:rPr>
         <w:t>_</w:t>
       </w:r>
-      <w:proofErr w:type="spellStart"/>
       <w:r>
         <w:rPr>
           <w:rFonts w:ascii="Courier New" w:eastAsia="Times New Roman" w:hAnsi="Courier New" w:cs="Courier New"/>
@@ -2218,7 +2109,6 @@
         </w:rPr>
         <w:t>squared</w:t>
       </w:r>
-      <w:proofErr w:type="spellEnd"/>
       <w:r>
         <w:rPr>
           <w:rFonts w:ascii="Courier New" w:eastAsia="Times New Roman" w:hAnsi="Courier New" w:cs="Courier New"/>
@@ -2276,7 +2166,6 @@
         <w:br/>
         <w:t xml:space="preserve">    </w:t>
       </w:r>
-      <w:proofErr w:type="spellStart"/>
       <w:r>
         <w:rPr>
           <w:rFonts w:ascii="Courier New" w:eastAsia="Times New Roman" w:hAnsi="Courier New" w:cs="Courier New"/>
@@ -2287,7 +2176,6 @@
         </w:rPr>
         <w:t>return</w:t>
       </w:r>
-      <w:proofErr w:type="spellEnd"/>
       <w:r>
         <w:rPr>
           <w:rFonts w:ascii="Courier New" w:eastAsia="Times New Roman" w:hAnsi="Courier New" w:cs="Courier New"/>
@@ -2297,7 +2185,6 @@
         </w:rPr>
         <w:t xml:space="preserve"> </w:t>
       </w:r>
-      <w:proofErr w:type="spellStart"/>
       <w:r>
         <w:rPr>
           <w:rFonts w:ascii="Courier New" w:eastAsia="Times New Roman" w:hAnsi="Courier New" w:cs="Courier New"/>
@@ -2308,7 +2195,6 @@
         </w:rPr>
         <w:t>np</w:t>
       </w:r>
-      <w:proofErr w:type="spellEnd"/>
       <w:r>
         <w:rPr>
           <w:rFonts w:ascii="Courier New" w:eastAsia="Times New Roman" w:hAnsi="Courier New" w:cs="Courier New"/>
@@ -2318,7 +2204,6 @@
         </w:rPr>
         <w:t>.</w:t>
       </w:r>
-      <w:proofErr w:type="spellStart"/>
       <w:r>
         <w:rPr>
           <w:rFonts w:ascii="Courier New" w:eastAsia="Times New Roman" w:hAnsi="Courier New" w:cs="Courier New"/>
@@ -2329,7 +2214,6 @@
         </w:rPr>
         <w:t>sum</w:t>
       </w:r>
-      <w:proofErr w:type="spellEnd"/>
       <w:r>
         <w:rPr>
           <w:rFonts w:ascii="Courier New" w:eastAsia="Times New Roman" w:hAnsi="Courier New" w:cs="Courier New"/>
@@ -2420,9 +2304,8 @@
           <w:sz w:val="20"/>
           <w:szCs w:val="20"/>
         </w:rPr>
-        <w:t xml:space="preserve"># </w:t>
-      </w:r>
-      <w:proofErr w:type="spellStart"/>
+        <w:t># Манхеттенська (метрика городських кварталів)</w:t>
+      </w:r>
       <w:r>
         <w:rPr>
           <w:rFonts w:ascii="Courier New" w:eastAsia="Times New Roman" w:hAnsi="Courier New" w:cs="Courier New"/>
@@ -2430,48 +2313,8 @@
           <w:sz w:val="20"/>
           <w:szCs w:val="20"/>
         </w:rPr>
-        <w:t>Манхеттенська</w:t>
-      </w:r>
-      <w:proofErr w:type="spellEnd"/>
-      <w:r>
-        <w:rPr>
-          <w:rFonts w:ascii="Courier New" w:eastAsia="Times New Roman" w:hAnsi="Courier New" w:cs="Courier New"/>
-          <w:color w:val="7A7E85"/>
-          <w:sz w:val="20"/>
-          <w:szCs w:val="20"/>
-        </w:rPr>
-        <w:t xml:space="preserve"> (метрика </w:t>
-      </w:r>
-      <w:proofErr w:type="spellStart"/>
-      <w:r>
-        <w:rPr>
-          <w:rFonts w:ascii="Courier New" w:eastAsia="Times New Roman" w:hAnsi="Courier New" w:cs="Courier New"/>
-          <w:color w:val="7A7E85"/>
-          <w:sz w:val="20"/>
-          <w:szCs w:val="20"/>
-        </w:rPr>
-        <w:t>городських</w:t>
-      </w:r>
-      <w:proofErr w:type="spellEnd"/>
-      <w:r>
-        <w:rPr>
-          <w:rFonts w:ascii="Courier New" w:eastAsia="Times New Roman" w:hAnsi="Courier New" w:cs="Courier New"/>
-          <w:color w:val="7A7E85"/>
-          <w:sz w:val="20"/>
-          <w:szCs w:val="20"/>
-        </w:rPr>
-        <w:t xml:space="preserve"> кварталів)</w:t>
-      </w:r>
-      <w:r>
-        <w:rPr>
-          <w:rFonts w:ascii="Courier New" w:eastAsia="Times New Roman" w:hAnsi="Courier New" w:cs="Courier New"/>
-          <w:color w:val="7A7E85"/>
-          <w:sz w:val="20"/>
-          <w:szCs w:val="20"/>
-        </w:rPr>
         <w:br/>
       </w:r>
-      <w:proofErr w:type="spellStart"/>
       <w:r>
         <w:rPr>
           <w:rFonts w:ascii="Courier New" w:eastAsia="Times New Roman" w:hAnsi="Courier New" w:cs="Courier New"/>
@@ -2483,7 +2326,6 @@
         <w:lastRenderedPageBreak/>
         <w:t>def</w:t>
       </w:r>
-      <w:proofErr w:type="spellEnd"/>
       <w:r>
         <w:rPr>
           <w:rFonts w:ascii="Courier New" w:eastAsia="Times New Roman" w:hAnsi="Courier New" w:cs="Courier New"/>
@@ -2493,7 +2335,6 @@
         </w:rPr>
         <w:t xml:space="preserve"> </w:t>
       </w:r>
-      <w:proofErr w:type="spellStart"/>
       <w:r>
         <w:rPr>
           <w:rFonts w:ascii="Courier New" w:eastAsia="Times New Roman" w:hAnsi="Courier New" w:cs="Courier New"/>
@@ -2504,7 +2345,6 @@
         </w:rPr>
         <w:t>manhattan</w:t>
       </w:r>
-      <w:proofErr w:type="spellEnd"/>
       <w:r>
         <w:rPr>
           <w:rFonts w:ascii="Courier New" w:eastAsia="Times New Roman" w:hAnsi="Courier New" w:cs="Courier New"/>
@@ -2562,7 +2402,6 @@
         <w:br/>
         <w:t xml:space="preserve">    </w:t>
       </w:r>
-      <w:proofErr w:type="spellStart"/>
       <w:r>
         <w:rPr>
           <w:rFonts w:ascii="Courier New" w:eastAsia="Times New Roman" w:hAnsi="Courier New" w:cs="Courier New"/>
@@ -2573,7 +2412,6 @@
         </w:rPr>
         <w:t>return</w:t>
       </w:r>
-      <w:proofErr w:type="spellEnd"/>
       <w:r>
         <w:rPr>
           <w:rFonts w:ascii="Courier New" w:eastAsia="Times New Roman" w:hAnsi="Courier New" w:cs="Courier New"/>
@@ -2583,7 +2421,6 @@
         </w:rPr>
         <w:t xml:space="preserve"> </w:t>
       </w:r>
-      <w:proofErr w:type="spellStart"/>
       <w:r>
         <w:rPr>
           <w:rFonts w:ascii="Courier New" w:eastAsia="Times New Roman" w:hAnsi="Courier New" w:cs="Courier New"/>
@@ -2594,7 +2431,6 @@
         </w:rPr>
         <w:t>np</w:t>
       </w:r>
-      <w:proofErr w:type="spellEnd"/>
       <w:r>
         <w:rPr>
           <w:rFonts w:ascii="Courier New" w:eastAsia="Times New Roman" w:hAnsi="Courier New" w:cs="Courier New"/>
@@ -2604,7 +2440,6 @@
         </w:rPr>
         <w:t>.</w:t>
       </w:r>
-      <w:proofErr w:type="spellStart"/>
       <w:r>
         <w:rPr>
           <w:rFonts w:ascii="Courier New" w:eastAsia="Times New Roman" w:hAnsi="Courier New" w:cs="Courier New"/>
@@ -2615,7 +2450,6 @@
         </w:rPr>
         <w:t>sum</w:t>
       </w:r>
-      <w:proofErr w:type="spellEnd"/>
       <w:r>
         <w:rPr>
           <w:rFonts w:ascii="Courier New" w:eastAsia="Times New Roman" w:hAnsi="Courier New" w:cs="Courier New"/>
@@ -2625,7 +2459,6 @@
         </w:rPr>
         <w:t>(</w:t>
       </w:r>
-      <w:proofErr w:type="spellStart"/>
       <w:r>
         <w:rPr>
           <w:rFonts w:ascii="Courier New" w:eastAsia="Times New Roman" w:hAnsi="Courier New" w:cs="Courier New"/>
@@ -2636,7 +2469,6 @@
         </w:rPr>
         <w:t>np</w:t>
       </w:r>
-      <w:proofErr w:type="spellEnd"/>
       <w:r>
         <w:rPr>
           <w:rFonts w:ascii="Courier New" w:eastAsia="Times New Roman" w:hAnsi="Courier New" w:cs="Courier New"/>
@@ -2646,7 +2478,6 @@
         </w:rPr>
         <w:t>.</w:t>
       </w:r>
-      <w:proofErr w:type="spellStart"/>
       <w:r>
         <w:rPr>
           <w:rFonts w:ascii="Courier New" w:eastAsia="Times New Roman" w:hAnsi="Courier New" w:cs="Courier New"/>
@@ -2657,7 +2488,6 @@
         </w:rPr>
         <w:t>abs</w:t>
       </w:r>
-      <w:proofErr w:type="spellEnd"/>
       <w:r>
         <w:rPr>
           <w:rFonts w:ascii="Courier New" w:eastAsia="Times New Roman" w:hAnsi="Courier New" w:cs="Courier New"/>
@@ -2730,9 +2560,8 @@
           <w:sz w:val="20"/>
           <w:szCs w:val="20"/>
         </w:rPr>
-        <w:t xml:space="preserve"># </w:t>
-      </w:r>
-      <w:proofErr w:type="spellStart"/>
+        <w:t># Чебишева</w:t>
+      </w:r>
       <w:r>
         <w:rPr>
           <w:rFonts w:ascii="Courier New" w:eastAsia="Times New Roman" w:hAnsi="Courier New" w:cs="Courier New"/>
@@ -2740,19 +2569,8 @@
           <w:sz w:val="20"/>
           <w:szCs w:val="20"/>
         </w:rPr>
-        <w:t>Чебишева</w:t>
-      </w:r>
-      <w:proofErr w:type="spellEnd"/>
-      <w:r>
-        <w:rPr>
-          <w:rFonts w:ascii="Courier New" w:eastAsia="Times New Roman" w:hAnsi="Courier New" w:cs="Courier New"/>
-          <w:color w:val="7A7E85"/>
-          <w:sz w:val="20"/>
-          <w:szCs w:val="20"/>
-        </w:rPr>
         <w:br/>
       </w:r>
-      <w:proofErr w:type="spellStart"/>
       <w:r>
         <w:rPr>
           <w:rFonts w:ascii="Courier New" w:eastAsia="Times New Roman" w:hAnsi="Courier New" w:cs="Courier New"/>
@@ -2763,7 +2581,6 @@
         </w:rPr>
         <w:t>def</w:t>
       </w:r>
-      <w:proofErr w:type="spellEnd"/>
       <w:r>
         <w:rPr>
           <w:rFonts w:ascii="Courier New" w:eastAsia="Times New Roman" w:hAnsi="Courier New" w:cs="Courier New"/>
@@ -2773,7 +2590,6 @@
         </w:rPr>
         <w:t xml:space="preserve"> </w:t>
       </w:r>
-      <w:proofErr w:type="spellStart"/>
       <w:r>
         <w:rPr>
           <w:rFonts w:ascii="Courier New" w:eastAsia="Times New Roman" w:hAnsi="Courier New" w:cs="Courier New"/>
@@ -2784,7 +2600,6 @@
         </w:rPr>
         <w:t>chebyshev</w:t>
       </w:r>
-      <w:proofErr w:type="spellEnd"/>
       <w:r>
         <w:rPr>
           <w:rFonts w:ascii="Courier New" w:eastAsia="Times New Roman" w:hAnsi="Courier New" w:cs="Courier New"/>
@@ -2842,7 +2657,6 @@
         <w:br/>
         <w:t xml:space="preserve">    </w:t>
       </w:r>
-      <w:proofErr w:type="spellStart"/>
       <w:r>
         <w:rPr>
           <w:rFonts w:ascii="Courier New" w:eastAsia="Times New Roman" w:hAnsi="Courier New" w:cs="Courier New"/>
@@ -2853,7 +2667,6 @@
         </w:rPr>
         <w:t>return</w:t>
       </w:r>
-      <w:proofErr w:type="spellEnd"/>
       <w:r>
         <w:rPr>
           <w:rFonts w:ascii="Courier New" w:eastAsia="Times New Roman" w:hAnsi="Courier New" w:cs="Courier New"/>
@@ -2863,7 +2676,6 @@
         </w:rPr>
         <w:t xml:space="preserve"> </w:t>
       </w:r>
-      <w:proofErr w:type="spellStart"/>
       <w:r>
         <w:rPr>
           <w:rFonts w:ascii="Courier New" w:eastAsia="Times New Roman" w:hAnsi="Courier New" w:cs="Courier New"/>
@@ -2874,7 +2686,6 @@
         </w:rPr>
         <w:t>np</w:t>
       </w:r>
-      <w:proofErr w:type="spellEnd"/>
       <w:r>
         <w:rPr>
           <w:rFonts w:ascii="Courier New" w:eastAsia="Times New Roman" w:hAnsi="Courier New" w:cs="Courier New"/>
@@ -2884,7 +2695,6 @@
         </w:rPr>
         <w:t>.</w:t>
       </w:r>
-      <w:proofErr w:type="spellStart"/>
       <w:r>
         <w:rPr>
           <w:rFonts w:ascii="Courier New" w:eastAsia="Times New Roman" w:hAnsi="Courier New" w:cs="Courier New"/>
@@ -2895,7 +2705,6 @@
         </w:rPr>
         <w:t>max</w:t>
       </w:r>
-      <w:proofErr w:type="spellEnd"/>
       <w:r>
         <w:rPr>
           <w:rFonts w:ascii="Courier New" w:eastAsia="Times New Roman" w:hAnsi="Courier New" w:cs="Courier New"/>
@@ -2905,7 +2714,6 @@
         </w:rPr>
         <w:t>(</w:t>
       </w:r>
-      <w:proofErr w:type="spellStart"/>
       <w:r>
         <w:rPr>
           <w:rFonts w:ascii="Courier New" w:eastAsia="Times New Roman" w:hAnsi="Courier New" w:cs="Courier New"/>
@@ -2916,7 +2724,6 @@
         </w:rPr>
         <w:t>np</w:t>
       </w:r>
-      <w:proofErr w:type="spellEnd"/>
       <w:r>
         <w:rPr>
           <w:rFonts w:ascii="Courier New" w:eastAsia="Times New Roman" w:hAnsi="Courier New" w:cs="Courier New"/>
@@ -2926,7 +2733,6 @@
         </w:rPr>
         <w:t>.</w:t>
       </w:r>
-      <w:proofErr w:type="spellStart"/>
       <w:r>
         <w:rPr>
           <w:rFonts w:ascii="Courier New" w:eastAsia="Times New Roman" w:hAnsi="Courier New" w:cs="Courier New"/>
@@ -2937,7 +2743,6 @@
         </w:rPr>
         <w:t>abs</w:t>
       </w:r>
-      <w:proofErr w:type="spellEnd"/>
       <w:r>
         <w:rPr>
           <w:rFonts w:ascii="Courier New" w:eastAsia="Times New Roman" w:hAnsi="Courier New" w:cs="Courier New"/>
@@ -3021,7 +2826,6 @@
         </w:rPr>
         <w:br/>
       </w:r>
-      <w:proofErr w:type="spellStart"/>
       <w:r>
         <w:rPr>
           <w:rFonts w:ascii="Courier New" w:eastAsia="Times New Roman" w:hAnsi="Courier New" w:cs="Courier New"/>
@@ -3032,7 +2836,6 @@
         </w:rPr>
         <w:t>def</w:t>
       </w:r>
-      <w:proofErr w:type="spellEnd"/>
       <w:r>
         <w:rPr>
           <w:rFonts w:ascii="Courier New" w:eastAsia="Times New Roman" w:hAnsi="Courier New" w:cs="Courier New"/>
@@ -3042,7 +2845,6 @@
         </w:rPr>
         <w:t xml:space="preserve"> </w:t>
       </w:r>
-      <w:proofErr w:type="spellStart"/>
       <w:r>
         <w:rPr>
           <w:rFonts w:ascii="Courier New" w:eastAsia="Times New Roman" w:hAnsi="Courier New" w:cs="Courier New"/>
@@ -3053,7 +2855,6 @@
         </w:rPr>
         <w:t>weighted</w:t>
       </w:r>
-      <w:proofErr w:type="spellEnd"/>
       <w:r>
         <w:rPr>
           <w:rFonts w:ascii="Courier New" w:eastAsia="Times New Roman" w:hAnsi="Courier New" w:cs="Courier New"/>
@@ -3063,7 +2864,6 @@
         </w:rPr>
         <w:t>_</w:t>
       </w:r>
-      <w:proofErr w:type="spellStart"/>
       <w:r>
         <w:rPr>
           <w:rFonts w:ascii="Courier New" w:eastAsia="Times New Roman" w:hAnsi="Courier New" w:cs="Courier New"/>
@@ -3074,7 +2874,6 @@
         </w:rPr>
         <w:t>euclidean</w:t>
       </w:r>
-      <w:proofErr w:type="spellEnd"/>
       <w:r>
         <w:rPr>
           <w:rFonts w:ascii="Courier New" w:eastAsia="Times New Roman" w:hAnsi="Courier New" w:cs="Courier New"/>
@@ -3122,7 +2921,6 @@
         </w:rPr>
         <w:t xml:space="preserve">, </w:t>
       </w:r>
-      <w:proofErr w:type="spellStart"/>
       <w:r>
         <w:rPr>
           <w:rFonts w:ascii="Courier New" w:eastAsia="Times New Roman" w:hAnsi="Courier New" w:cs="Courier New"/>
@@ -3133,7 +2931,6 @@
         </w:rPr>
         <w:t>weights</w:t>
       </w:r>
-      <w:proofErr w:type="spellEnd"/>
       <w:r>
         <w:rPr>
           <w:rFonts w:ascii="Courier New" w:eastAsia="Times New Roman" w:hAnsi="Courier New" w:cs="Courier New"/>
@@ -3153,7 +2950,6 @@
         <w:br/>
         <w:t xml:space="preserve">    </w:t>
       </w:r>
-      <w:proofErr w:type="spellStart"/>
       <w:r>
         <w:rPr>
           <w:rFonts w:ascii="Courier New" w:eastAsia="Times New Roman" w:hAnsi="Courier New" w:cs="Courier New"/>
@@ -3164,7 +2960,6 @@
         </w:rPr>
         <w:t>return</w:t>
       </w:r>
-      <w:proofErr w:type="spellEnd"/>
       <w:r>
         <w:rPr>
           <w:rFonts w:ascii="Courier New" w:eastAsia="Times New Roman" w:hAnsi="Courier New" w:cs="Courier New"/>
@@ -3174,7 +2969,6 @@
         </w:rPr>
         <w:t xml:space="preserve"> </w:t>
       </w:r>
-      <w:proofErr w:type="spellStart"/>
       <w:r>
         <w:rPr>
           <w:rFonts w:ascii="Courier New" w:eastAsia="Times New Roman" w:hAnsi="Courier New" w:cs="Courier New"/>
@@ -3185,7 +2979,6 @@
         </w:rPr>
         <w:t>np</w:t>
       </w:r>
-      <w:proofErr w:type="spellEnd"/>
       <w:r>
         <w:rPr>
           <w:rFonts w:ascii="Courier New" w:eastAsia="Times New Roman" w:hAnsi="Courier New" w:cs="Courier New"/>
@@ -3195,7 +2988,6 @@
         </w:rPr>
         <w:t>.</w:t>
       </w:r>
-      <w:proofErr w:type="spellStart"/>
       <w:r>
         <w:rPr>
           <w:rFonts w:ascii="Courier New" w:eastAsia="Times New Roman" w:hAnsi="Courier New" w:cs="Courier New"/>
@@ -3206,7 +2998,6 @@
         </w:rPr>
         <w:t>sqrt</w:t>
       </w:r>
-      <w:proofErr w:type="spellEnd"/>
       <w:r>
         <w:rPr>
           <w:rFonts w:ascii="Courier New" w:eastAsia="Times New Roman" w:hAnsi="Courier New" w:cs="Courier New"/>
@@ -3216,7 +3007,6 @@
         </w:rPr>
         <w:t>(</w:t>
       </w:r>
-      <w:proofErr w:type="spellStart"/>
       <w:r>
         <w:rPr>
           <w:rFonts w:ascii="Courier New" w:eastAsia="Times New Roman" w:hAnsi="Courier New" w:cs="Courier New"/>
@@ -3227,7 +3017,6 @@
         </w:rPr>
         <w:t>np</w:t>
       </w:r>
-      <w:proofErr w:type="spellEnd"/>
       <w:r>
         <w:rPr>
           <w:rFonts w:ascii="Courier New" w:eastAsia="Times New Roman" w:hAnsi="Courier New" w:cs="Courier New"/>
@@ -3237,7 +3026,6 @@
         </w:rPr>
         <w:t>.</w:t>
       </w:r>
-      <w:proofErr w:type="spellStart"/>
       <w:r>
         <w:rPr>
           <w:rFonts w:ascii="Courier New" w:eastAsia="Times New Roman" w:hAnsi="Courier New" w:cs="Courier New"/>
@@ -3248,7 +3036,6 @@
         </w:rPr>
         <w:t>sum</w:t>
       </w:r>
-      <w:proofErr w:type="spellEnd"/>
       <w:r>
         <w:rPr>
           <w:rFonts w:ascii="Courier New" w:eastAsia="Times New Roman" w:hAnsi="Courier New" w:cs="Courier New"/>
@@ -3258,7 +3045,6 @@
         </w:rPr>
         <w:t>(</w:t>
       </w:r>
-      <w:proofErr w:type="spellStart"/>
       <w:r>
         <w:rPr>
           <w:rFonts w:ascii="Courier New" w:eastAsia="Times New Roman" w:hAnsi="Courier New" w:cs="Courier New"/>
@@ -3269,7 +3055,6 @@
         </w:rPr>
         <w:t>weights</w:t>
       </w:r>
-      <w:proofErr w:type="spellEnd"/>
       <w:r>
         <w:rPr>
           <w:rFonts w:ascii="Courier New" w:eastAsia="Times New Roman" w:hAnsi="Courier New" w:cs="Courier New"/>
@@ -3381,7 +3166,6 @@
         <w:br/>
         <w:t xml:space="preserve"># 3. </w:t>
       </w:r>
-      <w:proofErr w:type="spellStart"/>
       <w:r>
         <w:rPr>
           <w:rFonts w:ascii="Courier New" w:eastAsia="Times New Roman" w:hAnsi="Courier New" w:cs="Courier New"/>
@@ -3392,7 +3176,6 @@
         </w:rPr>
         <w:t>Побудова</w:t>
       </w:r>
-      <w:proofErr w:type="spellEnd"/>
       <w:r>
         <w:rPr>
           <w:rFonts w:ascii="Courier New" w:eastAsia="Times New Roman" w:hAnsi="Courier New" w:cs="Courier New"/>
@@ -3403,7 +3186,6 @@
         </w:rPr>
         <w:t xml:space="preserve"> </w:t>
       </w:r>
-      <w:proofErr w:type="spellStart"/>
       <w:r>
         <w:rPr>
           <w:rFonts w:ascii="Courier New" w:eastAsia="Times New Roman" w:hAnsi="Courier New" w:cs="Courier New"/>
@@ -3414,7 +3196,6 @@
         </w:rPr>
         <w:t>матриці</w:t>
       </w:r>
-      <w:proofErr w:type="spellEnd"/>
       <w:r>
         <w:rPr>
           <w:rFonts w:ascii="Courier New" w:eastAsia="Times New Roman" w:hAnsi="Courier New" w:cs="Courier New"/>
@@ -3425,7 +3206,6 @@
         </w:rPr>
         <w:t xml:space="preserve"> </w:t>
       </w:r>
-      <w:proofErr w:type="spellStart"/>
       <w:r>
         <w:rPr>
           <w:rFonts w:ascii="Courier New" w:eastAsia="Times New Roman" w:hAnsi="Courier New" w:cs="Courier New"/>
@@ -3436,7 +3216,6 @@
         </w:rPr>
         <w:t>відстаней</w:t>
       </w:r>
-      <w:proofErr w:type="spellEnd"/>
       <w:r>
         <w:rPr>
           <w:rFonts w:ascii="Courier New" w:eastAsia="Times New Roman" w:hAnsi="Courier New" w:cs="Courier New"/>
@@ -3478,7 +3257,6 @@
         </w:rPr>
         <w:t xml:space="preserve">def </w:t>
       </w:r>
-      <w:proofErr w:type="spellStart"/>
       <w:r>
         <w:rPr>
           <w:rFonts w:ascii="Courier New" w:eastAsia="Times New Roman" w:hAnsi="Courier New" w:cs="Courier New"/>
@@ -3489,7 +3267,6 @@
         </w:rPr>
         <w:t>distance_matrix</w:t>
       </w:r>
-      <w:proofErr w:type="spellEnd"/>
       <w:r>
         <w:rPr>
           <w:rFonts w:ascii="Courier New" w:eastAsia="Times New Roman" w:hAnsi="Courier New" w:cs="Courier New"/>
@@ -3511,7 +3288,6 @@
         <w:br/>
         <w:t xml:space="preserve">    n = </w:t>
       </w:r>
-      <w:proofErr w:type="spellStart"/>
       <w:r>
         <w:rPr>
           <w:rFonts w:ascii="Courier New" w:eastAsia="Times New Roman" w:hAnsi="Courier New" w:cs="Courier New"/>
@@ -3522,7 +3298,6 @@
         </w:rPr>
         <w:t>len</w:t>
       </w:r>
-      <w:proofErr w:type="spellEnd"/>
       <w:r>
         <w:rPr>
           <w:rFonts w:ascii="Courier New" w:eastAsia="Times New Roman" w:hAnsi="Courier New" w:cs="Courier New"/>
@@ -3542,29 +3317,7 @@
           <w:lang w:val="en-US"/>
         </w:rPr>
         <w:br/>
-        <w:t xml:space="preserve">    matrix = </w:t>
-      </w:r>
-      <w:proofErr w:type="spellStart"/>
-      <w:r>
-        <w:rPr>
-          <w:rFonts w:ascii="Courier New" w:eastAsia="Times New Roman" w:hAnsi="Courier New" w:cs="Courier New"/>
-          <w:color w:val="BCBEC4"/>
-          <w:sz w:val="20"/>
-          <w:szCs w:val="20"/>
-          <w:lang w:val="en-US"/>
-        </w:rPr>
-        <w:t>np.zeros</w:t>
-      </w:r>
-      <w:proofErr w:type="spellEnd"/>
-      <w:r>
-        <w:rPr>
-          <w:rFonts w:ascii="Courier New" w:eastAsia="Times New Roman" w:hAnsi="Courier New" w:cs="Courier New"/>
-          <w:color w:val="BCBEC4"/>
-          <w:sz w:val="20"/>
-          <w:szCs w:val="20"/>
-          <w:lang w:val="en-US"/>
-        </w:rPr>
-        <w:t>((n, n))</w:t>
+        <w:t xml:space="preserve">    matrix = np.zeros((n, n))</w:t>
       </w:r>
       <w:r>
         <w:rPr>
@@ -3597,27 +3350,15 @@
         </w:rPr>
         <w:t xml:space="preserve">for </w:t>
       </w:r>
-      <w:proofErr w:type="spellStart"/>
-      <w:r>
-        <w:rPr>
-          <w:rFonts w:ascii="Courier New" w:eastAsia="Times New Roman" w:hAnsi="Courier New" w:cs="Courier New"/>
-          <w:color w:val="BCBEC4"/>
-          <w:sz w:val="20"/>
-          <w:szCs w:val="20"/>
-          <w:lang w:val="en-US"/>
-        </w:rPr>
-        <w:t>i</w:t>
-      </w:r>
-      <w:proofErr w:type="spellEnd"/>
-      <w:r>
-        <w:rPr>
-          <w:rFonts w:ascii="Courier New" w:eastAsia="Times New Roman" w:hAnsi="Courier New" w:cs="Courier New"/>
-          <w:color w:val="BCBEC4"/>
-          <w:sz w:val="20"/>
-          <w:szCs w:val="20"/>
-          <w:lang w:val="en-US"/>
-        </w:rPr>
-        <w:t xml:space="preserve"> </w:t>
+      <w:r>
+        <w:rPr>
+          <w:rFonts w:ascii="Courier New" w:eastAsia="Times New Roman" w:hAnsi="Courier New" w:cs="Courier New"/>
+          <w:color w:val="BCBEC4"/>
+          <w:sz w:val="20"/>
+          <w:szCs w:val="20"/>
+          <w:lang w:val="en-US"/>
+        </w:rPr>
+        <w:t xml:space="preserve">i </w:t>
       </w:r>
       <w:r>
         <w:rPr>
@@ -3708,29 +3449,7 @@
           <w:szCs w:val="20"/>
           <w:lang w:val="en-US"/>
         </w:rPr>
-        <w:t>(</w:t>
-      </w:r>
-      <w:proofErr w:type="spellStart"/>
-      <w:r>
-        <w:rPr>
-          <w:rFonts w:ascii="Courier New" w:eastAsia="Times New Roman" w:hAnsi="Courier New" w:cs="Courier New"/>
-          <w:color w:val="BCBEC4"/>
-          <w:sz w:val="20"/>
-          <w:szCs w:val="20"/>
-          <w:lang w:val="en-US"/>
-        </w:rPr>
-        <w:t>i</w:t>
-      </w:r>
-      <w:proofErr w:type="spellEnd"/>
-      <w:r>
-        <w:rPr>
-          <w:rFonts w:ascii="Courier New" w:eastAsia="Times New Roman" w:hAnsi="Courier New" w:cs="Courier New"/>
-          <w:color w:val="BCBEC4"/>
-          <w:sz w:val="20"/>
-          <w:szCs w:val="20"/>
-          <w:lang w:val="en-US"/>
-        </w:rPr>
-        <w:t xml:space="preserve"> + </w:t>
+        <w:t xml:space="preserve">(i + </w:t>
       </w:r>
       <w:r>
         <w:rPr>
@@ -3761,29 +3480,7 @@
           <w:lang w:val="en-US"/>
         </w:rPr>
         <w:br/>
-        <w:t xml:space="preserve">            d = metric(points[</w:t>
-      </w:r>
-      <w:proofErr w:type="spellStart"/>
-      <w:r>
-        <w:rPr>
-          <w:rFonts w:ascii="Courier New" w:eastAsia="Times New Roman" w:hAnsi="Courier New" w:cs="Courier New"/>
-          <w:color w:val="BCBEC4"/>
-          <w:sz w:val="20"/>
-          <w:szCs w:val="20"/>
-          <w:lang w:val="en-US"/>
-        </w:rPr>
-        <w:t>i</w:t>
-      </w:r>
-      <w:proofErr w:type="spellEnd"/>
-      <w:r>
-        <w:rPr>
-          <w:rFonts w:ascii="Courier New" w:eastAsia="Times New Roman" w:hAnsi="Courier New" w:cs="Courier New"/>
-          <w:color w:val="BCBEC4"/>
-          <w:sz w:val="20"/>
-          <w:szCs w:val="20"/>
-          <w:lang w:val="en-US"/>
-        </w:rPr>
-        <w:t>], points[j])</w:t>
+        <w:t xml:space="preserve">            d = metric(points[i], points[j])</w:t>
       </w:r>
       <w:r>
         <w:rPr>
@@ -3794,29 +3491,7 @@
           <w:lang w:val="en-US"/>
         </w:rPr>
         <w:br/>
-        <w:t xml:space="preserve">            matrix[</w:t>
-      </w:r>
-      <w:proofErr w:type="spellStart"/>
-      <w:r>
-        <w:rPr>
-          <w:rFonts w:ascii="Courier New" w:eastAsia="Times New Roman" w:hAnsi="Courier New" w:cs="Courier New"/>
-          <w:color w:val="BCBEC4"/>
-          <w:sz w:val="20"/>
-          <w:szCs w:val="20"/>
-          <w:lang w:val="en-US"/>
-        </w:rPr>
-        <w:t>i</w:t>
-      </w:r>
-      <w:proofErr w:type="spellEnd"/>
-      <w:r>
-        <w:rPr>
-          <w:rFonts w:ascii="Courier New" w:eastAsia="Times New Roman" w:hAnsi="Courier New" w:cs="Courier New"/>
-          <w:color w:val="BCBEC4"/>
-          <w:sz w:val="20"/>
-          <w:szCs w:val="20"/>
-          <w:lang w:val="en-US"/>
-        </w:rPr>
-        <w:t>][j] = d</w:t>
+        <w:t xml:space="preserve">            matrix[i][j] = d</w:t>
       </w:r>
       <w:r>
         <w:rPr>
@@ -3827,29 +3502,7 @@
           <w:lang w:val="en-US"/>
         </w:rPr>
         <w:br/>
-        <w:t xml:space="preserve">            matrix[j][</w:t>
-      </w:r>
-      <w:proofErr w:type="spellStart"/>
-      <w:r>
-        <w:rPr>
-          <w:rFonts w:ascii="Courier New" w:eastAsia="Times New Roman" w:hAnsi="Courier New" w:cs="Courier New"/>
-          <w:color w:val="BCBEC4"/>
-          <w:sz w:val="20"/>
-          <w:szCs w:val="20"/>
-          <w:lang w:val="en-US"/>
-        </w:rPr>
-        <w:t>i</w:t>
-      </w:r>
-      <w:proofErr w:type="spellEnd"/>
-      <w:r>
-        <w:rPr>
-          <w:rFonts w:ascii="Courier New" w:eastAsia="Times New Roman" w:hAnsi="Courier New" w:cs="Courier New"/>
-          <w:color w:val="BCBEC4"/>
-          <w:sz w:val="20"/>
-          <w:szCs w:val="20"/>
-          <w:lang w:val="en-US"/>
-        </w:rPr>
-        <w:t>] = d</w:t>
+        <w:t xml:space="preserve">            matrix[j][i] = d</w:t>
       </w:r>
       <w:r>
         <w:rPr>
@@ -3943,7 +3596,6 @@
         <w:br/>
         <w:t xml:space="preserve"># 4. </w:t>
       </w:r>
-      <w:proofErr w:type="spellStart"/>
       <w:r>
         <w:rPr>
           <w:rFonts w:ascii="Courier New" w:eastAsia="Times New Roman" w:hAnsi="Courier New" w:cs="Courier New"/>
@@ -3954,7 +3606,6 @@
         </w:rPr>
         <w:t>Відстані</w:t>
       </w:r>
-      <w:proofErr w:type="spellEnd"/>
       <w:r>
         <w:rPr>
           <w:rFonts w:ascii="Courier New" w:eastAsia="Times New Roman" w:hAnsi="Courier New" w:cs="Courier New"/>
@@ -3985,7 +3636,6 @@
         </w:rPr>
         <w:t xml:space="preserve"> </w:t>
       </w:r>
-      <w:proofErr w:type="spellStart"/>
       <w:r>
         <w:rPr>
           <w:rFonts w:ascii="Courier New" w:eastAsia="Times New Roman" w:hAnsi="Courier New" w:cs="Courier New"/>
@@ -3996,7 +3646,6 @@
         </w:rPr>
         <w:t>нової</w:t>
       </w:r>
-      <w:proofErr w:type="spellEnd"/>
       <w:r>
         <w:rPr>
           <w:rFonts w:ascii="Courier New" w:eastAsia="Times New Roman" w:hAnsi="Courier New" w:cs="Courier New"/>
@@ -4058,7 +3707,6 @@
         </w:rPr>
         <w:t xml:space="preserve">def </w:t>
       </w:r>
-      <w:proofErr w:type="spellStart"/>
       <w:r>
         <w:rPr>
           <w:rFonts w:ascii="Courier New" w:eastAsia="Times New Roman" w:hAnsi="Courier New" w:cs="Courier New"/>
@@ -4069,38 +3717,15 @@
         </w:rPr>
         <w:t>distances_to_new</w:t>
       </w:r>
-      <w:proofErr w:type="spellEnd"/>
-      <w:r>
-        <w:rPr>
-          <w:rFonts w:ascii="Courier New" w:eastAsia="Times New Roman" w:hAnsi="Courier New" w:cs="Courier New"/>
-          <w:color w:val="BCBEC4"/>
-          <w:sz w:val="20"/>
-          <w:szCs w:val="20"/>
-          <w:lang w:val="en-US"/>
-        </w:rPr>
-        <w:t xml:space="preserve">(points, </w:t>
-      </w:r>
-      <w:proofErr w:type="spellStart"/>
-      <w:r>
-        <w:rPr>
-          <w:rFonts w:ascii="Courier New" w:eastAsia="Times New Roman" w:hAnsi="Courier New" w:cs="Courier New"/>
-          <w:color w:val="BCBEC4"/>
-          <w:sz w:val="20"/>
-          <w:szCs w:val="20"/>
-          <w:lang w:val="en-US"/>
-        </w:rPr>
-        <w:t>new_point</w:t>
-      </w:r>
-      <w:proofErr w:type="spellEnd"/>
-      <w:r>
-        <w:rPr>
-          <w:rFonts w:ascii="Courier New" w:eastAsia="Times New Roman" w:hAnsi="Courier New" w:cs="Courier New"/>
-          <w:color w:val="BCBEC4"/>
-          <w:sz w:val="20"/>
-          <w:szCs w:val="20"/>
-          <w:lang w:val="en-US"/>
-        </w:rPr>
-        <w:t>, metric):</w:t>
+      <w:r>
+        <w:rPr>
+          <w:rFonts w:ascii="Courier New" w:eastAsia="Times New Roman" w:hAnsi="Courier New" w:cs="Courier New"/>
+          <w:color w:val="BCBEC4"/>
+          <w:sz w:val="20"/>
+          <w:szCs w:val="20"/>
+          <w:lang w:val="en-US"/>
+        </w:rPr>
+        <w:t>(points, new_point, metric):</w:t>
       </w:r>
       <w:r>
         <w:rPr>
@@ -4134,7 +3759,6 @@
         </w:rPr>
         <w:t xml:space="preserve">for </w:t>
       </w:r>
-      <w:proofErr w:type="spellStart"/>
       <w:r>
         <w:rPr>
           <w:rFonts w:ascii="Courier New" w:eastAsia="Times New Roman" w:hAnsi="Courier New" w:cs="Courier New"/>
@@ -4153,9 +3777,40 @@
           <w:szCs w:val="20"/>
           <w:lang w:val="en-US"/>
         </w:rPr>
-        <w:t>in</w:t>
-      </w:r>
-      <w:proofErr w:type="spellEnd"/>
+        <w:t xml:space="preserve">in </w:t>
+      </w:r>
+      <w:r>
+        <w:rPr>
+          <w:rFonts w:ascii="Courier New" w:eastAsia="Times New Roman" w:hAnsi="Courier New" w:cs="Courier New"/>
+          <w:color w:val="BCBEC4"/>
+          <w:sz w:val="20"/>
+          <w:szCs w:val="20"/>
+          <w:lang w:val="en-US"/>
+        </w:rPr>
+        <w:t>points:</w:t>
+      </w:r>
+      <w:r>
+        <w:rPr>
+          <w:rFonts w:ascii="Courier New" w:eastAsia="Times New Roman" w:hAnsi="Courier New" w:cs="Courier New"/>
+          <w:color w:val="BCBEC4"/>
+          <w:sz w:val="20"/>
+          <w:szCs w:val="20"/>
+          <w:lang w:val="en-US"/>
+        </w:rPr>
+        <w:br/>
+        <w:t xml:space="preserve">        distances.append(metric(p, new_point))</w:t>
+      </w:r>
+      <w:r>
+        <w:rPr>
+          <w:rFonts w:ascii="Courier New" w:eastAsia="Times New Roman" w:hAnsi="Courier New" w:cs="Courier New"/>
+          <w:color w:val="BCBEC4"/>
+          <w:sz w:val="20"/>
+          <w:szCs w:val="20"/>
+          <w:lang w:val="en-US"/>
+        </w:rPr>
+        <w:br/>
+        <w:t xml:space="preserve">    </w:t>
+      </w:r>
       <w:r>
         <w:rPr>
           <w:rFonts w:ascii="Courier New" w:eastAsia="Times New Roman" w:hAnsi="Courier New" w:cs="Courier New"/>
@@ -4164,17 +3819,990 @@
           <w:szCs w:val="20"/>
           <w:lang w:val="en-US"/>
         </w:rPr>
+        <w:t xml:space="preserve">return </w:t>
+      </w:r>
+      <w:r>
+        <w:rPr>
+          <w:rFonts w:ascii="Courier New" w:eastAsia="Times New Roman" w:hAnsi="Courier New" w:cs="Courier New"/>
+          <w:color w:val="BCBEC4"/>
+          <w:sz w:val="20"/>
+          <w:szCs w:val="20"/>
+          <w:lang w:val="en-US"/>
+        </w:rPr>
+        <w:t>np.array(distances)</w:t>
+      </w:r>
+      <w:r>
+        <w:rPr>
+          <w:rFonts w:ascii="Courier New" w:eastAsia="Times New Roman" w:hAnsi="Courier New" w:cs="Courier New"/>
+          <w:color w:val="BCBEC4"/>
+          <w:sz w:val="20"/>
+          <w:szCs w:val="20"/>
+          <w:lang w:val="en-US"/>
+        </w:rPr>
+        <w:br/>
+      </w:r>
+      <w:r>
+        <w:rPr>
+          <w:rFonts w:ascii="Courier New" w:eastAsia="Times New Roman" w:hAnsi="Courier New" w:cs="Courier New"/>
+          <w:color w:val="BCBEC4"/>
+          <w:sz w:val="20"/>
+          <w:szCs w:val="20"/>
+          <w:lang w:val="en-US"/>
+        </w:rPr>
+        <w:br/>
+      </w:r>
+      <w:r>
+        <w:rPr>
+          <w:rFonts w:ascii="Courier New" w:eastAsia="Times New Roman" w:hAnsi="Courier New" w:cs="Courier New"/>
+          <w:color w:val="BCBEC4"/>
+          <w:sz w:val="20"/>
+          <w:szCs w:val="20"/>
+          <w:lang w:val="en-US"/>
+        </w:rPr>
+        <w:br/>
+      </w:r>
+      <w:r>
+        <w:rPr>
+          <w:rFonts w:ascii="Courier New" w:eastAsia="Times New Roman" w:hAnsi="Courier New" w:cs="Courier New"/>
+          <w:color w:val="7A7E85"/>
+          <w:sz w:val="20"/>
+          <w:szCs w:val="20"/>
+          <w:lang w:val="en-US"/>
+        </w:rPr>
+        <w:t># ==============================</w:t>
+      </w:r>
+      <w:r>
+        <w:rPr>
+          <w:rFonts w:ascii="Courier New" w:eastAsia="Times New Roman" w:hAnsi="Courier New" w:cs="Courier New"/>
+          <w:color w:val="7A7E85"/>
+          <w:sz w:val="20"/>
+          <w:szCs w:val="20"/>
+          <w:lang w:val="en-US"/>
+        </w:rPr>
+        <w:br/>
+        <w:t xml:space="preserve"># 5. </w:t>
+      </w:r>
+      <w:r>
+        <w:rPr>
+          <w:rFonts w:ascii="Courier New" w:eastAsia="Times New Roman" w:hAnsi="Courier New" w:cs="Courier New"/>
+          <w:color w:val="7A7E85"/>
+          <w:sz w:val="20"/>
+          <w:szCs w:val="20"/>
+          <w:lang w:val="ru-RU"/>
+        </w:rPr>
+        <w:t>Обчислення</w:t>
+      </w:r>
+      <w:r>
+        <w:rPr>
+          <w:rFonts w:ascii="Courier New" w:eastAsia="Times New Roman" w:hAnsi="Courier New" w:cs="Courier New"/>
+          <w:color w:val="7A7E85"/>
+          <w:sz w:val="20"/>
+          <w:szCs w:val="20"/>
+          <w:lang w:val="en-US"/>
+        </w:rPr>
         <w:t xml:space="preserve"> </w:t>
       </w:r>
       <w:r>
         <w:rPr>
           <w:rFonts w:ascii="Courier New" w:eastAsia="Times New Roman" w:hAnsi="Courier New" w:cs="Courier New"/>
-          <w:color w:val="BCBEC4"/>
-          <w:sz w:val="20"/>
-          <w:szCs w:val="20"/>
-          <w:lang w:val="en-US"/>
-        </w:rPr>
-        <w:t>points:</w:t>
+          <w:color w:val="7A7E85"/>
+          <w:sz w:val="20"/>
+          <w:szCs w:val="20"/>
+          <w:lang w:val="ru-RU"/>
+        </w:rPr>
+        <w:t>вірогідностей</w:t>
+      </w:r>
+      <w:r>
+        <w:rPr>
+          <w:rFonts w:ascii="Courier New" w:eastAsia="Times New Roman" w:hAnsi="Courier New" w:cs="Courier New"/>
+          <w:color w:val="7A7E85"/>
+          <w:sz w:val="20"/>
+          <w:szCs w:val="20"/>
+          <w:lang w:val="en-US"/>
+        </w:rPr>
+        <w:br/>
+        <w:t># ==============================</w:t>
+      </w:r>
+      <w:r>
+        <w:rPr>
+          <w:rFonts w:ascii="Courier New" w:eastAsia="Times New Roman" w:hAnsi="Courier New" w:cs="Courier New"/>
+          <w:color w:val="7A7E85"/>
+          <w:sz w:val="20"/>
+          <w:szCs w:val="20"/>
+          <w:lang w:val="en-US"/>
+        </w:rPr>
+        <w:br/>
+      </w:r>
+      <w:r>
+        <w:rPr>
+          <w:rFonts w:ascii="Courier New" w:eastAsia="Times New Roman" w:hAnsi="Courier New" w:cs="Courier New"/>
+          <w:color w:val="7A7E85"/>
+          <w:sz w:val="20"/>
+          <w:szCs w:val="20"/>
+          <w:lang w:val="en-US"/>
+        </w:rPr>
+        <w:br/>
+      </w:r>
+      <w:r>
+        <w:rPr>
+          <w:rFonts w:ascii="Courier New" w:eastAsia="Times New Roman" w:hAnsi="Courier New" w:cs="Courier New"/>
+          <w:color w:val="CF8E6D"/>
+          <w:sz w:val="20"/>
+          <w:szCs w:val="20"/>
+          <w:lang w:val="en-US"/>
+        </w:rPr>
+        <w:t xml:space="preserve">def </w:t>
+      </w:r>
+      <w:r>
+        <w:rPr>
+          <w:rFonts w:ascii="Courier New" w:eastAsia="Times New Roman" w:hAnsi="Courier New" w:cs="Courier New"/>
+          <w:color w:val="56A8F5"/>
+          <w:sz w:val="20"/>
+          <w:szCs w:val="20"/>
+          <w:lang w:val="en-US"/>
+        </w:rPr>
+        <w:t>probabilities</w:t>
+      </w:r>
+      <w:r>
+        <w:rPr>
+          <w:rFonts w:ascii="Courier New" w:eastAsia="Times New Roman" w:hAnsi="Courier New" w:cs="Courier New"/>
+          <w:color w:val="BCBEC4"/>
+          <w:sz w:val="20"/>
+          <w:szCs w:val="20"/>
+          <w:lang w:val="en-US"/>
+        </w:rPr>
+        <w:t>(distances):</w:t>
+      </w:r>
+      <w:r>
+        <w:rPr>
+          <w:rFonts w:ascii="Courier New" w:eastAsia="Times New Roman" w:hAnsi="Courier New" w:cs="Courier New"/>
+          <w:color w:val="BCBEC4"/>
+          <w:sz w:val="20"/>
+          <w:szCs w:val="20"/>
+          <w:lang w:val="en-US"/>
+        </w:rPr>
+        <w:br/>
+        <w:t xml:space="preserve">    </w:t>
+      </w:r>
+      <w:r>
+        <w:rPr>
+          <w:rFonts w:ascii="Courier New" w:eastAsia="Times New Roman" w:hAnsi="Courier New" w:cs="Courier New"/>
+          <w:color w:val="7A7E85"/>
+          <w:sz w:val="20"/>
+          <w:szCs w:val="20"/>
+          <w:lang w:val="en-US"/>
+        </w:rPr>
+        <w:t xml:space="preserve"># </w:t>
+      </w:r>
+      <w:r>
+        <w:rPr>
+          <w:rFonts w:ascii="Courier New" w:eastAsia="Times New Roman" w:hAnsi="Courier New" w:cs="Courier New"/>
+          <w:color w:val="7A7E85"/>
+          <w:sz w:val="20"/>
+          <w:szCs w:val="20"/>
+          <w:lang w:val="ru-RU"/>
+        </w:rPr>
+        <w:t>Щоб</w:t>
+      </w:r>
+      <w:r>
+        <w:rPr>
+          <w:rFonts w:ascii="Courier New" w:eastAsia="Times New Roman" w:hAnsi="Courier New" w:cs="Courier New"/>
+          <w:color w:val="7A7E85"/>
+          <w:sz w:val="20"/>
+          <w:szCs w:val="20"/>
+          <w:lang w:val="en-US"/>
+        </w:rPr>
+        <w:t xml:space="preserve"> </w:t>
+      </w:r>
+      <w:r>
+        <w:rPr>
+          <w:rFonts w:ascii="Courier New" w:eastAsia="Times New Roman" w:hAnsi="Courier New" w:cs="Courier New"/>
+          <w:color w:val="7A7E85"/>
+          <w:sz w:val="20"/>
+          <w:szCs w:val="20"/>
+          <w:lang w:val="ru-RU"/>
+        </w:rPr>
+        <w:t>уникнути</w:t>
+      </w:r>
+      <w:r>
+        <w:rPr>
+          <w:rFonts w:ascii="Courier New" w:eastAsia="Times New Roman" w:hAnsi="Courier New" w:cs="Courier New"/>
+          <w:color w:val="7A7E85"/>
+          <w:sz w:val="20"/>
+          <w:szCs w:val="20"/>
+          <w:lang w:val="en-US"/>
+        </w:rPr>
+        <w:t xml:space="preserve"> </w:t>
+      </w:r>
+      <w:r>
+        <w:rPr>
+          <w:rFonts w:ascii="Courier New" w:eastAsia="Times New Roman" w:hAnsi="Courier New" w:cs="Courier New"/>
+          <w:color w:val="7A7E85"/>
+          <w:sz w:val="20"/>
+          <w:szCs w:val="20"/>
+          <w:lang w:val="ru-RU"/>
+        </w:rPr>
+        <w:t>ділення</w:t>
+      </w:r>
+      <w:r>
+        <w:rPr>
+          <w:rFonts w:ascii="Courier New" w:eastAsia="Times New Roman" w:hAnsi="Courier New" w:cs="Courier New"/>
+          <w:color w:val="7A7E85"/>
+          <w:sz w:val="20"/>
+          <w:szCs w:val="20"/>
+          <w:lang w:val="en-US"/>
+        </w:rPr>
+        <w:t xml:space="preserve"> </w:t>
+      </w:r>
+      <w:r>
+        <w:rPr>
+          <w:rFonts w:ascii="Courier New" w:eastAsia="Times New Roman" w:hAnsi="Courier New" w:cs="Courier New"/>
+          <w:color w:val="7A7E85"/>
+          <w:sz w:val="20"/>
+          <w:szCs w:val="20"/>
+          <w:lang w:val="ru-RU"/>
+        </w:rPr>
+        <w:t>на</w:t>
+      </w:r>
+      <w:r>
+        <w:rPr>
+          <w:rFonts w:ascii="Courier New" w:eastAsia="Times New Roman" w:hAnsi="Courier New" w:cs="Courier New"/>
+          <w:color w:val="7A7E85"/>
+          <w:sz w:val="20"/>
+          <w:szCs w:val="20"/>
+          <w:lang w:val="en-US"/>
+        </w:rPr>
+        <w:t xml:space="preserve"> </w:t>
+      </w:r>
+      <w:r>
+        <w:rPr>
+          <w:rFonts w:ascii="Courier New" w:eastAsia="Times New Roman" w:hAnsi="Courier New" w:cs="Courier New"/>
+          <w:color w:val="7A7E85"/>
+          <w:sz w:val="20"/>
+          <w:szCs w:val="20"/>
+          <w:lang w:val="ru-RU"/>
+        </w:rPr>
+        <w:t>нуль</w:t>
+      </w:r>
+      <w:r>
+        <w:rPr>
+          <w:rFonts w:ascii="Courier New" w:eastAsia="Times New Roman" w:hAnsi="Courier New" w:cs="Courier New"/>
+          <w:color w:val="7A7E85"/>
+          <w:sz w:val="20"/>
+          <w:szCs w:val="20"/>
+          <w:lang w:val="en-US"/>
+        </w:rPr>
+        <w:br/>
+        <w:t xml:space="preserve">    </w:t>
+      </w:r>
+      <w:r>
+        <w:rPr>
+          <w:rFonts w:ascii="Courier New" w:eastAsia="Times New Roman" w:hAnsi="Courier New" w:cs="Courier New"/>
+          <w:color w:val="BCBEC4"/>
+          <w:sz w:val="20"/>
+          <w:szCs w:val="20"/>
+          <w:lang w:val="en-US"/>
+        </w:rPr>
+        <w:t xml:space="preserve">distances = np.where(distances == </w:t>
+      </w:r>
+      <w:r>
+        <w:rPr>
+          <w:rFonts w:ascii="Courier New" w:eastAsia="Times New Roman" w:hAnsi="Courier New" w:cs="Courier New"/>
+          <w:color w:val="2AACB8"/>
+          <w:sz w:val="20"/>
+          <w:szCs w:val="20"/>
+          <w:lang w:val="en-US"/>
+        </w:rPr>
+        <w:t>0</w:t>
+      </w:r>
+      <w:r>
+        <w:rPr>
+          <w:rFonts w:ascii="Courier New" w:eastAsia="Times New Roman" w:hAnsi="Courier New" w:cs="Courier New"/>
+          <w:color w:val="BCBEC4"/>
+          <w:sz w:val="20"/>
+          <w:szCs w:val="20"/>
+          <w:lang w:val="en-US"/>
+        </w:rPr>
+        <w:t xml:space="preserve">, </w:t>
+      </w:r>
+      <w:r>
+        <w:rPr>
+          <w:rFonts w:ascii="Courier New" w:eastAsia="Times New Roman" w:hAnsi="Courier New" w:cs="Courier New"/>
+          <w:color w:val="2AACB8"/>
+          <w:sz w:val="20"/>
+          <w:szCs w:val="20"/>
+          <w:lang w:val="en-US"/>
+        </w:rPr>
+        <w:t>1e-10</w:t>
+      </w:r>
+      <w:r>
+        <w:rPr>
+          <w:rFonts w:ascii="Courier New" w:eastAsia="Times New Roman" w:hAnsi="Courier New" w:cs="Courier New"/>
+          <w:color w:val="BCBEC4"/>
+          <w:sz w:val="20"/>
+          <w:szCs w:val="20"/>
+          <w:lang w:val="en-US"/>
+        </w:rPr>
+        <w:t>, distances)</w:t>
+      </w:r>
+      <w:r>
+        <w:rPr>
+          <w:rFonts w:ascii="Courier New" w:eastAsia="Times New Roman" w:hAnsi="Courier New" w:cs="Courier New"/>
+          <w:color w:val="BCBEC4"/>
+          <w:sz w:val="20"/>
+          <w:szCs w:val="20"/>
+          <w:lang w:val="en-US"/>
+        </w:rPr>
+        <w:br/>
+      </w:r>
+      <w:r>
+        <w:rPr>
+          <w:rFonts w:ascii="Courier New" w:eastAsia="Times New Roman" w:hAnsi="Courier New" w:cs="Courier New"/>
+          <w:color w:val="BCBEC4"/>
+          <w:sz w:val="20"/>
+          <w:szCs w:val="20"/>
+          <w:lang w:val="en-US"/>
+        </w:rPr>
+        <w:br/>
+        <w:t xml:space="preserve">    inverse = </w:t>
+      </w:r>
+      <w:r>
+        <w:rPr>
+          <w:rFonts w:ascii="Courier New" w:eastAsia="Times New Roman" w:hAnsi="Courier New" w:cs="Courier New"/>
+          <w:color w:val="2AACB8"/>
+          <w:sz w:val="20"/>
+          <w:szCs w:val="20"/>
+          <w:lang w:val="en-US"/>
+        </w:rPr>
+        <w:t xml:space="preserve">1 </w:t>
+      </w:r>
+      <w:r>
+        <w:rPr>
+          <w:rFonts w:ascii="Courier New" w:eastAsia="Times New Roman" w:hAnsi="Courier New" w:cs="Courier New"/>
+          <w:color w:val="BCBEC4"/>
+          <w:sz w:val="20"/>
+          <w:szCs w:val="20"/>
+          <w:lang w:val="en-US"/>
+        </w:rPr>
+        <w:t>/ distances</w:t>
+      </w:r>
+      <w:r>
+        <w:rPr>
+          <w:rFonts w:ascii="Courier New" w:eastAsia="Times New Roman" w:hAnsi="Courier New" w:cs="Courier New"/>
+          <w:color w:val="BCBEC4"/>
+          <w:sz w:val="20"/>
+          <w:szCs w:val="20"/>
+          <w:lang w:val="en-US"/>
+        </w:rPr>
+        <w:br/>
+        <w:t xml:space="preserve">    total = np.sum(inverse)</w:t>
+      </w:r>
+      <w:r>
+        <w:rPr>
+          <w:rFonts w:ascii="Courier New" w:eastAsia="Times New Roman" w:hAnsi="Courier New" w:cs="Courier New"/>
+          <w:color w:val="BCBEC4"/>
+          <w:sz w:val="20"/>
+          <w:szCs w:val="20"/>
+          <w:lang w:val="en-US"/>
+        </w:rPr>
+        <w:br/>
+        <w:t xml:space="preserve">    probs = inverse / total</w:t>
+      </w:r>
+      <w:r>
+        <w:rPr>
+          <w:rFonts w:ascii="Courier New" w:eastAsia="Times New Roman" w:hAnsi="Courier New" w:cs="Courier New"/>
+          <w:color w:val="BCBEC4"/>
+          <w:sz w:val="20"/>
+          <w:szCs w:val="20"/>
+          <w:lang w:val="en-US"/>
+        </w:rPr>
+        <w:br/>
+        <w:t xml:space="preserve">    </w:t>
+      </w:r>
+      <w:r>
+        <w:rPr>
+          <w:rFonts w:ascii="Courier New" w:eastAsia="Times New Roman" w:hAnsi="Courier New" w:cs="Courier New"/>
+          <w:color w:val="CF8E6D"/>
+          <w:sz w:val="20"/>
+          <w:szCs w:val="20"/>
+          <w:lang w:val="en-US"/>
+        </w:rPr>
+        <w:t xml:space="preserve">return </w:t>
+      </w:r>
+      <w:r>
+        <w:rPr>
+          <w:rFonts w:ascii="Courier New" w:eastAsia="Times New Roman" w:hAnsi="Courier New" w:cs="Courier New"/>
+          <w:color w:val="BCBEC4"/>
+          <w:sz w:val="20"/>
+          <w:szCs w:val="20"/>
+          <w:lang w:val="en-US"/>
+        </w:rPr>
+        <w:t>probs</w:t>
+      </w:r>
+      <w:r>
+        <w:rPr>
+          <w:rFonts w:ascii="Courier New" w:eastAsia="Times New Roman" w:hAnsi="Courier New" w:cs="Courier New"/>
+          <w:color w:val="BCBEC4"/>
+          <w:sz w:val="20"/>
+          <w:szCs w:val="20"/>
+          <w:lang w:val="en-US"/>
+        </w:rPr>
+        <w:br/>
+      </w:r>
+      <w:r>
+        <w:rPr>
+          <w:rFonts w:ascii="Courier New" w:eastAsia="Times New Roman" w:hAnsi="Courier New" w:cs="Courier New"/>
+          <w:color w:val="BCBEC4"/>
+          <w:sz w:val="20"/>
+          <w:szCs w:val="20"/>
+          <w:lang w:val="en-US"/>
+        </w:rPr>
+        <w:br/>
+      </w:r>
+      <w:r>
+        <w:rPr>
+          <w:rFonts w:ascii="Courier New" w:eastAsia="Times New Roman" w:hAnsi="Courier New" w:cs="Courier New"/>
+          <w:color w:val="BCBEC4"/>
+          <w:sz w:val="20"/>
+          <w:szCs w:val="20"/>
+          <w:lang w:val="en-US"/>
+        </w:rPr>
+        <w:br/>
+      </w:r>
+      <w:r>
+        <w:rPr>
+          <w:rFonts w:ascii="Courier New" w:eastAsia="Times New Roman" w:hAnsi="Courier New" w:cs="Courier New"/>
+          <w:color w:val="7A7E85"/>
+          <w:sz w:val="20"/>
+          <w:szCs w:val="20"/>
+          <w:lang w:val="en-US"/>
+        </w:rPr>
+        <w:t># ==============================</w:t>
+      </w:r>
+      <w:r>
+        <w:rPr>
+          <w:rFonts w:ascii="Courier New" w:eastAsia="Times New Roman" w:hAnsi="Courier New" w:cs="Courier New"/>
+          <w:color w:val="7A7E85"/>
+          <w:sz w:val="20"/>
+          <w:szCs w:val="20"/>
+          <w:lang w:val="en-US"/>
+        </w:rPr>
+        <w:br/>
+        <w:t xml:space="preserve"># </w:t>
+      </w:r>
+      <w:r>
+        <w:rPr>
+          <w:rFonts w:ascii="Courier New" w:eastAsia="Times New Roman" w:hAnsi="Courier New" w:cs="Courier New"/>
+          <w:color w:val="7A7E85"/>
+          <w:sz w:val="20"/>
+          <w:szCs w:val="20"/>
+          <w:lang w:val="ru-RU"/>
+        </w:rPr>
+        <w:t>Виведення</w:t>
+      </w:r>
+      <w:r>
+        <w:rPr>
+          <w:rFonts w:ascii="Courier New" w:eastAsia="Times New Roman" w:hAnsi="Courier New" w:cs="Courier New"/>
+          <w:color w:val="7A7E85"/>
+          <w:sz w:val="20"/>
+          <w:szCs w:val="20"/>
+          <w:lang w:val="en-US"/>
+        </w:rPr>
+        <w:t xml:space="preserve"> </w:t>
+      </w:r>
+      <w:r>
+        <w:rPr>
+          <w:rFonts w:ascii="Courier New" w:eastAsia="Times New Roman" w:hAnsi="Courier New" w:cs="Courier New"/>
+          <w:color w:val="7A7E85"/>
+          <w:sz w:val="20"/>
+          <w:szCs w:val="20"/>
+          <w:lang w:val="ru-RU"/>
+        </w:rPr>
+        <w:t>таблиці</w:t>
+      </w:r>
+      <w:r>
+        <w:rPr>
+          <w:rFonts w:ascii="Courier New" w:eastAsia="Times New Roman" w:hAnsi="Courier New" w:cs="Courier New"/>
+          <w:color w:val="7A7E85"/>
+          <w:sz w:val="20"/>
+          <w:szCs w:val="20"/>
+          <w:lang w:val="en-US"/>
+        </w:rPr>
+        <w:t xml:space="preserve"> </w:t>
+      </w:r>
+      <w:r>
+        <w:rPr>
+          <w:rFonts w:ascii="Courier New" w:eastAsia="Times New Roman" w:hAnsi="Courier New" w:cs="Courier New"/>
+          <w:color w:val="7A7E85"/>
+          <w:sz w:val="20"/>
+          <w:szCs w:val="20"/>
+          <w:lang w:val="ru-RU"/>
+        </w:rPr>
+        <w:t>точок</w:t>
+      </w:r>
+      <w:r>
+        <w:rPr>
+          <w:rFonts w:ascii="Courier New" w:eastAsia="Times New Roman" w:hAnsi="Courier New" w:cs="Courier New"/>
+          <w:color w:val="7A7E85"/>
+          <w:sz w:val="20"/>
+          <w:szCs w:val="20"/>
+          <w:lang w:val="en-US"/>
+        </w:rPr>
+        <w:br/>
+        <w:t># ==============================</w:t>
+      </w:r>
+      <w:r>
+        <w:rPr>
+          <w:rFonts w:ascii="Courier New" w:eastAsia="Times New Roman" w:hAnsi="Courier New" w:cs="Courier New"/>
+          <w:color w:val="7A7E85"/>
+          <w:sz w:val="20"/>
+          <w:szCs w:val="20"/>
+          <w:lang w:val="en-US"/>
+        </w:rPr>
+        <w:br/>
+      </w:r>
+      <w:r>
+        <w:rPr>
+          <w:rFonts w:ascii="Courier New" w:eastAsia="Times New Roman" w:hAnsi="Courier New" w:cs="Courier New"/>
+          <w:color w:val="7A7E85"/>
+          <w:sz w:val="20"/>
+          <w:szCs w:val="20"/>
+          <w:lang w:val="en-US"/>
+        </w:rPr>
+        <w:br/>
+      </w:r>
+      <w:r>
+        <w:rPr>
+          <w:rFonts w:ascii="Courier New" w:eastAsia="Times New Roman" w:hAnsi="Courier New" w:cs="Courier New"/>
+          <w:color w:val="7A7E85"/>
+          <w:sz w:val="20"/>
+          <w:szCs w:val="20"/>
+          <w:lang w:val="en-US"/>
+        </w:rPr>
+        <w:br/>
+      </w:r>
+      <w:r>
+        <w:rPr>
+          <w:rFonts w:ascii="Courier New" w:eastAsia="Times New Roman" w:hAnsi="Courier New" w:cs="Courier New"/>
+          <w:color w:val="CF8E6D"/>
+          <w:sz w:val="20"/>
+          <w:szCs w:val="20"/>
+          <w:lang w:val="en-US"/>
+        </w:rPr>
+        <w:t xml:space="preserve">def </w:t>
+      </w:r>
+      <w:r>
+        <w:rPr>
+          <w:rFonts w:ascii="Courier New" w:eastAsia="Times New Roman" w:hAnsi="Courier New" w:cs="Courier New"/>
+          <w:color w:val="56A8F5"/>
+          <w:sz w:val="20"/>
+          <w:szCs w:val="20"/>
+          <w:lang w:val="en-US"/>
+        </w:rPr>
+        <w:t>print_points</w:t>
+      </w:r>
+      <w:r>
+        <w:rPr>
+          <w:rFonts w:ascii="Courier New" w:eastAsia="Times New Roman" w:hAnsi="Courier New" w:cs="Courier New"/>
+          <w:color w:val="BCBEC4"/>
+          <w:sz w:val="20"/>
+          <w:szCs w:val="20"/>
+          <w:lang w:val="en-US"/>
+        </w:rPr>
+        <w:t>(points):</w:t>
+      </w:r>
+      <w:r>
+        <w:rPr>
+          <w:rFonts w:ascii="Courier New" w:eastAsia="Times New Roman" w:hAnsi="Courier New" w:cs="Courier New"/>
+          <w:color w:val="BCBEC4"/>
+          <w:sz w:val="20"/>
+          <w:szCs w:val="20"/>
+          <w:lang w:val="en-US"/>
+        </w:rPr>
+        <w:br/>
+        <w:t xml:space="preserve">    </w:t>
+      </w:r>
+      <w:r>
+        <w:rPr>
+          <w:rFonts w:ascii="Courier New" w:eastAsia="Times New Roman" w:hAnsi="Courier New" w:cs="Courier New"/>
+          <w:color w:val="8888C6"/>
+          <w:sz w:val="20"/>
+          <w:szCs w:val="20"/>
+          <w:lang w:val="en-US"/>
+        </w:rPr>
+        <w:t>print</w:t>
+      </w:r>
+      <w:r>
+        <w:rPr>
+          <w:rFonts w:ascii="Courier New" w:eastAsia="Times New Roman" w:hAnsi="Courier New" w:cs="Courier New"/>
+          <w:color w:val="BCBEC4"/>
+          <w:sz w:val="20"/>
+          <w:szCs w:val="20"/>
+          <w:lang w:val="en-US"/>
+        </w:rPr>
+        <w:t>(</w:t>
+      </w:r>
+      <w:r>
+        <w:rPr>
+          <w:rFonts w:ascii="Courier New" w:eastAsia="Times New Roman" w:hAnsi="Courier New" w:cs="Courier New"/>
+          <w:color w:val="6AAB73"/>
+          <w:sz w:val="20"/>
+          <w:szCs w:val="20"/>
+          <w:lang w:val="en-US"/>
+        </w:rPr>
+        <w:t xml:space="preserve">"=== </w:t>
+      </w:r>
+      <w:r>
+        <w:rPr>
+          <w:rFonts w:ascii="Courier New" w:eastAsia="Times New Roman" w:hAnsi="Courier New" w:cs="Courier New"/>
+          <w:color w:val="6AAB73"/>
+          <w:sz w:val="20"/>
+          <w:szCs w:val="20"/>
+          <w:lang w:val="ru-RU"/>
+        </w:rPr>
+        <w:t>Таблиця</w:t>
+      </w:r>
+      <w:r>
+        <w:rPr>
+          <w:rFonts w:ascii="Courier New" w:eastAsia="Times New Roman" w:hAnsi="Courier New" w:cs="Courier New"/>
+          <w:color w:val="6AAB73"/>
+          <w:sz w:val="20"/>
+          <w:szCs w:val="20"/>
+          <w:lang w:val="en-US"/>
+        </w:rPr>
+        <w:t xml:space="preserve"> </w:t>
+      </w:r>
+      <w:r>
+        <w:rPr>
+          <w:rFonts w:ascii="Courier New" w:eastAsia="Times New Roman" w:hAnsi="Courier New" w:cs="Courier New"/>
+          <w:color w:val="6AAB73"/>
+          <w:sz w:val="20"/>
+          <w:szCs w:val="20"/>
+          <w:lang w:val="ru-RU"/>
+        </w:rPr>
+        <w:t>координат</w:t>
+      </w:r>
+      <w:r>
+        <w:rPr>
+          <w:rFonts w:ascii="Courier New" w:eastAsia="Times New Roman" w:hAnsi="Courier New" w:cs="Courier New"/>
+          <w:color w:val="6AAB73"/>
+          <w:sz w:val="20"/>
+          <w:szCs w:val="20"/>
+          <w:lang w:val="en-US"/>
+        </w:rPr>
+        <w:t xml:space="preserve"> </w:t>
+      </w:r>
+      <w:r>
+        <w:rPr>
+          <w:rFonts w:ascii="Courier New" w:eastAsia="Times New Roman" w:hAnsi="Courier New" w:cs="Courier New"/>
+          <w:color w:val="6AAB73"/>
+          <w:sz w:val="20"/>
+          <w:szCs w:val="20"/>
+          <w:lang w:val="ru-RU"/>
+        </w:rPr>
+        <w:t>точок</w:t>
+      </w:r>
+      <w:r>
+        <w:rPr>
+          <w:rFonts w:ascii="Courier New" w:eastAsia="Times New Roman" w:hAnsi="Courier New" w:cs="Courier New"/>
+          <w:color w:val="6AAB73"/>
+          <w:sz w:val="20"/>
+          <w:szCs w:val="20"/>
+          <w:lang w:val="en-US"/>
+        </w:rPr>
+        <w:t xml:space="preserve"> </w:t>
+      </w:r>
+      <w:r>
+        <w:rPr>
+          <w:rFonts w:ascii="Courier New" w:eastAsia="Times New Roman" w:hAnsi="Courier New" w:cs="Courier New"/>
+          <w:color w:val="6AAB73"/>
+          <w:sz w:val="20"/>
+          <w:szCs w:val="20"/>
+          <w:lang w:val="ru-RU"/>
+        </w:rPr>
+        <w:t>у</w:t>
+      </w:r>
+      <w:r>
+        <w:rPr>
+          <w:rFonts w:ascii="Courier New" w:eastAsia="Times New Roman" w:hAnsi="Courier New" w:cs="Courier New"/>
+          <w:color w:val="6AAB73"/>
+          <w:sz w:val="20"/>
+          <w:szCs w:val="20"/>
+          <w:lang w:val="en-US"/>
+        </w:rPr>
+        <w:t xml:space="preserve"> </w:t>
+      </w:r>
+      <w:r>
+        <w:rPr>
+          <w:rFonts w:ascii="Courier New" w:eastAsia="Times New Roman" w:hAnsi="Courier New" w:cs="Courier New"/>
+          <w:color w:val="6AAB73"/>
+          <w:sz w:val="20"/>
+          <w:szCs w:val="20"/>
+          <w:lang w:val="ru-RU"/>
+        </w:rPr>
+        <w:t>просторі</w:t>
+      </w:r>
+      <w:r>
+        <w:rPr>
+          <w:rFonts w:ascii="Courier New" w:eastAsia="Times New Roman" w:hAnsi="Courier New" w:cs="Courier New"/>
+          <w:color w:val="6AAB73"/>
+          <w:sz w:val="20"/>
+          <w:szCs w:val="20"/>
+          <w:lang w:val="en-US"/>
+        </w:rPr>
+        <w:t xml:space="preserve"> </w:t>
+      </w:r>
+      <w:r>
+        <w:rPr>
+          <w:rFonts w:ascii="Courier New" w:eastAsia="Times New Roman" w:hAnsi="Courier New" w:cs="Courier New"/>
+          <w:color w:val="6AAB73"/>
+          <w:sz w:val="20"/>
+          <w:szCs w:val="20"/>
+          <w:lang w:val="ru-RU"/>
+        </w:rPr>
+        <w:t>ознак</w:t>
+      </w:r>
+      <w:r>
+        <w:rPr>
+          <w:rFonts w:ascii="Courier New" w:eastAsia="Times New Roman" w:hAnsi="Courier New" w:cs="Courier New"/>
+          <w:color w:val="6AAB73"/>
+          <w:sz w:val="20"/>
+          <w:szCs w:val="20"/>
+          <w:lang w:val="en-US"/>
+        </w:rPr>
+        <w:t xml:space="preserve"> ==="</w:t>
+      </w:r>
+      <w:r>
+        <w:rPr>
+          <w:rFonts w:ascii="Courier New" w:eastAsia="Times New Roman" w:hAnsi="Courier New" w:cs="Courier New"/>
+          <w:color w:val="BCBEC4"/>
+          <w:sz w:val="20"/>
+          <w:szCs w:val="20"/>
+          <w:lang w:val="en-US"/>
+        </w:rPr>
+        <w:t>)</w:t>
+      </w:r>
+      <w:r>
+        <w:rPr>
+          <w:rFonts w:ascii="Courier New" w:eastAsia="Times New Roman" w:hAnsi="Courier New" w:cs="Courier New"/>
+          <w:color w:val="BCBEC4"/>
+          <w:sz w:val="20"/>
+          <w:szCs w:val="20"/>
+          <w:lang w:val="en-US"/>
+        </w:rPr>
+        <w:br/>
+        <w:t xml:space="preserve">    </w:t>
+      </w:r>
+      <w:r>
+        <w:rPr>
+          <w:rFonts w:ascii="Courier New" w:eastAsia="Times New Roman" w:hAnsi="Courier New" w:cs="Courier New"/>
+          <w:color w:val="8888C6"/>
+          <w:sz w:val="20"/>
+          <w:szCs w:val="20"/>
+          <w:lang w:val="en-US"/>
+        </w:rPr>
+        <w:t>print</w:t>
+      </w:r>
+      <w:r>
+        <w:rPr>
+          <w:rFonts w:ascii="Courier New" w:eastAsia="Times New Roman" w:hAnsi="Courier New" w:cs="Courier New"/>
+          <w:color w:val="BCBEC4"/>
+          <w:sz w:val="20"/>
+          <w:szCs w:val="20"/>
+          <w:lang w:val="en-US"/>
+        </w:rPr>
+        <w:t>(</w:t>
+      </w:r>
+      <w:r>
+        <w:rPr>
+          <w:rFonts w:ascii="Courier New" w:eastAsia="Times New Roman" w:hAnsi="Courier New" w:cs="Courier New"/>
+          <w:color w:val="6AAB73"/>
+          <w:sz w:val="20"/>
+          <w:szCs w:val="20"/>
+          <w:lang w:val="en-US"/>
+        </w:rPr>
+        <w:t>"№</w:t>
+      </w:r>
+      <w:r>
+        <w:rPr>
+          <w:rFonts w:ascii="Courier New" w:eastAsia="Times New Roman" w:hAnsi="Courier New" w:cs="Courier New"/>
+          <w:color w:val="CF8E6D"/>
+          <w:sz w:val="20"/>
+          <w:szCs w:val="20"/>
+          <w:lang w:val="en-US"/>
+        </w:rPr>
+        <w:t>\t</w:t>
+      </w:r>
+      <w:r>
+        <w:rPr>
+          <w:rFonts w:ascii="Courier New" w:eastAsia="Times New Roman" w:hAnsi="Courier New" w:cs="Courier New"/>
+          <w:color w:val="6AAB73"/>
+          <w:sz w:val="20"/>
+          <w:szCs w:val="20"/>
+          <w:lang w:val="en-US"/>
+        </w:rPr>
+        <w:t>x1</w:t>
+      </w:r>
+      <w:r>
+        <w:rPr>
+          <w:rFonts w:ascii="Courier New" w:eastAsia="Times New Roman" w:hAnsi="Courier New" w:cs="Courier New"/>
+          <w:color w:val="CF8E6D"/>
+          <w:sz w:val="20"/>
+          <w:szCs w:val="20"/>
+          <w:lang w:val="en-US"/>
+        </w:rPr>
+        <w:t>\t</w:t>
+      </w:r>
+      <w:r>
+        <w:rPr>
+          <w:rFonts w:ascii="Courier New" w:eastAsia="Times New Roman" w:hAnsi="Courier New" w:cs="Courier New"/>
+          <w:color w:val="6AAB73"/>
+          <w:sz w:val="20"/>
+          <w:szCs w:val="20"/>
+          <w:lang w:val="en-US"/>
+        </w:rPr>
+        <w:t>x2</w:t>
+      </w:r>
+      <w:r>
+        <w:rPr>
+          <w:rFonts w:ascii="Courier New" w:eastAsia="Times New Roman" w:hAnsi="Courier New" w:cs="Courier New"/>
+          <w:color w:val="CF8E6D"/>
+          <w:sz w:val="20"/>
+          <w:szCs w:val="20"/>
+          <w:lang w:val="en-US"/>
+        </w:rPr>
+        <w:t>\t</w:t>
+      </w:r>
+      <w:r>
+        <w:rPr>
+          <w:rFonts w:ascii="Courier New" w:eastAsia="Times New Roman" w:hAnsi="Courier New" w:cs="Courier New"/>
+          <w:color w:val="6AAB73"/>
+          <w:sz w:val="20"/>
+          <w:szCs w:val="20"/>
+          <w:lang w:val="en-US"/>
+        </w:rPr>
+        <w:t>x3"</w:t>
+      </w:r>
+      <w:r>
+        <w:rPr>
+          <w:rFonts w:ascii="Courier New" w:eastAsia="Times New Roman" w:hAnsi="Courier New" w:cs="Courier New"/>
+          <w:color w:val="BCBEC4"/>
+          <w:sz w:val="20"/>
+          <w:szCs w:val="20"/>
+          <w:lang w:val="en-US"/>
+        </w:rPr>
+        <w:t>)</w:t>
+      </w:r>
+      <w:r>
+        <w:rPr>
+          <w:rFonts w:ascii="Courier New" w:eastAsia="Times New Roman" w:hAnsi="Courier New" w:cs="Courier New"/>
+          <w:color w:val="BCBEC4"/>
+          <w:sz w:val="20"/>
+          <w:szCs w:val="20"/>
+          <w:lang w:val="en-US"/>
+        </w:rPr>
+        <w:br/>
+      </w:r>
+      <w:r>
+        <w:rPr>
+          <w:rFonts w:ascii="Courier New" w:eastAsia="Times New Roman" w:hAnsi="Courier New" w:cs="Courier New"/>
+          <w:color w:val="BCBEC4"/>
+          <w:sz w:val="20"/>
+          <w:szCs w:val="20"/>
+          <w:lang w:val="en-US"/>
+        </w:rPr>
+        <w:br/>
+        <w:t xml:space="preserve">    </w:t>
+      </w:r>
+      <w:r>
+        <w:rPr>
+          <w:rFonts w:ascii="Courier New" w:eastAsia="Times New Roman" w:hAnsi="Courier New" w:cs="Courier New"/>
+          <w:color w:val="CF8E6D"/>
+          <w:sz w:val="20"/>
+          <w:szCs w:val="20"/>
+          <w:lang w:val="en-US"/>
+        </w:rPr>
+        <w:t xml:space="preserve">for </w:t>
+      </w:r>
+      <w:r>
+        <w:rPr>
+          <w:rFonts w:ascii="Courier New" w:eastAsia="Times New Roman" w:hAnsi="Courier New" w:cs="Courier New"/>
+          <w:color w:val="BCBEC4"/>
+          <w:sz w:val="20"/>
+          <w:szCs w:val="20"/>
+          <w:lang w:val="en-US"/>
+        </w:rPr>
+        <w:t xml:space="preserve">i, p </w:t>
+      </w:r>
+      <w:r>
+        <w:rPr>
+          <w:rFonts w:ascii="Courier New" w:eastAsia="Times New Roman" w:hAnsi="Courier New" w:cs="Courier New"/>
+          <w:color w:val="CF8E6D"/>
+          <w:sz w:val="20"/>
+          <w:szCs w:val="20"/>
+          <w:lang w:val="en-US"/>
+        </w:rPr>
+        <w:t xml:space="preserve">in </w:t>
+      </w:r>
+      <w:r>
+        <w:rPr>
+          <w:rFonts w:ascii="Courier New" w:eastAsia="Times New Roman" w:hAnsi="Courier New" w:cs="Courier New"/>
+          <w:color w:val="8888C6"/>
+          <w:sz w:val="20"/>
+          <w:szCs w:val="20"/>
+          <w:lang w:val="en-US"/>
+        </w:rPr>
+        <w:t>enumerate</w:t>
+      </w:r>
+      <w:r>
+        <w:rPr>
+          <w:rFonts w:ascii="Courier New" w:eastAsia="Times New Roman" w:hAnsi="Courier New" w:cs="Courier New"/>
+          <w:color w:val="BCBEC4"/>
+          <w:sz w:val="20"/>
+          <w:szCs w:val="20"/>
+          <w:lang w:val="en-US"/>
+        </w:rPr>
+        <w:t xml:space="preserve">(points, </w:t>
+      </w:r>
+      <w:r>
+        <w:rPr>
+          <w:rFonts w:ascii="Courier New" w:eastAsia="Times New Roman" w:hAnsi="Courier New" w:cs="Courier New"/>
+          <w:color w:val="AA4926"/>
+          <w:sz w:val="20"/>
+          <w:szCs w:val="20"/>
+          <w:lang w:val="en-US"/>
+        </w:rPr>
+        <w:t>start</w:t>
+      </w:r>
+      <w:r>
+        <w:rPr>
+          <w:rFonts w:ascii="Courier New" w:eastAsia="Times New Roman" w:hAnsi="Courier New" w:cs="Courier New"/>
+          <w:color w:val="BCBEC4"/>
+          <w:sz w:val="20"/>
+          <w:szCs w:val="20"/>
+          <w:lang w:val="en-US"/>
+        </w:rPr>
+        <w:t>=</w:t>
+      </w:r>
+      <w:r>
+        <w:rPr>
+          <w:rFonts w:ascii="Courier New" w:eastAsia="Times New Roman" w:hAnsi="Courier New" w:cs="Courier New"/>
+          <w:color w:val="2AACB8"/>
+          <w:sz w:val="20"/>
+          <w:szCs w:val="20"/>
+          <w:lang w:val="en-US"/>
+        </w:rPr>
+        <w:t>1</w:t>
+      </w:r>
+      <w:r>
+        <w:rPr>
+          <w:rFonts w:ascii="Courier New" w:eastAsia="Times New Roman" w:hAnsi="Courier New" w:cs="Courier New"/>
+          <w:color w:val="BCBEC4"/>
+          <w:sz w:val="20"/>
+          <w:szCs w:val="20"/>
+          <w:lang w:val="en-US"/>
+        </w:rPr>
+        <w:t>):</w:t>
       </w:r>
       <w:r>
         <w:rPr>
@@ -4187,49 +4815,205 @@
         <w:br/>
         <w:t xml:space="preserve">        </w:t>
       </w:r>
-      <w:proofErr w:type="spellStart"/>
-      <w:r>
-        <w:rPr>
-          <w:rFonts w:ascii="Courier New" w:eastAsia="Times New Roman" w:hAnsi="Courier New" w:cs="Courier New"/>
-          <w:color w:val="BCBEC4"/>
-          <w:sz w:val="20"/>
-          <w:szCs w:val="20"/>
-          <w:lang w:val="en-US"/>
-        </w:rPr>
-        <w:t>distances.append</w:t>
-      </w:r>
-      <w:proofErr w:type="spellEnd"/>
-      <w:r>
-        <w:rPr>
-          <w:rFonts w:ascii="Courier New" w:eastAsia="Times New Roman" w:hAnsi="Courier New" w:cs="Courier New"/>
-          <w:color w:val="BCBEC4"/>
-          <w:sz w:val="20"/>
-          <w:szCs w:val="20"/>
-          <w:lang w:val="en-US"/>
-        </w:rPr>
-        <w:t xml:space="preserve">(metric(p, </w:t>
-      </w:r>
-      <w:proofErr w:type="spellStart"/>
-      <w:r>
-        <w:rPr>
-          <w:rFonts w:ascii="Courier New" w:eastAsia="Times New Roman" w:hAnsi="Courier New" w:cs="Courier New"/>
-          <w:color w:val="BCBEC4"/>
-          <w:sz w:val="20"/>
-          <w:szCs w:val="20"/>
-          <w:lang w:val="en-US"/>
-        </w:rPr>
-        <w:t>new_point</w:t>
-      </w:r>
-      <w:proofErr w:type="spellEnd"/>
-      <w:r>
-        <w:rPr>
-          <w:rFonts w:ascii="Courier New" w:eastAsia="Times New Roman" w:hAnsi="Courier New" w:cs="Courier New"/>
-          <w:color w:val="BCBEC4"/>
-          <w:sz w:val="20"/>
-          <w:szCs w:val="20"/>
-          <w:lang w:val="en-US"/>
-        </w:rPr>
-        <w:t>))</w:t>
+      <w:r>
+        <w:rPr>
+          <w:rFonts w:ascii="Courier New" w:eastAsia="Times New Roman" w:hAnsi="Courier New" w:cs="Courier New"/>
+          <w:color w:val="8888C6"/>
+          <w:sz w:val="20"/>
+          <w:szCs w:val="20"/>
+          <w:lang w:val="en-US"/>
+        </w:rPr>
+        <w:t>print</w:t>
+      </w:r>
+      <w:r>
+        <w:rPr>
+          <w:rFonts w:ascii="Courier New" w:eastAsia="Times New Roman" w:hAnsi="Courier New" w:cs="Courier New"/>
+          <w:color w:val="BCBEC4"/>
+          <w:sz w:val="20"/>
+          <w:szCs w:val="20"/>
+          <w:lang w:val="en-US"/>
+        </w:rPr>
+        <w:t>(</w:t>
+      </w:r>
+      <w:r>
+        <w:rPr>
+          <w:rFonts w:ascii="Courier New" w:eastAsia="Times New Roman" w:hAnsi="Courier New" w:cs="Courier New"/>
+          <w:color w:val="6AAB73"/>
+          <w:sz w:val="20"/>
+          <w:szCs w:val="20"/>
+          <w:lang w:val="en-US"/>
+        </w:rPr>
+        <w:t>f"</w:t>
+      </w:r>
+      <w:r>
+        <w:rPr>
+          <w:rFonts w:ascii="Courier New" w:eastAsia="Times New Roman" w:hAnsi="Courier New" w:cs="Courier New"/>
+          <w:color w:val="CF8E6D"/>
+          <w:sz w:val="20"/>
+          <w:szCs w:val="20"/>
+          <w:lang w:val="en-US"/>
+        </w:rPr>
+        <w:t>{</w:t>
+      </w:r>
+      <w:r>
+        <w:rPr>
+          <w:rFonts w:ascii="Courier New" w:eastAsia="Times New Roman" w:hAnsi="Courier New" w:cs="Courier New"/>
+          <w:color w:val="BCBEC4"/>
+          <w:sz w:val="20"/>
+          <w:szCs w:val="20"/>
+          <w:lang w:val="en-US"/>
+        </w:rPr>
+        <w:t>i</w:t>
+      </w:r>
+      <w:r>
+        <w:rPr>
+          <w:rFonts w:ascii="Courier New" w:eastAsia="Times New Roman" w:hAnsi="Courier New" w:cs="Courier New"/>
+          <w:color w:val="CF8E6D"/>
+          <w:sz w:val="20"/>
+          <w:szCs w:val="20"/>
+          <w:lang w:val="en-US"/>
+        </w:rPr>
+        <w:t>}\t{</w:t>
+      </w:r>
+      <w:r>
+        <w:rPr>
+          <w:rFonts w:ascii="Courier New" w:eastAsia="Times New Roman" w:hAnsi="Courier New" w:cs="Courier New"/>
+          <w:color w:val="BCBEC4"/>
+          <w:sz w:val="20"/>
+          <w:szCs w:val="20"/>
+          <w:lang w:val="en-US"/>
+        </w:rPr>
+        <w:t>p[</w:t>
+      </w:r>
+      <w:r>
+        <w:rPr>
+          <w:rFonts w:ascii="Courier New" w:eastAsia="Times New Roman" w:hAnsi="Courier New" w:cs="Courier New"/>
+          <w:color w:val="2AACB8"/>
+          <w:sz w:val="20"/>
+          <w:szCs w:val="20"/>
+          <w:lang w:val="en-US"/>
+        </w:rPr>
+        <w:t>0</w:t>
+      </w:r>
+      <w:r>
+        <w:rPr>
+          <w:rFonts w:ascii="Courier New" w:eastAsia="Times New Roman" w:hAnsi="Courier New" w:cs="Courier New"/>
+          <w:color w:val="BCBEC4"/>
+          <w:sz w:val="20"/>
+          <w:szCs w:val="20"/>
+          <w:lang w:val="en-US"/>
+        </w:rPr>
+        <w:t>]</w:t>
+      </w:r>
+      <w:r>
+        <w:rPr>
+          <w:rFonts w:ascii="Courier New" w:eastAsia="Times New Roman" w:hAnsi="Courier New" w:cs="Courier New"/>
+          <w:color w:val="CF8E6D"/>
+          <w:sz w:val="20"/>
+          <w:szCs w:val="20"/>
+          <w:lang w:val="en-US"/>
+        </w:rPr>
+        <w:t>}\t{</w:t>
+      </w:r>
+      <w:r>
+        <w:rPr>
+          <w:rFonts w:ascii="Courier New" w:eastAsia="Times New Roman" w:hAnsi="Courier New" w:cs="Courier New"/>
+          <w:color w:val="BCBEC4"/>
+          <w:sz w:val="20"/>
+          <w:szCs w:val="20"/>
+          <w:lang w:val="en-US"/>
+        </w:rPr>
+        <w:t>p[</w:t>
+      </w:r>
+      <w:r>
+        <w:rPr>
+          <w:rFonts w:ascii="Courier New" w:eastAsia="Times New Roman" w:hAnsi="Courier New" w:cs="Courier New"/>
+          <w:color w:val="2AACB8"/>
+          <w:sz w:val="20"/>
+          <w:szCs w:val="20"/>
+          <w:lang w:val="en-US"/>
+        </w:rPr>
+        <w:t>1</w:t>
+      </w:r>
+      <w:r>
+        <w:rPr>
+          <w:rFonts w:ascii="Courier New" w:eastAsia="Times New Roman" w:hAnsi="Courier New" w:cs="Courier New"/>
+          <w:color w:val="BCBEC4"/>
+          <w:sz w:val="20"/>
+          <w:szCs w:val="20"/>
+          <w:lang w:val="en-US"/>
+        </w:rPr>
+        <w:t>]</w:t>
+      </w:r>
+      <w:r>
+        <w:rPr>
+          <w:rFonts w:ascii="Courier New" w:eastAsia="Times New Roman" w:hAnsi="Courier New" w:cs="Courier New"/>
+          <w:color w:val="CF8E6D"/>
+          <w:sz w:val="20"/>
+          <w:szCs w:val="20"/>
+          <w:lang w:val="en-US"/>
+        </w:rPr>
+        <w:t>}\t{</w:t>
+      </w:r>
+      <w:r>
+        <w:rPr>
+          <w:rFonts w:ascii="Courier New" w:eastAsia="Times New Roman" w:hAnsi="Courier New" w:cs="Courier New"/>
+          <w:color w:val="BCBEC4"/>
+          <w:sz w:val="20"/>
+          <w:szCs w:val="20"/>
+          <w:lang w:val="en-US"/>
+        </w:rPr>
+        <w:t>p[</w:t>
+      </w:r>
+      <w:r>
+        <w:rPr>
+          <w:rFonts w:ascii="Courier New" w:eastAsia="Times New Roman" w:hAnsi="Courier New" w:cs="Courier New"/>
+          <w:color w:val="2AACB8"/>
+          <w:sz w:val="20"/>
+          <w:szCs w:val="20"/>
+          <w:lang w:val="en-US"/>
+        </w:rPr>
+        <w:t>2</w:t>
+      </w:r>
+      <w:r>
+        <w:rPr>
+          <w:rFonts w:ascii="Courier New" w:eastAsia="Times New Roman" w:hAnsi="Courier New" w:cs="Courier New"/>
+          <w:color w:val="BCBEC4"/>
+          <w:sz w:val="20"/>
+          <w:szCs w:val="20"/>
+          <w:lang w:val="en-US"/>
+        </w:rPr>
+        <w:t>]</w:t>
+      </w:r>
+      <w:r>
+        <w:rPr>
+          <w:rFonts w:ascii="Courier New" w:eastAsia="Times New Roman" w:hAnsi="Courier New" w:cs="Courier New"/>
+          <w:color w:val="CF8E6D"/>
+          <w:sz w:val="20"/>
+          <w:szCs w:val="20"/>
+          <w:lang w:val="en-US"/>
+        </w:rPr>
+        <w:t>}</w:t>
+      </w:r>
+      <w:r>
+        <w:rPr>
+          <w:rFonts w:ascii="Courier New" w:eastAsia="Times New Roman" w:hAnsi="Courier New" w:cs="Courier New"/>
+          <w:color w:val="6AAB73"/>
+          <w:sz w:val="20"/>
+          <w:szCs w:val="20"/>
+          <w:lang w:val="en-US"/>
+        </w:rPr>
+        <w:t>"</w:t>
+      </w:r>
+      <w:r>
+        <w:rPr>
+          <w:rFonts w:ascii="Courier New" w:eastAsia="Times New Roman" w:hAnsi="Courier New" w:cs="Courier New"/>
+          <w:color w:val="BCBEC4"/>
+          <w:sz w:val="20"/>
+          <w:szCs w:val="20"/>
+          <w:lang w:val="en-US"/>
+        </w:rPr>
+        <w:t>)</w:t>
       </w:r>
       <w:r>
         <w:rPr>
@@ -4240,69 +5024,38 @@
           <w:lang w:val="en-US"/>
         </w:rPr>
         <w:br/>
-        <w:t xml:space="preserve">    </w:t>
-      </w:r>
-      <w:r>
-        <w:rPr>
-          <w:rFonts w:ascii="Courier New" w:eastAsia="Times New Roman" w:hAnsi="Courier New" w:cs="Courier New"/>
-          <w:color w:val="CF8E6D"/>
-          <w:sz w:val="20"/>
-          <w:szCs w:val="20"/>
-          <w:lang w:val="en-US"/>
-        </w:rPr>
-        <w:t xml:space="preserve">return </w:t>
-      </w:r>
-      <w:proofErr w:type="spellStart"/>
-      <w:r>
-        <w:rPr>
-          <w:rFonts w:ascii="Courier New" w:eastAsia="Times New Roman" w:hAnsi="Courier New" w:cs="Courier New"/>
-          <w:color w:val="BCBEC4"/>
-          <w:sz w:val="20"/>
-          <w:szCs w:val="20"/>
-          <w:lang w:val="en-US"/>
-        </w:rPr>
-        <w:t>np.array</w:t>
-      </w:r>
-      <w:proofErr w:type="spellEnd"/>
-      <w:r>
-        <w:rPr>
-          <w:rFonts w:ascii="Courier New" w:eastAsia="Times New Roman" w:hAnsi="Courier New" w:cs="Courier New"/>
-          <w:color w:val="BCBEC4"/>
-          <w:sz w:val="20"/>
-          <w:szCs w:val="20"/>
-          <w:lang w:val="en-US"/>
-        </w:rPr>
-        <w:t>(distances)</w:t>
-      </w:r>
-      <w:r>
-        <w:rPr>
-          <w:rFonts w:ascii="Courier New" w:eastAsia="Times New Roman" w:hAnsi="Courier New" w:cs="Courier New"/>
-          <w:color w:val="BCBEC4"/>
-          <w:sz w:val="20"/>
-          <w:szCs w:val="20"/>
-          <w:lang w:val="en-US"/>
-        </w:rPr>
+      </w:r>
+      <w:r>
+        <w:rPr>
+          <w:rFonts w:ascii="Courier New" w:eastAsia="Times New Roman" w:hAnsi="Courier New" w:cs="Courier New"/>
+          <w:color w:val="BCBEC4"/>
+          <w:sz w:val="20"/>
+          <w:szCs w:val="20"/>
+          <w:lang w:val="en-US"/>
+        </w:rPr>
+        <w:lastRenderedPageBreak/>
         <w:br/>
       </w:r>
       <w:r>
         <w:rPr>
           <w:rFonts w:ascii="Courier New" w:eastAsia="Times New Roman" w:hAnsi="Courier New" w:cs="Courier New"/>
-          <w:color w:val="BCBEC4"/>
+          <w:color w:val="7A7E85"/>
+          <w:sz w:val="20"/>
+          <w:szCs w:val="20"/>
+          <w:lang w:val="en-US"/>
+        </w:rPr>
+        <w:t># ==============================</w:t>
+      </w:r>
+      <w:r>
+        <w:rPr>
+          <w:rFonts w:ascii="Courier New" w:eastAsia="Times New Roman" w:hAnsi="Courier New" w:cs="Courier New"/>
+          <w:color w:val="7A7E85"/>
           <w:sz w:val="20"/>
           <w:szCs w:val="20"/>
           <w:lang w:val="en-US"/>
         </w:rPr>
         <w:br/>
-      </w:r>
-      <w:r>
-        <w:rPr>
-          <w:rFonts w:ascii="Courier New" w:eastAsia="Times New Roman" w:hAnsi="Courier New" w:cs="Courier New"/>
-          <w:color w:val="BCBEC4"/>
-          <w:sz w:val="20"/>
-          <w:szCs w:val="20"/>
-          <w:lang w:val="en-US"/>
-        </w:rPr>
-        <w:br/>
+        <w:t xml:space="preserve"># 6. </w:t>
       </w:r>
       <w:r>
         <w:rPr>
@@ -4310,9 +5063,9 @@
           <w:color w:val="7A7E85"/>
           <w:sz w:val="20"/>
           <w:szCs w:val="20"/>
-          <w:lang w:val="en-US"/>
-        </w:rPr>
-        <w:t># ==============================</w:t>
+          <w:lang w:val="ru-RU"/>
+        </w:rPr>
+        <w:t>Основна</w:t>
       </w:r>
       <w:r>
         <w:rPr>
@@ -4322,10 +5075,8 @@
           <w:szCs w:val="20"/>
           <w:lang w:val="en-US"/>
         </w:rPr>
-        <w:br/>
-        <w:t xml:space="preserve"># 5. </w:t>
-      </w:r>
-      <w:proofErr w:type="spellStart"/>
+        <w:t xml:space="preserve"> </w:t>
+      </w:r>
       <w:r>
         <w:rPr>
           <w:rFonts w:ascii="Courier New" w:eastAsia="Times New Roman" w:hAnsi="Courier New" w:cs="Courier New"/>
@@ -4334,31 +5085,8 @@
           <w:szCs w:val="20"/>
           <w:lang w:val="ru-RU"/>
         </w:rPr>
-        <w:t>Обчислення</w:t>
-      </w:r>
-      <w:proofErr w:type="spellEnd"/>
-      <w:r>
-        <w:rPr>
-          <w:rFonts w:ascii="Courier New" w:eastAsia="Times New Roman" w:hAnsi="Courier New" w:cs="Courier New"/>
-          <w:color w:val="7A7E85"/>
-          <w:sz w:val="20"/>
-          <w:szCs w:val="20"/>
-          <w:lang w:val="en-US"/>
-        </w:rPr>
-        <w:t xml:space="preserve"> </w:t>
-      </w:r>
-      <w:proofErr w:type="spellStart"/>
-      <w:r>
-        <w:rPr>
-          <w:rFonts w:ascii="Courier New" w:eastAsia="Times New Roman" w:hAnsi="Courier New" w:cs="Courier New"/>
-          <w:color w:val="7A7E85"/>
-          <w:sz w:val="20"/>
-          <w:szCs w:val="20"/>
-          <w:lang w:val="ru-RU"/>
-        </w:rPr>
-        <w:t>вірогідностей</w:t>
-      </w:r>
-      <w:proofErr w:type="spellEnd"/>
+        <w:t>програма</w:t>
+      </w:r>
       <w:r>
         <w:rPr>
           <w:rFonts w:ascii="Courier New" w:eastAsia="Times New Roman" w:hAnsi="Courier New" w:cs="Courier New"/>
@@ -4393,32 +5121,302 @@
       <w:r>
         <w:rPr>
           <w:rFonts w:ascii="Courier New" w:eastAsia="Times New Roman" w:hAnsi="Courier New" w:cs="Courier New"/>
+          <w:color w:val="BCBEC4"/>
+          <w:sz w:val="20"/>
+          <w:szCs w:val="20"/>
+          <w:lang w:val="en-US"/>
+        </w:rPr>
+        <w:t>print_points(points)</w:t>
+      </w:r>
+      <w:r>
+        <w:rPr>
+          <w:rFonts w:ascii="Courier New" w:eastAsia="Times New Roman" w:hAnsi="Courier New" w:cs="Courier New"/>
+          <w:color w:val="BCBEC4"/>
+          <w:sz w:val="20"/>
+          <w:szCs w:val="20"/>
+          <w:lang w:val="en-US"/>
+        </w:rPr>
+        <w:br/>
+      </w:r>
+      <w:r>
+        <w:rPr>
+          <w:rFonts w:ascii="Courier New" w:eastAsia="Times New Roman" w:hAnsi="Courier New" w:cs="Courier New"/>
+          <w:color w:val="BCBEC4"/>
+          <w:sz w:val="20"/>
+          <w:szCs w:val="20"/>
+          <w:lang w:val="en-US"/>
+        </w:rPr>
+        <w:br/>
+      </w:r>
+      <w:r>
+        <w:rPr>
+          <w:rFonts w:ascii="Courier New" w:eastAsia="Times New Roman" w:hAnsi="Courier New" w:cs="Courier New"/>
+          <w:color w:val="8888C6"/>
+          <w:sz w:val="20"/>
+          <w:szCs w:val="20"/>
+          <w:lang w:val="en-US"/>
+        </w:rPr>
+        <w:t>print</w:t>
+      </w:r>
+      <w:r>
+        <w:rPr>
+          <w:rFonts w:ascii="Courier New" w:eastAsia="Times New Roman" w:hAnsi="Courier New" w:cs="Courier New"/>
+          <w:color w:val="BCBEC4"/>
+          <w:sz w:val="20"/>
+          <w:szCs w:val="20"/>
+          <w:lang w:val="en-US"/>
+        </w:rPr>
+        <w:t>(</w:t>
+      </w:r>
+      <w:r>
+        <w:rPr>
+          <w:rFonts w:ascii="Courier New" w:eastAsia="Times New Roman" w:hAnsi="Courier New" w:cs="Courier New"/>
+          <w:color w:val="6AAB73"/>
+          <w:sz w:val="20"/>
+          <w:szCs w:val="20"/>
+          <w:lang w:val="en-US"/>
+        </w:rPr>
+        <w:t xml:space="preserve">"=== </w:t>
+      </w:r>
+      <w:r>
+        <w:rPr>
+          <w:rFonts w:ascii="Courier New" w:eastAsia="Times New Roman" w:hAnsi="Courier New" w:cs="Courier New"/>
+          <w:color w:val="6AAB73"/>
+          <w:sz w:val="20"/>
+          <w:szCs w:val="20"/>
+          <w:lang w:val="ru-RU"/>
+        </w:rPr>
+        <w:t>Матриця</w:t>
+      </w:r>
+      <w:r>
+        <w:rPr>
+          <w:rFonts w:ascii="Courier New" w:eastAsia="Times New Roman" w:hAnsi="Courier New" w:cs="Courier New"/>
+          <w:color w:val="6AAB73"/>
+          <w:sz w:val="20"/>
+          <w:szCs w:val="20"/>
+          <w:lang w:val="en-US"/>
+        </w:rPr>
+        <w:t xml:space="preserve"> </w:t>
+      </w:r>
+      <w:r>
+        <w:rPr>
+          <w:rFonts w:ascii="Courier New" w:eastAsia="Times New Roman" w:hAnsi="Courier New" w:cs="Courier New"/>
+          <w:color w:val="6AAB73"/>
+          <w:sz w:val="20"/>
+          <w:szCs w:val="20"/>
+          <w:lang w:val="ru-RU"/>
+        </w:rPr>
+        <w:t>відстаней</w:t>
+      </w:r>
+      <w:r>
+        <w:rPr>
+          <w:rFonts w:ascii="Courier New" w:eastAsia="Times New Roman" w:hAnsi="Courier New" w:cs="Courier New"/>
+          <w:color w:val="6AAB73"/>
+          <w:sz w:val="20"/>
+          <w:szCs w:val="20"/>
+          <w:lang w:val="en-US"/>
+        </w:rPr>
+        <w:t xml:space="preserve"> (</w:t>
+      </w:r>
+      <w:r>
+        <w:rPr>
+          <w:rFonts w:ascii="Courier New" w:eastAsia="Times New Roman" w:hAnsi="Courier New" w:cs="Courier New"/>
+          <w:color w:val="6AAB73"/>
+          <w:sz w:val="20"/>
+          <w:szCs w:val="20"/>
+          <w:lang w:val="ru-RU"/>
+        </w:rPr>
+        <w:t>Евклід</w:t>
+      </w:r>
+      <w:r>
+        <w:rPr>
+          <w:rFonts w:ascii="Courier New" w:eastAsia="Times New Roman" w:hAnsi="Courier New" w:cs="Courier New"/>
+          <w:color w:val="6AAB73"/>
+          <w:sz w:val="20"/>
+          <w:szCs w:val="20"/>
+          <w:lang w:val="en-US"/>
+        </w:rPr>
+        <w:t>) ==="</w:t>
+      </w:r>
+      <w:r>
+        <w:rPr>
+          <w:rFonts w:ascii="Courier New" w:eastAsia="Times New Roman" w:hAnsi="Courier New" w:cs="Courier New"/>
+          <w:color w:val="BCBEC4"/>
+          <w:sz w:val="20"/>
+          <w:szCs w:val="20"/>
+          <w:lang w:val="en-US"/>
+        </w:rPr>
+        <w:t>)</w:t>
+      </w:r>
+      <w:r>
+        <w:rPr>
+          <w:rFonts w:ascii="Courier New" w:eastAsia="Times New Roman" w:hAnsi="Courier New" w:cs="Courier New"/>
+          <w:color w:val="BCBEC4"/>
+          <w:sz w:val="20"/>
+          <w:szCs w:val="20"/>
+          <w:lang w:val="en-US"/>
+        </w:rPr>
+        <w:br/>
+      </w:r>
+      <w:r>
+        <w:rPr>
+          <w:rFonts w:ascii="Courier New" w:eastAsia="Times New Roman" w:hAnsi="Courier New" w:cs="Courier New"/>
+          <w:color w:val="8888C6"/>
+          <w:sz w:val="20"/>
+          <w:szCs w:val="20"/>
+          <w:lang w:val="en-US"/>
+        </w:rPr>
+        <w:t>print</w:t>
+      </w:r>
+      <w:r>
+        <w:rPr>
+          <w:rFonts w:ascii="Courier New" w:eastAsia="Times New Roman" w:hAnsi="Courier New" w:cs="Courier New"/>
+          <w:color w:val="BCBEC4"/>
+          <w:sz w:val="20"/>
+          <w:szCs w:val="20"/>
+          <w:lang w:val="en-US"/>
+        </w:rPr>
+        <w:t>(distance_matrix(points, euclidean))</w:t>
+      </w:r>
+      <w:r>
+        <w:rPr>
+          <w:rFonts w:ascii="Courier New" w:eastAsia="Times New Roman" w:hAnsi="Courier New" w:cs="Courier New"/>
+          <w:color w:val="BCBEC4"/>
+          <w:sz w:val="20"/>
+          <w:szCs w:val="20"/>
+          <w:lang w:val="en-US"/>
+        </w:rPr>
+        <w:br/>
+      </w:r>
+      <w:r>
+        <w:rPr>
+          <w:rFonts w:ascii="Courier New" w:eastAsia="Times New Roman" w:hAnsi="Courier New" w:cs="Courier New"/>
+          <w:color w:val="BCBEC4"/>
+          <w:sz w:val="20"/>
+          <w:szCs w:val="20"/>
+          <w:lang w:val="en-US"/>
+        </w:rPr>
+        <w:br/>
+      </w:r>
+      <w:r>
+        <w:rPr>
+          <w:rFonts w:ascii="Courier New" w:eastAsia="Times New Roman" w:hAnsi="Courier New" w:cs="Courier New"/>
+          <w:color w:val="8888C6"/>
+          <w:sz w:val="20"/>
+          <w:szCs w:val="20"/>
+          <w:lang w:val="en-US"/>
+        </w:rPr>
+        <w:t>print</w:t>
+      </w:r>
+      <w:r>
+        <w:rPr>
+          <w:rFonts w:ascii="Courier New" w:eastAsia="Times New Roman" w:hAnsi="Courier New" w:cs="Courier New"/>
+          <w:color w:val="BCBEC4"/>
+          <w:sz w:val="20"/>
+          <w:szCs w:val="20"/>
+          <w:lang w:val="en-US"/>
+        </w:rPr>
+        <w:t>(</w:t>
+      </w:r>
+      <w:r>
+        <w:rPr>
+          <w:rFonts w:ascii="Courier New" w:eastAsia="Times New Roman" w:hAnsi="Courier New" w:cs="Courier New"/>
+          <w:color w:val="6AAB73"/>
+          <w:sz w:val="20"/>
+          <w:szCs w:val="20"/>
+          <w:lang w:val="en-US"/>
+        </w:rPr>
+        <w:t>"</w:t>
+      </w:r>
+      <w:r>
+        <w:rPr>
+          <w:rFonts w:ascii="Courier New" w:eastAsia="Times New Roman" w:hAnsi="Courier New" w:cs="Courier New"/>
           <w:color w:val="CF8E6D"/>
           <w:sz w:val="20"/>
           <w:szCs w:val="20"/>
           <w:lang w:val="en-US"/>
         </w:rPr>
-        <w:t xml:space="preserve">def </w:t>
-      </w:r>
-      <w:r>
-        <w:rPr>
-          <w:rFonts w:ascii="Courier New" w:eastAsia="Times New Roman" w:hAnsi="Courier New" w:cs="Courier New"/>
-          <w:color w:val="56A8F5"/>
-          <w:sz w:val="20"/>
-          <w:szCs w:val="20"/>
-          <w:lang w:val="en-US"/>
-        </w:rPr>
-        <w:t>probabilities</w:t>
-      </w:r>
-      <w:r>
-        <w:rPr>
-          <w:rFonts w:ascii="Courier New" w:eastAsia="Times New Roman" w:hAnsi="Courier New" w:cs="Courier New"/>
-          <w:color w:val="BCBEC4"/>
-          <w:sz w:val="20"/>
-          <w:szCs w:val="20"/>
-          <w:lang w:val="en-US"/>
-        </w:rPr>
-        <w:t>(distances):</w:t>
+        <w:t>\n</w:t>
+      </w:r>
+      <w:r>
+        <w:rPr>
+          <w:rFonts w:ascii="Courier New" w:eastAsia="Times New Roman" w:hAnsi="Courier New" w:cs="Courier New"/>
+          <w:color w:val="6AAB73"/>
+          <w:sz w:val="20"/>
+          <w:szCs w:val="20"/>
+          <w:lang w:val="en-US"/>
+        </w:rPr>
+        <w:t xml:space="preserve">=== </w:t>
+      </w:r>
+      <w:r>
+        <w:rPr>
+          <w:rFonts w:ascii="Courier New" w:eastAsia="Times New Roman" w:hAnsi="Courier New" w:cs="Courier New"/>
+          <w:color w:val="6AAB73"/>
+          <w:sz w:val="20"/>
+          <w:szCs w:val="20"/>
+          <w:lang w:val="ru-RU"/>
+        </w:rPr>
+        <w:t>Матриця</w:t>
+      </w:r>
+      <w:r>
+        <w:rPr>
+          <w:rFonts w:ascii="Courier New" w:eastAsia="Times New Roman" w:hAnsi="Courier New" w:cs="Courier New"/>
+          <w:color w:val="6AAB73"/>
+          <w:sz w:val="20"/>
+          <w:szCs w:val="20"/>
+          <w:lang w:val="en-US"/>
+        </w:rPr>
+        <w:t xml:space="preserve"> </w:t>
+      </w:r>
+      <w:r>
+        <w:rPr>
+          <w:rFonts w:ascii="Courier New" w:eastAsia="Times New Roman" w:hAnsi="Courier New" w:cs="Courier New"/>
+          <w:color w:val="6AAB73"/>
+          <w:sz w:val="20"/>
+          <w:szCs w:val="20"/>
+          <w:lang w:val="ru-RU"/>
+        </w:rPr>
+        <w:t>відстаней</w:t>
+      </w:r>
+      <w:r>
+        <w:rPr>
+          <w:rFonts w:ascii="Courier New" w:eastAsia="Times New Roman" w:hAnsi="Courier New" w:cs="Courier New"/>
+          <w:color w:val="6AAB73"/>
+          <w:sz w:val="20"/>
+          <w:szCs w:val="20"/>
+          <w:lang w:val="en-US"/>
+        </w:rPr>
+        <w:t xml:space="preserve"> (</w:t>
+      </w:r>
+      <w:r>
+        <w:rPr>
+          <w:rFonts w:ascii="Courier New" w:eastAsia="Times New Roman" w:hAnsi="Courier New" w:cs="Courier New"/>
+          <w:color w:val="6AAB73"/>
+          <w:sz w:val="20"/>
+          <w:szCs w:val="20"/>
+          <w:lang w:val="ru-RU"/>
+        </w:rPr>
+        <w:t>Манхеттен</w:t>
+      </w:r>
+      <w:r>
+        <w:rPr>
+          <w:rFonts w:ascii="Courier New" w:eastAsia="Times New Roman" w:hAnsi="Courier New" w:cs="Courier New"/>
+          <w:color w:val="6AAB73"/>
+          <w:sz w:val="20"/>
+          <w:szCs w:val="20"/>
+          <w:lang w:val="en-US"/>
+        </w:rPr>
+        <w:t>) ==="</w:t>
+      </w:r>
+      <w:r>
+        <w:rPr>
+          <w:rFonts w:ascii="Courier New" w:eastAsia="Times New Roman" w:hAnsi="Courier New" w:cs="Courier New"/>
+          <w:color w:val="BCBEC4"/>
+          <w:sz w:val="20"/>
+          <w:szCs w:val="20"/>
+          <w:lang w:val="en-US"/>
+        </w:rPr>
+        <w:t>)</w:t>
       </w:r>
       <w:r>
         <w:rPr>
@@ -4429,7 +5427,226 @@
           <w:lang w:val="en-US"/>
         </w:rPr>
         <w:br/>
-        <w:t xml:space="preserve">    </w:t>
+      </w:r>
+      <w:r>
+        <w:rPr>
+          <w:rFonts w:ascii="Courier New" w:eastAsia="Times New Roman" w:hAnsi="Courier New" w:cs="Courier New"/>
+          <w:color w:val="8888C6"/>
+          <w:sz w:val="20"/>
+          <w:szCs w:val="20"/>
+          <w:lang w:val="en-US"/>
+        </w:rPr>
+        <w:t>print</w:t>
+      </w:r>
+      <w:r>
+        <w:rPr>
+          <w:rFonts w:ascii="Courier New" w:eastAsia="Times New Roman" w:hAnsi="Courier New" w:cs="Courier New"/>
+          <w:color w:val="BCBEC4"/>
+          <w:sz w:val="20"/>
+          <w:szCs w:val="20"/>
+          <w:lang w:val="en-US"/>
+        </w:rPr>
+        <w:t>(distance_matrix(points, manhattan))</w:t>
+      </w:r>
+      <w:r>
+        <w:rPr>
+          <w:rFonts w:ascii="Courier New" w:eastAsia="Times New Roman" w:hAnsi="Courier New" w:cs="Courier New"/>
+          <w:color w:val="BCBEC4"/>
+          <w:sz w:val="20"/>
+          <w:szCs w:val="20"/>
+          <w:lang w:val="en-US"/>
+        </w:rPr>
+        <w:br/>
+      </w:r>
+      <w:r>
+        <w:rPr>
+          <w:rFonts w:ascii="Courier New" w:eastAsia="Times New Roman" w:hAnsi="Courier New" w:cs="Courier New"/>
+          <w:color w:val="BCBEC4"/>
+          <w:sz w:val="20"/>
+          <w:szCs w:val="20"/>
+          <w:lang w:val="en-US"/>
+        </w:rPr>
+        <w:br/>
+      </w:r>
+      <w:r>
+        <w:rPr>
+          <w:rFonts w:ascii="Courier New" w:eastAsia="Times New Roman" w:hAnsi="Courier New" w:cs="Courier New"/>
+          <w:color w:val="8888C6"/>
+          <w:sz w:val="20"/>
+          <w:szCs w:val="20"/>
+          <w:lang w:val="en-US"/>
+        </w:rPr>
+        <w:t>print</w:t>
+      </w:r>
+      <w:r>
+        <w:rPr>
+          <w:rFonts w:ascii="Courier New" w:eastAsia="Times New Roman" w:hAnsi="Courier New" w:cs="Courier New"/>
+          <w:color w:val="BCBEC4"/>
+          <w:sz w:val="20"/>
+          <w:szCs w:val="20"/>
+          <w:lang w:val="en-US"/>
+        </w:rPr>
+        <w:t>(</w:t>
+      </w:r>
+      <w:r>
+        <w:rPr>
+          <w:rFonts w:ascii="Courier New" w:eastAsia="Times New Roman" w:hAnsi="Courier New" w:cs="Courier New"/>
+          <w:color w:val="6AAB73"/>
+          <w:sz w:val="20"/>
+          <w:szCs w:val="20"/>
+          <w:lang w:val="en-US"/>
+        </w:rPr>
+        <w:t>"</w:t>
+      </w:r>
+      <w:r>
+        <w:rPr>
+          <w:rFonts w:ascii="Courier New" w:eastAsia="Times New Roman" w:hAnsi="Courier New" w:cs="Courier New"/>
+          <w:color w:val="CF8E6D"/>
+          <w:sz w:val="20"/>
+          <w:szCs w:val="20"/>
+          <w:lang w:val="en-US"/>
+        </w:rPr>
+        <w:t>\n</w:t>
+      </w:r>
+      <w:r>
+        <w:rPr>
+          <w:rFonts w:ascii="Courier New" w:eastAsia="Times New Roman" w:hAnsi="Courier New" w:cs="Courier New"/>
+          <w:color w:val="6AAB73"/>
+          <w:sz w:val="20"/>
+          <w:szCs w:val="20"/>
+          <w:lang w:val="en-US"/>
+        </w:rPr>
+        <w:t xml:space="preserve">=== </w:t>
+      </w:r>
+      <w:r>
+        <w:rPr>
+          <w:rFonts w:ascii="Courier New" w:eastAsia="Times New Roman" w:hAnsi="Courier New" w:cs="Courier New"/>
+          <w:color w:val="6AAB73"/>
+          <w:sz w:val="20"/>
+          <w:szCs w:val="20"/>
+          <w:lang w:val="ru-RU"/>
+        </w:rPr>
+        <w:t>Матриця</w:t>
+      </w:r>
+      <w:r>
+        <w:rPr>
+          <w:rFonts w:ascii="Courier New" w:eastAsia="Times New Roman" w:hAnsi="Courier New" w:cs="Courier New"/>
+          <w:color w:val="6AAB73"/>
+          <w:sz w:val="20"/>
+          <w:szCs w:val="20"/>
+          <w:lang w:val="en-US"/>
+        </w:rPr>
+        <w:t xml:space="preserve"> </w:t>
+      </w:r>
+      <w:r>
+        <w:rPr>
+          <w:rFonts w:ascii="Courier New" w:eastAsia="Times New Roman" w:hAnsi="Courier New" w:cs="Courier New"/>
+          <w:color w:val="6AAB73"/>
+          <w:sz w:val="20"/>
+          <w:szCs w:val="20"/>
+          <w:lang w:val="ru-RU"/>
+        </w:rPr>
+        <w:t>відстаней</w:t>
+      </w:r>
+      <w:r>
+        <w:rPr>
+          <w:rFonts w:ascii="Courier New" w:eastAsia="Times New Roman" w:hAnsi="Courier New" w:cs="Courier New"/>
+          <w:color w:val="6AAB73"/>
+          <w:sz w:val="20"/>
+          <w:szCs w:val="20"/>
+          <w:lang w:val="en-US"/>
+        </w:rPr>
+        <w:t xml:space="preserve"> (</w:t>
+      </w:r>
+      <w:r>
+        <w:rPr>
+          <w:rFonts w:ascii="Courier New" w:eastAsia="Times New Roman" w:hAnsi="Courier New" w:cs="Courier New"/>
+          <w:color w:val="6AAB73"/>
+          <w:sz w:val="20"/>
+          <w:szCs w:val="20"/>
+          <w:lang w:val="ru-RU"/>
+        </w:rPr>
+        <w:t>Чебишев</w:t>
+      </w:r>
+      <w:r>
+        <w:rPr>
+          <w:rFonts w:ascii="Courier New" w:eastAsia="Times New Roman" w:hAnsi="Courier New" w:cs="Courier New"/>
+          <w:color w:val="6AAB73"/>
+          <w:sz w:val="20"/>
+          <w:szCs w:val="20"/>
+          <w:lang w:val="en-US"/>
+        </w:rPr>
+        <w:t>) ==="</w:t>
+      </w:r>
+      <w:r>
+        <w:rPr>
+          <w:rFonts w:ascii="Courier New" w:eastAsia="Times New Roman" w:hAnsi="Courier New" w:cs="Courier New"/>
+          <w:color w:val="BCBEC4"/>
+          <w:sz w:val="20"/>
+          <w:szCs w:val="20"/>
+          <w:lang w:val="en-US"/>
+        </w:rPr>
+        <w:t>)</w:t>
+      </w:r>
+      <w:r>
+        <w:rPr>
+          <w:rFonts w:ascii="Courier New" w:eastAsia="Times New Roman" w:hAnsi="Courier New" w:cs="Courier New"/>
+          <w:color w:val="BCBEC4"/>
+          <w:sz w:val="20"/>
+          <w:szCs w:val="20"/>
+          <w:lang w:val="en-US"/>
+        </w:rPr>
+        <w:br/>
+      </w:r>
+      <w:r>
+        <w:rPr>
+          <w:rFonts w:ascii="Courier New" w:eastAsia="Times New Roman" w:hAnsi="Courier New" w:cs="Courier New"/>
+          <w:color w:val="8888C6"/>
+          <w:sz w:val="20"/>
+          <w:szCs w:val="20"/>
+          <w:lang w:val="en-US"/>
+        </w:rPr>
+        <w:t>print</w:t>
+      </w:r>
+      <w:r>
+        <w:rPr>
+          <w:rFonts w:ascii="Courier New" w:eastAsia="Times New Roman" w:hAnsi="Courier New" w:cs="Courier New"/>
+          <w:color w:val="BCBEC4"/>
+          <w:sz w:val="20"/>
+          <w:szCs w:val="20"/>
+          <w:lang w:val="en-US"/>
+        </w:rPr>
+        <w:t>(distance_matrix(points, chebyshev))</w:t>
+      </w:r>
+      <w:r>
+        <w:rPr>
+          <w:rFonts w:ascii="Courier New" w:eastAsia="Times New Roman" w:hAnsi="Courier New" w:cs="Courier New"/>
+          <w:color w:val="BCBEC4"/>
+          <w:sz w:val="20"/>
+          <w:szCs w:val="20"/>
+          <w:lang w:val="en-US"/>
+        </w:rPr>
+        <w:br/>
+      </w:r>
+      <w:r>
+        <w:rPr>
+          <w:rFonts w:ascii="Courier New" w:eastAsia="Times New Roman" w:hAnsi="Courier New" w:cs="Courier New"/>
+          <w:color w:val="BCBEC4"/>
+          <w:sz w:val="20"/>
+          <w:szCs w:val="20"/>
+          <w:lang w:val="en-US"/>
+        </w:rPr>
+        <w:br/>
+      </w:r>
+      <w:r>
+        <w:rPr>
+          <w:rFonts w:ascii="Courier New" w:eastAsia="Times New Roman" w:hAnsi="Courier New" w:cs="Courier New"/>
+          <w:color w:val="BCBEC4"/>
+          <w:sz w:val="20"/>
+          <w:szCs w:val="20"/>
+          <w:lang w:val="en-US"/>
+        </w:rPr>
+        <w:br/>
       </w:r>
       <w:r>
         <w:rPr>
@@ -4441,7 +5658,6 @@
         </w:rPr>
         <w:t xml:space="preserve"># </w:t>
       </w:r>
-      <w:proofErr w:type="spellStart"/>
       <w:r>
         <w:rPr>
           <w:rFonts w:ascii="Courier New" w:eastAsia="Times New Roman" w:hAnsi="Courier New" w:cs="Courier New"/>
@@ -4450,9 +5666,8 @@
           <w:szCs w:val="20"/>
           <w:lang w:val="ru-RU"/>
         </w:rPr>
-        <w:t>Щоб</w:t>
-      </w:r>
-      <w:proofErr w:type="spellEnd"/>
+        <w:t>Відстані</w:t>
+      </w:r>
       <w:r>
         <w:rPr>
           <w:rFonts w:ascii="Courier New" w:eastAsia="Times New Roman" w:hAnsi="Courier New" w:cs="Courier New"/>
@@ -4463,7 +5678,6 @@
         </w:rPr>
         <w:t xml:space="preserve"> </w:t>
       </w:r>
-      <w:proofErr w:type="spellStart"/>
       <w:r>
         <w:rPr>
           <w:rFonts w:ascii="Courier New" w:eastAsia="Times New Roman" w:hAnsi="Courier New" w:cs="Courier New"/>
@@ -4472,9 +5686,8 @@
           <w:szCs w:val="20"/>
           <w:lang w:val="ru-RU"/>
         </w:rPr>
-        <w:t>уникнути</w:t>
-      </w:r>
-      <w:proofErr w:type="spellEnd"/>
+        <w:t>до</w:t>
+      </w:r>
       <w:r>
         <w:rPr>
           <w:rFonts w:ascii="Courier New" w:eastAsia="Times New Roman" w:hAnsi="Courier New" w:cs="Courier New"/>
@@ -4485,7 +5698,6 @@
         </w:rPr>
         <w:t xml:space="preserve"> </w:t>
       </w:r>
-      <w:proofErr w:type="spellStart"/>
       <w:r>
         <w:rPr>
           <w:rFonts w:ascii="Courier New" w:eastAsia="Times New Roman" w:hAnsi="Courier New" w:cs="Courier New"/>
@@ -4494,9 +5706,8 @@
           <w:szCs w:val="20"/>
           <w:lang w:val="ru-RU"/>
         </w:rPr>
-        <w:t>ділення</w:t>
-      </w:r>
-      <w:proofErr w:type="spellEnd"/>
+        <w:t>нової</w:t>
+      </w:r>
       <w:r>
         <w:rPr>
           <w:rFonts w:ascii="Courier New" w:eastAsia="Times New Roman" w:hAnsi="Courier New" w:cs="Courier New"/>
@@ -4515,7 +5726,7 @@
           <w:szCs w:val="20"/>
           <w:lang w:val="ru-RU"/>
         </w:rPr>
-        <w:t>на</w:t>
+        <w:t>точки</w:t>
       </w:r>
       <w:r>
         <w:rPr>
@@ -4525,100 +5736,17 @@
           <w:szCs w:val="20"/>
           <w:lang w:val="en-US"/>
         </w:rPr>
-        <w:t xml:space="preserve"> </w:t>
-      </w:r>
-      <w:r>
-        <w:rPr>
-          <w:rFonts w:ascii="Courier New" w:eastAsia="Times New Roman" w:hAnsi="Courier New" w:cs="Courier New"/>
-          <w:color w:val="7A7E85"/>
-          <w:sz w:val="20"/>
-          <w:szCs w:val="20"/>
-          <w:lang w:val="ru-RU"/>
-        </w:rPr>
-        <w:t>нуль</w:t>
-      </w:r>
-      <w:r>
-        <w:rPr>
-          <w:rFonts w:ascii="Courier New" w:eastAsia="Times New Roman" w:hAnsi="Courier New" w:cs="Courier New"/>
-          <w:color w:val="7A7E85"/>
-          <w:sz w:val="20"/>
-          <w:szCs w:val="20"/>
-          <w:lang w:val="en-US"/>
-        </w:rPr>
         <w:br/>
-        <w:t xml:space="preserve">    </w:t>
-      </w:r>
-      <w:r>
-        <w:rPr>
-          <w:rFonts w:ascii="Courier New" w:eastAsia="Times New Roman" w:hAnsi="Courier New" w:cs="Courier New"/>
-          <w:color w:val="BCBEC4"/>
-          <w:sz w:val="20"/>
-          <w:szCs w:val="20"/>
-          <w:lang w:val="en-US"/>
-        </w:rPr>
-        <w:t xml:space="preserve">distances = </w:t>
-      </w:r>
-      <w:proofErr w:type="spellStart"/>
-      <w:r>
-        <w:rPr>
-          <w:rFonts w:ascii="Courier New" w:eastAsia="Times New Roman" w:hAnsi="Courier New" w:cs="Courier New"/>
-          <w:color w:val="BCBEC4"/>
-          <w:sz w:val="20"/>
-          <w:szCs w:val="20"/>
-          <w:lang w:val="en-US"/>
-        </w:rPr>
-        <w:t>np.where</w:t>
-      </w:r>
-      <w:proofErr w:type="spellEnd"/>
-      <w:r>
-        <w:rPr>
-          <w:rFonts w:ascii="Courier New" w:eastAsia="Times New Roman" w:hAnsi="Courier New" w:cs="Courier New"/>
-          <w:color w:val="BCBEC4"/>
-          <w:sz w:val="20"/>
-          <w:szCs w:val="20"/>
-          <w:lang w:val="en-US"/>
-        </w:rPr>
-        <w:t xml:space="preserve">(distances == </w:t>
-      </w:r>
-      <w:r>
-        <w:rPr>
-          <w:rFonts w:ascii="Courier New" w:eastAsia="Times New Roman" w:hAnsi="Courier New" w:cs="Courier New"/>
-          <w:color w:val="2AACB8"/>
-          <w:sz w:val="20"/>
-          <w:szCs w:val="20"/>
-          <w:lang w:val="en-US"/>
-        </w:rPr>
-        <w:t>0</w:t>
-      </w:r>
-      <w:r>
-        <w:rPr>
-          <w:rFonts w:ascii="Courier New" w:eastAsia="Times New Roman" w:hAnsi="Courier New" w:cs="Courier New"/>
-          <w:color w:val="BCBEC4"/>
-          <w:sz w:val="20"/>
-          <w:szCs w:val="20"/>
-          <w:lang w:val="en-US"/>
-        </w:rPr>
-        <w:t xml:space="preserve">, </w:t>
-      </w:r>
-      <w:r>
-        <w:rPr>
-          <w:rFonts w:ascii="Courier New" w:eastAsia="Times New Roman" w:hAnsi="Courier New" w:cs="Courier New"/>
-          <w:color w:val="2AACB8"/>
-          <w:sz w:val="20"/>
-          <w:szCs w:val="20"/>
-          <w:lang w:val="en-US"/>
-        </w:rPr>
-        <w:t>1e-10</w:t>
-      </w:r>
-      <w:r>
-        <w:rPr>
-          <w:rFonts w:ascii="Courier New" w:eastAsia="Times New Roman" w:hAnsi="Courier New" w:cs="Courier New"/>
-          <w:color w:val="BCBEC4"/>
-          <w:sz w:val="20"/>
-          <w:szCs w:val="20"/>
-          <w:lang w:val="en-US"/>
-        </w:rPr>
-        <w:t>, distances)</w:t>
+      </w:r>
+      <w:r>
+        <w:rPr>
+          <w:rFonts w:ascii="Courier New" w:eastAsia="Times New Roman" w:hAnsi="Courier New" w:cs="Courier New"/>
+          <w:color w:val="BCBEC4"/>
+          <w:sz w:val="20"/>
+          <w:szCs w:val="20"/>
+          <w:lang w:val="en-US"/>
+        </w:rPr>
+        <w:t>dist_euclid = distances_to_new(points, new_point, euclidean)</w:t>
       </w:r>
       <w:r>
         <w:rPr>
@@ -4629,6 +5757,7 @@
           <w:lang w:val="en-US"/>
         </w:rPr>
         <w:br/>
+        <w:t>dist_manhattan = distances_to_new(points, new_point, manhattan)</w:t>
       </w:r>
       <w:r>
         <w:rPr>
@@ -4639,27 +5768,7 @@
           <w:lang w:val="en-US"/>
         </w:rPr>
         <w:br/>
-        <w:t xml:space="preserve">    inverse = </w:t>
-      </w:r>
-      <w:r>
-        <w:rPr>
-          <w:rFonts w:ascii="Courier New" w:eastAsia="Times New Roman" w:hAnsi="Courier New" w:cs="Courier New"/>
-          <w:color w:val="2AACB8"/>
-          <w:sz w:val="20"/>
-          <w:szCs w:val="20"/>
-          <w:lang w:val="en-US"/>
-        </w:rPr>
-        <w:t xml:space="preserve">1 </w:t>
-      </w:r>
-      <w:r>
-        <w:rPr>
-          <w:rFonts w:ascii="Courier New" w:eastAsia="Times New Roman" w:hAnsi="Courier New" w:cs="Courier New"/>
-          <w:color w:val="BCBEC4"/>
-          <w:sz w:val="20"/>
-          <w:szCs w:val="20"/>
-          <w:lang w:val="en-US"/>
-        </w:rPr>
-        <w:t>/ distances</w:t>
+        <w:t>dist_chebyshev = distances_to_new(points, new_point, chebyshev)</w:t>
       </w:r>
       <w:r>
         <w:rPr>
@@ -4670,2128 +5779,7 @@
           <w:lang w:val="en-US"/>
         </w:rPr>
         <w:br/>
-        <w:t xml:space="preserve">    total = </w:t>
-      </w:r>
-      <w:proofErr w:type="spellStart"/>
-      <w:r>
-        <w:rPr>
-          <w:rFonts w:ascii="Courier New" w:eastAsia="Times New Roman" w:hAnsi="Courier New" w:cs="Courier New"/>
-          <w:color w:val="BCBEC4"/>
-          <w:sz w:val="20"/>
-          <w:szCs w:val="20"/>
-          <w:lang w:val="en-US"/>
-        </w:rPr>
-        <w:t>np.sum</w:t>
-      </w:r>
-      <w:proofErr w:type="spellEnd"/>
-      <w:r>
-        <w:rPr>
-          <w:rFonts w:ascii="Courier New" w:eastAsia="Times New Roman" w:hAnsi="Courier New" w:cs="Courier New"/>
-          <w:color w:val="BCBEC4"/>
-          <w:sz w:val="20"/>
-          <w:szCs w:val="20"/>
-          <w:lang w:val="en-US"/>
-        </w:rPr>
-        <w:t>(inverse)</w:t>
-      </w:r>
-      <w:r>
-        <w:rPr>
-          <w:rFonts w:ascii="Courier New" w:eastAsia="Times New Roman" w:hAnsi="Courier New" w:cs="Courier New"/>
-          <w:color w:val="BCBEC4"/>
-          <w:sz w:val="20"/>
-          <w:szCs w:val="20"/>
-          <w:lang w:val="en-US"/>
-        </w:rPr>
-        <w:br/>
-        <w:t xml:space="preserve">    probs = inverse / total</w:t>
-      </w:r>
-      <w:r>
-        <w:rPr>
-          <w:rFonts w:ascii="Courier New" w:eastAsia="Times New Roman" w:hAnsi="Courier New" w:cs="Courier New"/>
-          <w:color w:val="BCBEC4"/>
-          <w:sz w:val="20"/>
-          <w:szCs w:val="20"/>
-          <w:lang w:val="en-US"/>
-        </w:rPr>
-        <w:br/>
-        <w:t xml:space="preserve">    </w:t>
-      </w:r>
-      <w:r>
-        <w:rPr>
-          <w:rFonts w:ascii="Courier New" w:eastAsia="Times New Roman" w:hAnsi="Courier New" w:cs="Courier New"/>
-          <w:color w:val="CF8E6D"/>
-          <w:sz w:val="20"/>
-          <w:szCs w:val="20"/>
-          <w:lang w:val="en-US"/>
-        </w:rPr>
-        <w:t xml:space="preserve">return </w:t>
-      </w:r>
-      <w:r>
-        <w:rPr>
-          <w:rFonts w:ascii="Courier New" w:eastAsia="Times New Roman" w:hAnsi="Courier New" w:cs="Courier New"/>
-          <w:color w:val="BCBEC4"/>
-          <w:sz w:val="20"/>
-          <w:szCs w:val="20"/>
-          <w:lang w:val="en-US"/>
-        </w:rPr>
-        <w:t>probs</w:t>
-      </w:r>
-      <w:r>
-        <w:rPr>
-          <w:rFonts w:ascii="Courier New" w:eastAsia="Times New Roman" w:hAnsi="Courier New" w:cs="Courier New"/>
-          <w:color w:val="BCBEC4"/>
-          <w:sz w:val="20"/>
-          <w:szCs w:val="20"/>
-          <w:lang w:val="en-US"/>
-        </w:rPr>
-        <w:br/>
-      </w:r>
-      <w:r>
-        <w:rPr>
-          <w:rFonts w:ascii="Courier New" w:eastAsia="Times New Roman" w:hAnsi="Courier New" w:cs="Courier New"/>
-          <w:color w:val="BCBEC4"/>
-          <w:sz w:val="20"/>
-          <w:szCs w:val="20"/>
-          <w:lang w:val="en-US"/>
-        </w:rPr>
-        <w:br/>
-      </w:r>
-      <w:r>
-        <w:rPr>
-          <w:rFonts w:ascii="Courier New" w:eastAsia="Times New Roman" w:hAnsi="Courier New" w:cs="Courier New"/>
-          <w:color w:val="BCBEC4"/>
-          <w:sz w:val="20"/>
-          <w:szCs w:val="20"/>
-          <w:lang w:val="en-US"/>
-        </w:rPr>
-        <w:br/>
-      </w:r>
-      <w:r>
-        <w:rPr>
-          <w:rFonts w:ascii="Courier New" w:eastAsia="Times New Roman" w:hAnsi="Courier New" w:cs="Courier New"/>
-          <w:color w:val="7A7E85"/>
-          <w:sz w:val="20"/>
-          <w:szCs w:val="20"/>
-          <w:lang w:val="en-US"/>
-        </w:rPr>
-        <w:t># ==============================</w:t>
-      </w:r>
-      <w:r>
-        <w:rPr>
-          <w:rFonts w:ascii="Courier New" w:eastAsia="Times New Roman" w:hAnsi="Courier New" w:cs="Courier New"/>
-          <w:color w:val="7A7E85"/>
-          <w:sz w:val="20"/>
-          <w:szCs w:val="20"/>
-          <w:lang w:val="en-US"/>
-        </w:rPr>
-        <w:br/>
-        <w:t xml:space="preserve"># </w:t>
-      </w:r>
-      <w:proofErr w:type="spellStart"/>
-      <w:r>
-        <w:rPr>
-          <w:rFonts w:ascii="Courier New" w:eastAsia="Times New Roman" w:hAnsi="Courier New" w:cs="Courier New"/>
-          <w:color w:val="7A7E85"/>
-          <w:sz w:val="20"/>
-          <w:szCs w:val="20"/>
-          <w:lang w:val="ru-RU"/>
-        </w:rPr>
-        <w:t>Виведення</w:t>
-      </w:r>
-      <w:proofErr w:type="spellEnd"/>
-      <w:r>
-        <w:rPr>
-          <w:rFonts w:ascii="Courier New" w:eastAsia="Times New Roman" w:hAnsi="Courier New" w:cs="Courier New"/>
-          <w:color w:val="7A7E85"/>
-          <w:sz w:val="20"/>
-          <w:szCs w:val="20"/>
-          <w:lang w:val="en-US"/>
-        </w:rPr>
-        <w:t xml:space="preserve"> </w:t>
-      </w:r>
-      <w:proofErr w:type="spellStart"/>
-      <w:r>
-        <w:rPr>
-          <w:rFonts w:ascii="Courier New" w:eastAsia="Times New Roman" w:hAnsi="Courier New" w:cs="Courier New"/>
-          <w:color w:val="7A7E85"/>
-          <w:sz w:val="20"/>
-          <w:szCs w:val="20"/>
-          <w:lang w:val="ru-RU"/>
-        </w:rPr>
-        <w:t>таблиці</w:t>
-      </w:r>
-      <w:proofErr w:type="spellEnd"/>
-      <w:r>
-        <w:rPr>
-          <w:rFonts w:ascii="Courier New" w:eastAsia="Times New Roman" w:hAnsi="Courier New" w:cs="Courier New"/>
-          <w:color w:val="7A7E85"/>
-          <w:sz w:val="20"/>
-          <w:szCs w:val="20"/>
-          <w:lang w:val="en-US"/>
-        </w:rPr>
-        <w:t xml:space="preserve"> </w:t>
-      </w:r>
-      <w:proofErr w:type="spellStart"/>
-      <w:r>
-        <w:rPr>
-          <w:rFonts w:ascii="Courier New" w:eastAsia="Times New Roman" w:hAnsi="Courier New" w:cs="Courier New"/>
-          <w:color w:val="7A7E85"/>
-          <w:sz w:val="20"/>
-          <w:szCs w:val="20"/>
-          <w:lang w:val="ru-RU"/>
-        </w:rPr>
-        <w:t>точок</w:t>
-      </w:r>
-      <w:proofErr w:type="spellEnd"/>
-      <w:r>
-        <w:rPr>
-          <w:rFonts w:ascii="Courier New" w:eastAsia="Times New Roman" w:hAnsi="Courier New" w:cs="Courier New"/>
-          <w:color w:val="7A7E85"/>
-          <w:sz w:val="20"/>
-          <w:szCs w:val="20"/>
-          <w:lang w:val="en-US"/>
-        </w:rPr>
-        <w:br/>
-        <w:t># ==============================</w:t>
-      </w:r>
-      <w:r>
-        <w:rPr>
-          <w:rFonts w:ascii="Courier New" w:eastAsia="Times New Roman" w:hAnsi="Courier New" w:cs="Courier New"/>
-          <w:color w:val="7A7E85"/>
-          <w:sz w:val="20"/>
-          <w:szCs w:val="20"/>
-          <w:lang w:val="en-US"/>
-        </w:rPr>
-        <w:br/>
-      </w:r>
-      <w:r>
-        <w:rPr>
-          <w:rFonts w:ascii="Courier New" w:eastAsia="Times New Roman" w:hAnsi="Courier New" w:cs="Courier New"/>
-          <w:color w:val="7A7E85"/>
-          <w:sz w:val="20"/>
-          <w:szCs w:val="20"/>
-          <w:lang w:val="en-US"/>
-        </w:rPr>
-        <w:br/>
-      </w:r>
-      <w:r>
-        <w:rPr>
-          <w:rFonts w:ascii="Courier New" w:eastAsia="Times New Roman" w:hAnsi="Courier New" w:cs="Courier New"/>
-          <w:color w:val="7A7E85"/>
-          <w:sz w:val="20"/>
-          <w:szCs w:val="20"/>
-          <w:lang w:val="en-US"/>
-        </w:rPr>
-        <w:br/>
-      </w:r>
-      <w:r>
-        <w:rPr>
-          <w:rFonts w:ascii="Courier New" w:eastAsia="Times New Roman" w:hAnsi="Courier New" w:cs="Courier New"/>
-          <w:color w:val="CF8E6D"/>
-          <w:sz w:val="20"/>
-          <w:szCs w:val="20"/>
-          <w:lang w:val="en-US"/>
-        </w:rPr>
-        <w:t xml:space="preserve">def </w:t>
-      </w:r>
-      <w:proofErr w:type="spellStart"/>
-      <w:r>
-        <w:rPr>
-          <w:rFonts w:ascii="Courier New" w:eastAsia="Times New Roman" w:hAnsi="Courier New" w:cs="Courier New"/>
-          <w:color w:val="56A8F5"/>
-          <w:sz w:val="20"/>
-          <w:szCs w:val="20"/>
-          <w:lang w:val="en-US"/>
-        </w:rPr>
-        <w:t>print_points</w:t>
-      </w:r>
-      <w:proofErr w:type="spellEnd"/>
-      <w:r>
-        <w:rPr>
-          <w:rFonts w:ascii="Courier New" w:eastAsia="Times New Roman" w:hAnsi="Courier New" w:cs="Courier New"/>
-          <w:color w:val="BCBEC4"/>
-          <w:sz w:val="20"/>
-          <w:szCs w:val="20"/>
-          <w:lang w:val="en-US"/>
-        </w:rPr>
-        <w:t>(points):</w:t>
-      </w:r>
-      <w:r>
-        <w:rPr>
-          <w:rFonts w:ascii="Courier New" w:eastAsia="Times New Roman" w:hAnsi="Courier New" w:cs="Courier New"/>
-          <w:color w:val="BCBEC4"/>
-          <w:sz w:val="20"/>
-          <w:szCs w:val="20"/>
-          <w:lang w:val="en-US"/>
-        </w:rPr>
-        <w:br/>
-        <w:t xml:space="preserve">    </w:t>
-      </w:r>
-      <w:r>
-        <w:rPr>
-          <w:rFonts w:ascii="Courier New" w:eastAsia="Times New Roman" w:hAnsi="Courier New" w:cs="Courier New"/>
-          <w:color w:val="8888C6"/>
-          <w:sz w:val="20"/>
-          <w:szCs w:val="20"/>
-          <w:lang w:val="en-US"/>
-        </w:rPr>
-        <w:t>print</w:t>
-      </w:r>
-      <w:r>
-        <w:rPr>
-          <w:rFonts w:ascii="Courier New" w:eastAsia="Times New Roman" w:hAnsi="Courier New" w:cs="Courier New"/>
-          <w:color w:val="BCBEC4"/>
-          <w:sz w:val="20"/>
-          <w:szCs w:val="20"/>
-          <w:lang w:val="en-US"/>
-        </w:rPr>
-        <w:t>(</w:t>
-      </w:r>
-      <w:r>
-        <w:rPr>
-          <w:rFonts w:ascii="Courier New" w:eastAsia="Times New Roman" w:hAnsi="Courier New" w:cs="Courier New"/>
-          <w:color w:val="6AAB73"/>
-          <w:sz w:val="20"/>
-          <w:szCs w:val="20"/>
-          <w:lang w:val="en-US"/>
-        </w:rPr>
-        <w:t xml:space="preserve">"=== </w:t>
-      </w:r>
-      <w:proofErr w:type="spellStart"/>
-      <w:r>
-        <w:rPr>
-          <w:rFonts w:ascii="Courier New" w:eastAsia="Times New Roman" w:hAnsi="Courier New" w:cs="Courier New"/>
-          <w:color w:val="6AAB73"/>
-          <w:sz w:val="20"/>
-          <w:szCs w:val="20"/>
-          <w:lang w:val="ru-RU"/>
-        </w:rPr>
-        <w:t>Таблиця</w:t>
-      </w:r>
-      <w:proofErr w:type="spellEnd"/>
-      <w:r>
-        <w:rPr>
-          <w:rFonts w:ascii="Courier New" w:eastAsia="Times New Roman" w:hAnsi="Courier New" w:cs="Courier New"/>
-          <w:color w:val="6AAB73"/>
-          <w:sz w:val="20"/>
-          <w:szCs w:val="20"/>
-          <w:lang w:val="en-US"/>
-        </w:rPr>
-        <w:t xml:space="preserve"> </w:t>
-      </w:r>
-      <w:r>
-        <w:rPr>
-          <w:rFonts w:ascii="Courier New" w:eastAsia="Times New Roman" w:hAnsi="Courier New" w:cs="Courier New"/>
-          <w:color w:val="6AAB73"/>
-          <w:sz w:val="20"/>
-          <w:szCs w:val="20"/>
-          <w:lang w:val="ru-RU"/>
-        </w:rPr>
-        <w:t>координат</w:t>
-      </w:r>
-      <w:r>
-        <w:rPr>
-          <w:rFonts w:ascii="Courier New" w:eastAsia="Times New Roman" w:hAnsi="Courier New" w:cs="Courier New"/>
-          <w:color w:val="6AAB73"/>
-          <w:sz w:val="20"/>
-          <w:szCs w:val="20"/>
-          <w:lang w:val="en-US"/>
-        </w:rPr>
-        <w:t xml:space="preserve"> </w:t>
-      </w:r>
-      <w:proofErr w:type="spellStart"/>
-      <w:r>
-        <w:rPr>
-          <w:rFonts w:ascii="Courier New" w:eastAsia="Times New Roman" w:hAnsi="Courier New" w:cs="Courier New"/>
-          <w:color w:val="6AAB73"/>
-          <w:sz w:val="20"/>
-          <w:szCs w:val="20"/>
-          <w:lang w:val="ru-RU"/>
-        </w:rPr>
-        <w:t>точок</w:t>
-      </w:r>
-      <w:proofErr w:type="spellEnd"/>
-      <w:r>
-        <w:rPr>
-          <w:rFonts w:ascii="Courier New" w:eastAsia="Times New Roman" w:hAnsi="Courier New" w:cs="Courier New"/>
-          <w:color w:val="6AAB73"/>
-          <w:sz w:val="20"/>
-          <w:szCs w:val="20"/>
-          <w:lang w:val="en-US"/>
-        </w:rPr>
-        <w:t xml:space="preserve"> </w:t>
-      </w:r>
-      <w:r>
-        <w:rPr>
-          <w:rFonts w:ascii="Courier New" w:eastAsia="Times New Roman" w:hAnsi="Courier New" w:cs="Courier New"/>
-          <w:color w:val="6AAB73"/>
-          <w:sz w:val="20"/>
-          <w:szCs w:val="20"/>
-          <w:lang w:val="ru-RU"/>
-        </w:rPr>
-        <w:t>у</w:t>
-      </w:r>
-      <w:r>
-        <w:rPr>
-          <w:rFonts w:ascii="Courier New" w:eastAsia="Times New Roman" w:hAnsi="Courier New" w:cs="Courier New"/>
-          <w:color w:val="6AAB73"/>
-          <w:sz w:val="20"/>
-          <w:szCs w:val="20"/>
-          <w:lang w:val="en-US"/>
-        </w:rPr>
-        <w:t xml:space="preserve"> </w:t>
-      </w:r>
-      <w:proofErr w:type="spellStart"/>
-      <w:r>
-        <w:rPr>
-          <w:rFonts w:ascii="Courier New" w:eastAsia="Times New Roman" w:hAnsi="Courier New" w:cs="Courier New"/>
-          <w:color w:val="6AAB73"/>
-          <w:sz w:val="20"/>
-          <w:szCs w:val="20"/>
-          <w:lang w:val="ru-RU"/>
-        </w:rPr>
-        <w:t>просторі</w:t>
-      </w:r>
-      <w:proofErr w:type="spellEnd"/>
-      <w:r>
-        <w:rPr>
-          <w:rFonts w:ascii="Courier New" w:eastAsia="Times New Roman" w:hAnsi="Courier New" w:cs="Courier New"/>
-          <w:color w:val="6AAB73"/>
-          <w:sz w:val="20"/>
-          <w:szCs w:val="20"/>
-          <w:lang w:val="en-US"/>
-        </w:rPr>
-        <w:t xml:space="preserve"> </w:t>
-      </w:r>
-      <w:proofErr w:type="spellStart"/>
-      <w:r>
-        <w:rPr>
-          <w:rFonts w:ascii="Courier New" w:eastAsia="Times New Roman" w:hAnsi="Courier New" w:cs="Courier New"/>
-          <w:color w:val="6AAB73"/>
-          <w:sz w:val="20"/>
-          <w:szCs w:val="20"/>
-          <w:lang w:val="ru-RU"/>
-        </w:rPr>
-        <w:t>ознак</w:t>
-      </w:r>
-      <w:proofErr w:type="spellEnd"/>
-      <w:r>
-        <w:rPr>
-          <w:rFonts w:ascii="Courier New" w:eastAsia="Times New Roman" w:hAnsi="Courier New" w:cs="Courier New"/>
-          <w:color w:val="6AAB73"/>
-          <w:sz w:val="20"/>
-          <w:szCs w:val="20"/>
-          <w:lang w:val="en-US"/>
-        </w:rPr>
-        <w:t xml:space="preserve"> ==="</w:t>
-      </w:r>
-      <w:r>
-        <w:rPr>
-          <w:rFonts w:ascii="Courier New" w:eastAsia="Times New Roman" w:hAnsi="Courier New" w:cs="Courier New"/>
-          <w:color w:val="BCBEC4"/>
-          <w:sz w:val="20"/>
-          <w:szCs w:val="20"/>
-          <w:lang w:val="en-US"/>
-        </w:rPr>
-        <w:t>)</w:t>
-      </w:r>
-      <w:r>
-        <w:rPr>
-          <w:rFonts w:ascii="Courier New" w:eastAsia="Times New Roman" w:hAnsi="Courier New" w:cs="Courier New"/>
-          <w:color w:val="BCBEC4"/>
-          <w:sz w:val="20"/>
-          <w:szCs w:val="20"/>
-          <w:lang w:val="en-US"/>
-        </w:rPr>
-        <w:br/>
-        <w:t xml:space="preserve">    </w:t>
-      </w:r>
-      <w:r>
-        <w:rPr>
-          <w:rFonts w:ascii="Courier New" w:eastAsia="Times New Roman" w:hAnsi="Courier New" w:cs="Courier New"/>
-          <w:color w:val="8888C6"/>
-          <w:sz w:val="20"/>
-          <w:szCs w:val="20"/>
-          <w:lang w:val="en-US"/>
-        </w:rPr>
-        <w:t>print</w:t>
-      </w:r>
-      <w:r>
-        <w:rPr>
-          <w:rFonts w:ascii="Courier New" w:eastAsia="Times New Roman" w:hAnsi="Courier New" w:cs="Courier New"/>
-          <w:color w:val="BCBEC4"/>
-          <w:sz w:val="20"/>
-          <w:szCs w:val="20"/>
-          <w:lang w:val="en-US"/>
-        </w:rPr>
-        <w:t>(</w:t>
-      </w:r>
-      <w:r>
-        <w:rPr>
-          <w:rFonts w:ascii="Courier New" w:eastAsia="Times New Roman" w:hAnsi="Courier New" w:cs="Courier New"/>
-          <w:color w:val="6AAB73"/>
-          <w:sz w:val="20"/>
-          <w:szCs w:val="20"/>
-          <w:lang w:val="en-US"/>
-        </w:rPr>
-        <w:t>"№</w:t>
-      </w:r>
-      <w:r>
-        <w:rPr>
-          <w:rFonts w:ascii="Courier New" w:eastAsia="Times New Roman" w:hAnsi="Courier New" w:cs="Courier New"/>
-          <w:color w:val="CF8E6D"/>
-          <w:sz w:val="20"/>
-          <w:szCs w:val="20"/>
-          <w:lang w:val="en-US"/>
-        </w:rPr>
-        <w:t>\t</w:t>
-      </w:r>
-      <w:r>
-        <w:rPr>
-          <w:rFonts w:ascii="Courier New" w:eastAsia="Times New Roman" w:hAnsi="Courier New" w:cs="Courier New"/>
-          <w:color w:val="6AAB73"/>
-          <w:sz w:val="20"/>
-          <w:szCs w:val="20"/>
-          <w:lang w:val="en-US"/>
-        </w:rPr>
-        <w:t>x1</w:t>
-      </w:r>
-      <w:r>
-        <w:rPr>
-          <w:rFonts w:ascii="Courier New" w:eastAsia="Times New Roman" w:hAnsi="Courier New" w:cs="Courier New"/>
-          <w:color w:val="CF8E6D"/>
-          <w:sz w:val="20"/>
-          <w:szCs w:val="20"/>
-          <w:lang w:val="en-US"/>
-        </w:rPr>
-        <w:t>\t</w:t>
-      </w:r>
-      <w:r>
-        <w:rPr>
-          <w:rFonts w:ascii="Courier New" w:eastAsia="Times New Roman" w:hAnsi="Courier New" w:cs="Courier New"/>
-          <w:color w:val="6AAB73"/>
-          <w:sz w:val="20"/>
-          <w:szCs w:val="20"/>
-          <w:lang w:val="en-US"/>
-        </w:rPr>
-        <w:t>x2</w:t>
-      </w:r>
-      <w:r>
-        <w:rPr>
-          <w:rFonts w:ascii="Courier New" w:eastAsia="Times New Roman" w:hAnsi="Courier New" w:cs="Courier New"/>
-          <w:color w:val="CF8E6D"/>
-          <w:sz w:val="20"/>
-          <w:szCs w:val="20"/>
-          <w:lang w:val="en-US"/>
-        </w:rPr>
-        <w:t>\t</w:t>
-      </w:r>
-      <w:r>
-        <w:rPr>
-          <w:rFonts w:ascii="Courier New" w:eastAsia="Times New Roman" w:hAnsi="Courier New" w:cs="Courier New"/>
-          <w:color w:val="6AAB73"/>
-          <w:sz w:val="20"/>
-          <w:szCs w:val="20"/>
-          <w:lang w:val="en-US"/>
-        </w:rPr>
-        <w:t>x3"</w:t>
-      </w:r>
-      <w:r>
-        <w:rPr>
-          <w:rFonts w:ascii="Courier New" w:eastAsia="Times New Roman" w:hAnsi="Courier New" w:cs="Courier New"/>
-          <w:color w:val="BCBEC4"/>
-          <w:sz w:val="20"/>
-          <w:szCs w:val="20"/>
-          <w:lang w:val="en-US"/>
-        </w:rPr>
-        <w:t>)</w:t>
-      </w:r>
-      <w:r>
-        <w:rPr>
-          <w:rFonts w:ascii="Courier New" w:eastAsia="Times New Roman" w:hAnsi="Courier New" w:cs="Courier New"/>
-          <w:color w:val="BCBEC4"/>
-          <w:sz w:val="20"/>
-          <w:szCs w:val="20"/>
-          <w:lang w:val="en-US"/>
-        </w:rPr>
-        <w:br/>
-      </w:r>
-      <w:r>
-        <w:rPr>
-          <w:rFonts w:ascii="Courier New" w:eastAsia="Times New Roman" w:hAnsi="Courier New" w:cs="Courier New"/>
-          <w:color w:val="BCBEC4"/>
-          <w:sz w:val="20"/>
-          <w:szCs w:val="20"/>
-          <w:lang w:val="en-US"/>
-        </w:rPr>
-        <w:br/>
-        <w:t xml:space="preserve">    </w:t>
-      </w:r>
-      <w:r>
-        <w:rPr>
-          <w:rFonts w:ascii="Courier New" w:eastAsia="Times New Roman" w:hAnsi="Courier New" w:cs="Courier New"/>
-          <w:color w:val="CF8E6D"/>
-          <w:sz w:val="20"/>
-          <w:szCs w:val="20"/>
-          <w:lang w:val="en-US"/>
-        </w:rPr>
-        <w:t xml:space="preserve">for </w:t>
-      </w:r>
-      <w:proofErr w:type="spellStart"/>
-      <w:r>
-        <w:rPr>
-          <w:rFonts w:ascii="Courier New" w:eastAsia="Times New Roman" w:hAnsi="Courier New" w:cs="Courier New"/>
-          <w:color w:val="BCBEC4"/>
-          <w:sz w:val="20"/>
-          <w:szCs w:val="20"/>
-          <w:lang w:val="en-US"/>
-        </w:rPr>
-        <w:t>i</w:t>
-      </w:r>
-      <w:proofErr w:type="spellEnd"/>
-      <w:r>
-        <w:rPr>
-          <w:rFonts w:ascii="Courier New" w:eastAsia="Times New Roman" w:hAnsi="Courier New" w:cs="Courier New"/>
-          <w:color w:val="BCBEC4"/>
-          <w:sz w:val="20"/>
-          <w:szCs w:val="20"/>
-          <w:lang w:val="en-US"/>
-        </w:rPr>
-        <w:t xml:space="preserve">, p </w:t>
-      </w:r>
-      <w:r>
-        <w:rPr>
-          <w:rFonts w:ascii="Courier New" w:eastAsia="Times New Roman" w:hAnsi="Courier New" w:cs="Courier New"/>
-          <w:color w:val="CF8E6D"/>
-          <w:sz w:val="20"/>
-          <w:szCs w:val="20"/>
-          <w:lang w:val="en-US"/>
-        </w:rPr>
-        <w:t xml:space="preserve">in </w:t>
-      </w:r>
-      <w:r>
-        <w:rPr>
-          <w:rFonts w:ascii="Courier New" w:eastAsia="Times New Roman" w:hAnsi="Courier New" w:cs="Courier New"/>
-          <w:color w:val="8888C6"/>
-          <w:sz w:val="20"/>
-          <w:szCs w:val="20"/>
-          <w:lang w:val="en-US"/>
-        </w:rPr>
-        <w:t>enumerate</w:t>
-      </w:r>
-      <w:r>
-        <w:rPr>
-          <w:rFonts w:ascii="Courier New" w:eastAsia="Times New Roman" w:hAnsi="Courier New" w:cs="Courier New"/>
-          <w:color w:val="BCBEC4"/>
-          <w:sz w:val="20"/>
-          <w:szCs w:val="20"/>
-          <w:lang w:val="en-US"/>
-        </w:rPr>
-        <w:t xml:space="preserve">(points, </w:t>
-      </w:r>
-      <w:r>
-        <w:rPr>
-          <w:rFonts w:ascii="Courier New" w:eastAsia="Times New Roman" w:hAnsi="Courier New" w:cs="Courier New"/>
-          <w:color w:val="AA4926"/>
-          <w:sz w:val="20"/>
-          <w:szCs w:val="20"/>
-          <w:lang w:val="en-US"/>
-        </w:rPr>
-        <w:t>start</w:t>
-      </w:r>
-      <w:r>
-        <w:rPr>
-          <w:rFonts w:ascii="Courier New" w:eastAsia="Times New Roman" w:hAnsi="Courier New" w:cs="Courier New"/>
-          <w:color w:val="BCBEC4"/>
-          <w:sz w:val="20"/>
-          <w:szCs w:val="20"/>
-          <w:lang w:val="en-US"/>
-        </w:rPr>
-        <w:t>=</w:t>
-      </w:r>
-      <w:r>
-        <w:rPr>
-          <w:rFonts w:ascii="Courier New" w:eastAsia="Times New Roman" w:hAnsi="Courier New" w:cs="Courier New"/>
-          <w:color w:val="2AACB8"/>
-          <w:sz w:val="20"/>
-          <w:szCs w:val="20"/>
-          <w:lang w:val="en-US"/>
-        </w:rPr>
-        <w:t>1</w:t>
-      </w:r>
-      <w:r>
-        <w:rPr>
-          <w:rFonts w:ascii="Courier New" w:eastAsia="Times New Roman" w:hAnsi="Courier New" w:cs="Courier New"/>
-          <w:color w:val="BCBEC4"/>
-          <w:sz w:val="20"/>
-          <w:szCs w:val="20"/>
-          <w:lang w:val="en-US"/>
-        </w:rPr>
-        <w:t>):</w:t>
-      </w:r>
-      <w:r>
-        <w:rPr>
-          <w:rFonts w:ascii="Courier New" w:eastAsia="Times New Roman" w:hAnsi="Courier New" w:cs="Courier New"/>
-          <w:color w:val="BCBEC4"/>
-          <w:sz w:val="20"/>
-          <w:szCs w:val="20"/>
-          <w:lang w:val="en-US"/>
-        </w:rPr>
-        <w:br/>
-        <w:t xml:space="preserve">        </w:t>
-      </w:r>
-      <w:r>
-        <w:rPr>
-          <w:rFonts w:ascii="Courier New" w:eastAsia="Times New Roman" w:hAnsi="Courier New" w:cs="Courier New"/>
-          <w:color w:val="8888C6"/>
-          <w:sz w:val="20"/>
-          <w:szCs w:val="20"/>
-          <w:lang w:val="en-US"/>
-        </w:rPr>
-        <w:t>print</w:t>
-      </w:r>
-      <w:r>
-        <w:rPr>
-          <w:rFonts w:ascii="Courier New" w:eastAsia="Times New Roman" w:hAnsi="Courier New" w:cs="Courier New"/>
-          <w:color w:val="BCBEC4"/>
-          <w:sz w:val="20"/>
-          <w:szCs w:val="20"/>
-          <w:lang w:val="en-US"/>
-        </w:rPr>
-        <w:t>(</w:t>
-      </w:r>
-      <w:r>
-        <w:rPr>
-          <w:rFonts w:ascii="Courier New" w:eastAsia="Times New Roman" w:hAnsi="Courier New" w:cs="Courier New"/>
-          <w:color w:val="6AAB73"/>
-          <w:sz w:val="20"/>
-          <w:szCs w:val="20"/>
-          <w:lang w:val="en-US"/>
-        </w:rPr>
-        <w:t>f"</w:t>
-      </w:r>
-      <w:r>
-        <w:rPr>
-          <w:rFonts w:ascii="Courier New" w:eastAsia="Times New Roman" w:hAnsi="Courier New" w:cs="Courier New"/>
-          <w:color w:val="CF8E6D"/>
-          <w:sz w:val="20"/>
-          <w:szCs w:val="20"/>
-          <w:lang w:val="en-US"/>
-        </w:rPr>
-        <w:t>{</w:t>
-      </w:r>
-      <w:proofErr w:type="spellStart"/>
-      <w:r>
-        <w:rPr>
-          <w:rFonts w:ascii="Courier New" w:eastAsia="Times New Roman" w:hAnsi="Courier New" w:cs="Courier New"/>
-          <w:color w:val="BCBEC4"/>
-          <w:sz w:val="20"/>
-          <w:szCs w:val="20"/>
-          <w:lang w:val="en-US"/>
-        </w:rPr>
-        <w:t>i</w:t>
-      </w:r>
-      <w:proofErr w:type="spellEnd"/>
-      <w:r>
-        <w:rPr>
-          <w:rFonts w:ascii="Courier New" w:eastAsia="Times New Roman" w:hAnsi="Courier New" w:cs="Courier New"/>
-          <w:color w:val="CF8E6D"/>
-          <w:sz w:val="20"/>
-          <w:szCs w:val="20"/>
-          <w:lang w:val="en-US"/>
-        </w:rPr>
-        <w:t>}\t{</w:t>
-      </w:r>
-      <w:r>
-        <w:rPr>
-          <w:rFonts w:ascii="Courier New" w:eastAsia="Times New Roman" w:hAnsi="Courier New" w:cs="Courier New"/>
-          <w:color w:val="BCBEC4"/>
-          <w:sz w:val="20"/>
-          <w:szCs w:val="20"/>
-          <w:lang w:val="en-US"/>
-        </w:rPr>
-        <w:t>p[</w:t>
-      </w:r>
-      <w:r>
-        <w:rPr>
-          <w:rFonts w:ascii="Courier New" w:eastAsia="Times New Roman" w:hAnsi="Courier New" w:cs="Courier New"/>
-          <w:color w:val="2AACB8"/>
-          <w:sz w:val="20"/>
-          <w:szCs w:val="20"/>
-          <w:lang w:val="en-US"/>
-        </w:rPr>
-        <w:t>0</w:t>
-      </w:r>
-      <w:r>
-        <w:rPr>
-          <w:rFonts w:ascii="Courier New" w:eastAsia="Times New Roman" w:hAnsi="Courier New" w:cs="Courier New"/>
-          <w:color w:val="BCBEC4"/>
-          <w:sz w:val="20"/>
-          <w:szCs w:val="20"/>
-          <w:lang w:val="en-US"/>
-        </w:rPr>
-        <w:t>]</w:t>
-      </w:r>
-      <w:r>
-        <w:rPr>
-          <w:rFonts w:ascii="Courier New" w:eastAsia="Times New Roman" w:hAnsi="Courier New" w:cs="Courier New"/>
-          <w:color w:val="CF8E6D"/>
-          <w:sz w:val="20"/>
-          <w:szCs w:val="20"/>
-          <w:lang w:val="en-US"/>
-        </w:rPr>
-        <w:t>}\t{</w:t>
-      </w:r>
-      <w:r>
-        <w:rPr>
-          <w:rFonts w:ascii="Courier New" w:eastAsia="Times New Roman" w:hAnsi="Courier New" w:cs="Courier New"/>
-          <w:color w:val="BCBEC4"/>
-          <w:sz w:val="20"/>
-          <w:szCs w:val="20"/>
-          <w:lang w:val="en-US"/>
-        </w:rPr>
-        <w:t>p[</w:t>
-      </w:r>
-      <w:r>
-        <w:rPr>
-          <w:rFonts w:ascii="Courier New" w:eastAsia="Times New Roman" w:hAnsi="Courier New" w:cs="Courier New"/>
-          <w:color w:val="2AACB8"/>
-          <w:sz w:val="20"/>
-          <w:szCs w:val="20"/>
-          <w:lang w:val="en-US"/>
-        </w:rPr>
-        <w:t>1</w:t>
-      </w:r>
-      <w:r>
-        <w:rPr>
-          <w:rFonts w:ascii="Courier New" w:eastAsia="Times New Roman" w:hAnsi="Courier New" w:cs="Courier New"/>
-          <w:color w:val="BCBEC4"/>
-          <w:sz w:val="20"/>
-          <w:szCs w:val="20"/>
-          <w:lang w:val="en-US"/>
-        </w:rPr>
-        <w:t>]</w:t>
-      </w:r>
-      <w:r>
-        <w:rPr>
-          <w:rFonts w:ascii="Courier New" w:eastAsia="Times New Roman" w:hAnsi="Courier New" w:cs="Courier New"/>
-          <w:color w:val="CF8E6D"/>
-          <w:sz w:val="20"/>
-          <w:szCs w:val="20"/>
-          <w:lang w:val="en-US"/>
-        </w:rPr>
-        <w:t>}\t{</w:t>
-      </w:r>
-      <w:r>
-        <w:rPr>
-          <w:rFonts w:ascii="Courier New" w:eastAsia="Times New Roman" w:hAnsi="Courier New" w:cs="Courier New"/>
-          <w:color w:val="BCBEC4"/>
-          <w:sz w:val="20"/>
-          <w:szCs w:val="20"/>
-          <w:lang w:val="en-US"/>
-        </w:rPr>
-        <w:t>p[</w:t>
-      </w:r>
-      <w:r>
-        <w:rPr>
-          <w:rFonts w:ascii="Courier New" w:eastAsia="Times New Roman" w:hAnsi="Courier New" w:cs="Courier New"/>
-          <w:color w:val="2AACB8"/>
-          <w:sz w:val="20"/>
-          <w:szCs w:val="20"/>
-          <w:lang w:val="en-US"/>
-        </w:rPr>
-        <w:t>2</w:t>
-      </w:r>
-      <w:r>
-        <w:rPr>
-          <w:rFonts w:ascii="Courier New" w:eastAsia="Times New Roman" w:hAnsi="Courier New" w:cs="Courier New"/>
-          <w:color w:val="BCBEC4"/>
-          <w:sz w:val="20"/>
-          <w:szCs w:val="20"/>
-          <w:lang w:val="en-US"/>
-        </w:rPr>
-        <w:t>]</w:t>
-      </w:r>
-      <w:r>
-        <w:rPr>
-          <w:rFonts w:ascii="Courier New" w:eastAsia="Times New Roman" w:hAnsi="Courier New" w:cs="Courier New"/>
-          <w:color w:val="CF8E6D"/>
-          <w:sz w:val="20"/>
-          <w:szCs w:val="20"/>
-          <w:lang w:val="en-US"/>
-        </w:rPr>
-        <w:t>}</w:t>
-      </w:r>
-      <w:r>
-        <w:rPr>
-          <w:rFonts w:ascii="Courier New" w:eastAsia="Times New Roman" w:hAnsi="Courier New" w:cs="Courier New"/>
-          <w:color w:val="6AAB73"/>
-          <w:sz w:val="20"/>
-          <w:szCs w:val="20"/>
-          <w:lang w:val="en-US"/>
-        </w:rPr>
-        <w:t>"</w:t>
-      </w:r>
-      <w:r>
-        <w:rPr>
-          <w:rFonts w:ascii="Courier New" w:eastAsia="Times New Roman" w:hAnsi="Courier New" w:cs="Courier New"/>
-          <w:color w:val="BCBEC4"/>
-          <w:sz w:val="20"/>
-          <w:szCs w:val="20"/>
-          <w:lang w:val="en-US"/>
-        </w:rPr>
-        <w:t>)</w:t>
-      </w:r>
-      <w:r>
-        <w:rPr>
-          <w:rFonts w:ascii="Courier New" w:eastAsia="Times New Roman" w:hAnsi="Courier New" w:cs="Courier New"/>
-          <w:color w:val="BCBEC4"/>
-          <w:sz w:val="20"/>
-          <w:szCs w:val="20"/>
-          <w:lang w:val="en-US"/>
-        </w:rPr>
-        <w:br/>
-      </w:r>
-      <w:r>
-        <w:rPr>
-          <w:rFonts w:ascii="Courier New" w:eastAsia="Times New Roman" w:hAnsi="Courier New" w:cs="Courier New"/>
-          <w:color w:val="BCBEC4"/>
-          <w:sz w:val="20"/>
-          <w:szCs w:val="20"/>
-          <w:lang w:val="en-US"/>
-        </w:rPr>
-        <w:lastRenderedPageBreak/>
-        <w:br/>
-      </w:r>
-      <w:r>
-        <w:rPr>
-          <w:rFonts w:ascii="Courier New" w:eastAsia="Times New Roman" w:hAnsi="Courier New" w:cs="Courier New"/>
-          <w:color w:val="7A7E85"/>
-          <w:sz w:val="20"/>
-          <w:szCs w:val="20"/>
-          <w:lang w:val="en-US"/>
-        </w:rPr>
-        <w:t># ==============================</w:t>
-      </w:r>
-      <w:r>
-        <w:rPr>
-          <w:rFonts w:ascii="Courier New" w:eastAsia="Times New Roman" w:hAnsi="Courier New" w:cs="Courier New"/>
-          <w:color w:val="7A7E85"/>
-          <w:sz w:val="20"/>
-          <w:szCs w:val="20"/>
-          <w:lang w:val="en-US"/>
-        </w:rPr>
-        <w:br/>
-        <w:t xml:space="preserve"># 6. </w:t>
-      </w:r>
-      <w:proofErr w:type="spellStart"/>
-      <w:r>
-        <w:rPr>
-          <w:rFonts w:ascii="Courier New" w:eastAsia="Times New Roman" w:hAnsi="Courier New" w:cs="Courier New"/>
-          <w:color w:val="7A7E85"/>
-          <w:sz w:val="20"/>
-          <w:szCs w:val="20"/>
-          <w:lang w:val="ru-RU"/>
-        </w:rPr>
-        <w:t>Основна</w:t>
-      </w:r>
-      <w:proofErr w:type="spellEnd"/>
-      <w:r>
-        <w:rPr>
-          <w:rFonts w:ascii="Courier New" w:eastAsia="Times New Roman" w:hAnsi="Courier New" w:cs="Courier New"/>
-          <w:color w:val="7A7E85"/>
-          <w:sz w:val="20"/>
-          <w:szCs w:val="20"/>
-          <w:lang w:val="en-US"/>
-        </w:rPr>
-        <w:t xml:space="preserve"> </w:t>
-      </w:r>
-      <w:proofErr w:type="spellStart"/>
-      <w:r>
-        <w:rPr>
-          <w:rFonts w:ascii="Courier New" w:eastAsia="Times New Roman" w:hAnsi="Courier New" w:cs="Courier New"/>
-          <w:color w:val="7A7E85"/>
-          <w:sz w:val="20"/>
-          <w:szCs w:val="20"/>
-          <w:lang w:val="ru-RU"/>
-        </w:rPr>
-        <w:t>програма</w:t>
-      </w:r>
-      <w:proofErr w:type="spellEnd"/>
-      <w:r>
-        <w:rPr>
-          <w:rFonts w:ascii="Courier New" w:eastAsia="Times New Roman" w:hAnsi="Courier New" w:cs="Courier New"/>
-          <w:color w:val="7A7E85"/>
-          <w:sz w:val="20"/>
-          <w:szCs w:val="20"/>
-          <w:lang w:val="en-US"/>
-        </w:rPr>
-        <w:br/>
-        <w:t># ==============================</w:t>
-      </w:r>
-      <w:r>
-        <w:rPr>
-          <w:rFonts w:ascii="Courier New" w:eastAsia="Times New Roman" w:hAnsi="Courier New" w:cs="Courier New"/>
-          <w:color w:val="7A7E85"/>
-          <w:sz w:val="20"/>
-          <w:szCs w:val="20"/>
-          <w:lang w:val="en-US"/>
-        </w:rPr>
-        <w:br/>
-      </w:r>
-      <w:r>
-        <w:rPr>
-          <w:rFonts w:ascii="Courier New" w:eastAsia="Times New Roman" w:hAnsi="Courier New" w:cs="Courier New"/>
-          <w:color w:val="7A7E85"/>
-          <w:sz w:val="20"/>
-          <w:szCs w:val="20"/>
-          <w:lang w:val="en-US"/>
-        </w:rPr>
-        <w:br/>
-      </w:r>
-      <w:proofErr w:type="spellStart"/>
-      <w:r>
-        <w:rPr>
-          <w:rFonts w:ascii="Courier New" w:eastAsia="Times New Roman" w:hAnsi="Courier New" w:cs="Courier New"/>
-          <w:color w:val="BCBEC4"/>
-          <w:sz w:val="20"/>
-          <w:szCs w:val="20"/>
-          <w:lang w:val="en-US"/>
-        </w:rPr>
-        <w:t>print_points</w:t>
-      </w:r>
-      <w:proofErr w:type="spellEnd"/>
-      <w:r>
-        <w:rPr>
-          <w:rFonts w:ascii="Courier New" w:eastAsia="Times New Roman" w:hAnsi="Courier New" w:cs="Courier New"/>
-          <w:color w:val="BCBEC4"/>
-          <w:sz w:val="20"/>
-          <w:szCs w:val="20"/>
-          <w:lang w:val="en-US"/>
-        </w:rPr>
-        <w:t>(points)</w:t>
-      </w:r>
-      <w:r>
-        <w:rPr>
-          <w:rFonts w:ascii="Courier New" w:eastAsia="Times New Roman" w:hAnsi="Courier New" w:cs="Courier New"/>
-          <w:color w:val="BCBEC4"/>
-          <w:sz w:val="20"/>
-          <w:szCs w:val="20"/>
-          <w:lang w:val="en-US"/>
-        </w:rPr>
-        <w:br/>
-      </w:r>
-      <w:r>
-        <w:rPr>
-          <w:rFonts w:ascii="Courier New" w:eastAsia="Times New Roman" w:hAnsi="Courier New" w:cs="Courier New"/>
-          <w:color w:val="BCBEC4"/>
-          <w:sz w:val="20"/>
-          <w:szCs w:val="20"/>
-          <w:lang w:val="en-US"/>
-        </w:rPr>
-        <w:br/>
-      </w:r>
-      <w:r>
-        <w:rPr>
-          <w:rFonts w:ascii="Courier New" w:eastAsia="Times New Roman" w:hAnsi="Courier New" w:cs="Courier New"/>
-          <w:color w:val="8888C6"/>
-          <w:sz w:val="20"/>
-          <w:szCs w:val="20"/>
-          <w:lang w:val="en-US"/>
-        </w:rPr>
-        <w:t>print</w:t>
-      </w:r>
-      <w:r>
-        <w:rPr>
-          <w:rFonts w:ascii="Courier New" w:eastAsia="Times New Roman" w:hAnsi="Courier New" w:cs="Courier New"/>
-          <w:color w:val="BCBEC4"/>
-          <w:sz w:val="20"/>
-          <w:szCs w:val="20"/>
-          <w:lang w:val="en-US"/>
-        </w:rPr>
-        <w:t>(</w:t>
-      </w:r>
-      <w:r>
-        <w:rPr>
-          <w:rFonts w:ascii="Courier New" w:eastAsia="Times New Roman" w:hAnsi="Courier New" w:cs="Courier New"/>
-          <w:color w:val="6AAB73"/>
-          <w:sz w:val="20"/>
-          <w:szCs w:val="20"/>
-          <w:lang w:val="en-US"/>
-        </w:rPr>
-        <w:t xml:space="preserve">"=== </w:t>
-      </w:r>
-      <w:proofErr w:type="spellStart"/>
-      <w:r>
-        <w:rPr>
-          <w:rFonts w:ascii="Courier New" w:eastAsia="Times New Roman" w:hAnsi="Courier New" w:cs="Courier New"/>
-          <w:color w:val="6AAB73"/>
-          <w:sz w:val="20"/>
-          <w:szCs w:val="20"/>
-          <w:lang w:val="ru-RU"/>
-        </w:rPr>
-        <w:t>Матриця</w:t>
-      </w:r>
-      <w:proofErr w:type="spellEnd"/>
-      <w:r>
-        <w:rPr>
-          <w:rFonts w:ascii="Courier New" w:eastAsia="Times New Roman" w:hAnsi="Courier New" w:cs="Courier New"/>
-          <w:color w:val="6AAB73"/>
-          <w:sz w:val="20"/>
-          <w:szCs w:val="20"/>
-          <w:lang w:val="en-US"/>
-        </w:rPr>
-        <w:t xml:space="preserve"> </w:t>
-      </w:r>
-      <w:proofErr w:type="spellStart"/>
-      <w:r>
-        <w:rPr>
-          <w:rFonts w:ascii="Courier New" w:eastAsia="Times New Roman" w:hAnsi="Courier New" w:cs="Courier New"/>
-          <w:color w:val="6AAB73"/>
-          <w:sz w:val="20"/>
-          <w:szCs w:val="20"/>
-          <w:lang w:val="ru-RU"/>
-        </w:rPr>
-        <w:t>відстаней</w:t>
-      </w:r>
-      <w:proofErr w:type="spellEnd"/>
-      <w:r>
-        <w:rPr>
-          <w:rFonts w:ascii="Courier New" w:eastAsia="Times New Roman" w:hAnsi="Courier New" w:cs="Courier New"/>
-          <w:color w:val="6AAB73"/>
-          <w:sz w:val="20"/>
-          <w:szCs w:val="20"/>
-          <w:lang w:val="en-US"/>
-        </w:rPr>
-        <w:t xml:space="preserve"> (</w:t>
-      </w:r>
-      <w:proofErr w:type="spellStart"/>
-      <w:r>
-        <w:rPr>
-          <w:rFonts w:ascii="Courier New" w:eastAsia="Times New Roman" w:hAnsi="Courier New" w:cs="Courier New"/>
-          <w:color w:val="6AAB73"/>
-          <w:sz w:val="20"/>
-          <w:szCs w:val="20"/>
-          <w:lang w:val="ru-RU"/>
-        </w:rPr>
-        <w:t>Евклід</w:t>
-      </w:r>
-      <w:proofErr w:type="spellEnd"/>
-      <w:r>
-        <w:rPr>
-          <w:rFonts w:ascii="Courier New" w:eastAsia="Times New Roman" w:hAnsi="Courier New" w:cs="Courier New"/>
-          <w:color w:val="6AAB73"/>
-          <w:sz w:val="20"/>
-          <w:szCs w:val="20"/>
-          <w:lang w:val="en-US"/>
-        </w:rPr>
-        <w:t>) ==="</w:t>
-      </w:r>
-      <w:r>
-        <w:rPr>
-          <w:rFonts w:ascii="Courier New" w:eastAsia="Times New Roman" w:hAnsi="Courier New" w:cs="Courier New"/>
-          <w:color w:val="BCBEC4"/>
-          <w:sz w:val="20"/>
-          <w:szCs w:val="20"/>
-          <w:lang w:val="en-US"/>
-        </w:rPr>
-        <w:t>)</w:t>
-      </w:r>
-      <w:r>
-        <w:rPr>
-          <w:rFonts w:ascii="Courier New" w:eastAsia="Times New Roman" w:hAnsi="Courier New" w:cs="Courier New"/>
-          <w:color w:val="BCBEC4"/>
-          <w:sz w:val="20"/>
-          <w:szCs w:val="20"/>
-          <w:lang w:val="en-US"/>
-        </w:rPr>
-        <w:br/>
-      </w:r>
-      <w:r>
-        <w:rPr>
-          <w:rFonts w:ascii="Courier New" w:eastAsia="Times New Roman" w:hAnsi="Courier New" w:cs="Courier New"/>
-          <w:color w:val="8888C6"/>
-          <w:sz w:val="20"/>
-          <w:szCs w:val="20"/>
-          <w:lang w:val="en-US"/>
-        </w:rPr>
-        <w:t>print</w:t>
-      </w:r>
-      <w:r>
-        <w:rPr>
-          <w:rFonts w:ascii="Courier New" w:eastAsia="Times New Roman" w:hAnsi="Courier New" w:cs="Courier New"/>
-          <w:color w:val="BCBEC4"/>
-          <w:sz w:val="20"/>
-          <w:szCs w:val="20"/>
-          <w:lang w:val="en-US"/>
-        </w:rPr>
-        <w:t>(</w:t>
-      </w:r>
-      <w:proofErr w:type="spellStart"/>
-      <w:r>
-        <w:rPr>
-          <w:rFonts w:ascii="Courier New" w:eastAsia="Times New Roman" w:hAnsi="Courier New" w:cs="Courier New"/>
-          <w:color w:val="BCBEC4"/>
-          <w:sz w:val="20"/>
-          <w:szCs w:val="20"/>
-          <w:lang w:val="en-US"/>
-        </w:rPr>
-        <w:t>distance_matrix</w:t>
-      </w:r>
-      <w:proofErr w:type="spellEnd"/>
-      <w:r>
-        <w:rPr>
-          <w:rFonts w:ascii="Courier New" w:eastAsia="Times New Roman" w:hAnsi="Courier New" w:cs="Courier New"/>
-          <w:color w:val="BCBEC4"/>
-          <w:sz w:val="20"/>
-          <w:szCs w:val="20"/>
-          <w:lang w:val="en-US"/>
-        </w:rPr>
-        <w:t xml:space="preserve">(points, </w:t>
-      </w:r>
-      <w:proofErr w:type="spellStart"/>
-      <w:r>
-        <w:rPr>
-          <w:rFonts w:ascii="Courier New" w:eastAsia="Times New Roman" w:hAnsi="Courier New" w:cs="Courier New"/>
-          <w:color w:val="BCBEC4"/>
-          <w:sz w:val="20"/>
-          <w:szCs w:val="20"/>
-          <w:lang w:val="en-US"/>
-        </w:rPr>
-        <w:t>euclidean</w:t>
-      </w:r>
-      <w:proofErr w:type="spellEnd"/>
-      <w:r>
-        <w:rPr>
-          <w:rFonts w:ascii="Courier New" w:eastAsia="Times New Roman" w:hAnsi="Courier New" w:cs="Courier New"/>
-          <w:color w:val="BCBEC4"/>
-          <w:sz w:val="20"/>
-          <w:szCs w:val="20"/>
-          <w:lang w:val="en-US"/>
-        </w:rPr>
-        <w:t>))</w:t>
-      </w:r>
-      <w:r>
-        <w:rPr>
-          <w:rFonts w:ascii="Courier New" w:eastAsia="Times New Roman" w:hAnsi="Courier New" w:cs="Courier New"/>
-          <w:color w:val="BCBEC4"/>
-          <w:sz w:val="20"/>
-          <w:szCs w:val="20"/>
-          <w:lang w:val="en-US"/>
-        </w:rPr>
-        <w:br/>
-      </w:r>
-      <w:r>
-        <w:rPr>
-          <w:rFonts w:ascii="Courier New" w:eastAsia="Times New Roman" w:hAnsi="Courier New" w:cs="Courier New"/>
-          <w:color w:val="BCBEC4"/>
-          <w:sz w:val="20"/>
-          <w:szCs w:val="20"/>
-          <w:lang w:val="en-US"/>
-        </w:rPr>
-        <w:br/>
-      </w:r>
-      <w:r>
-        <w:rPr>
-          <w:rFonts w:ascii="Courier New" w:eastAsia="Times New Roman" w:hAnsi="Courier New" w:cs="Courier New"/>
-          <w:color w:val="8888C6"/>
-          <w:sz w:val="20"/>
-          <w:szCs w:val="20"/>
-          <w:lang w:val="en-US"/>
-        </w:rPr>
-        <w:t>print</w:t>
-      </w:r>
-      <w:r>
-        <w:rPr>
-          <w:rFonts w:ascii="Courier New" w:eastAsia="Times New Roman" w:hAnsi="Courier New" w:cs="Courier New"/>
-          <w:color w:val="BCBEC4"/>
-          <w:sz w:val="20"/>
-          <w:szCs w:val="20"/>
-          <w:lang w:val="en-US"/>
-        </w:rPr>
-        <w:t>(</w:t>
-      </w:r>
-      <w:r>
-        <w:rPr>
-          <w:rFonts w:ascii="Courier New" w:eastAsia="Times New Roman" w:hAnsi="Courier New" w:cs="Courier New"/>
-          <w:color w:val="6AAB73"/>
-          <w:sz w:val="20"/>
-          <w:szCs w:val="20"/>
-          <w:lang w:val="en-US"/>
-        </w:rPr>
-        <w:t>"</w:t>
-      </w:r>
-      <w:r>
-        <w:rPr>
-          <w:rFonts w:ascii="Courier New" w:eastAsia="Times New Roman" w:hAnsi="Courier New" w:cs="Courier New"/>
-          <w:color w:val="CF8E6D"/>
-          <w:sz w:val="20"/>
-          <w:szCs w:val="20"/>
-          <w:lang w:val="en-US"/>
-        </w:rPr>
-        <w:t>\n</w:t>
-      </w:r>
-      <w:r>
-        <w:rPr>
-          <w:rFonts w:ascii="Courier New" w:eastAsia="Times New Roman" w:hAnsi="Courier New" w:cs="Courier New"/>
-          <w:color w:val="6AAB73"/>
-          <w:sz w:val="20"/>
-          <w:szCs w:val="20"/>
-          <w:lang w:val="en-US"/>
-        </w:rPr>
-        <w:t xml:space="preserve">=== </w:t>
-      </w:r>
-      <w:proofErr w:type="spellStart"/>
-      <w:r>
-        <w:rPr>
-          <w:rFonts w:ascii="Courier New" w:eastAsia="Times New Roman" w:hAnsi="Courier New" w:cs="Courier New"/>
-          <w:color w:val="6AAB73"/>
-          <w:sz w:val="20"/>
-          <w:szCs w:val="20"/>
-          <w:lang w:val="ru-RU"/>
-        </w:rPr>
-        <w:t>Матриця</w:t>
-      </w:r>
-      <w:proofErr w:type="spellEnd"/>
-      <w:r>
-        <w:rPr>
-          <w:rFonts w:ascii="Courier New" w:eastAsia="Times New Roman" w:hAnsi="Courier New" w:cs="Courier New"/>
-          <w:color w:val="6AAB73"/>
-          <w:sz w:val="20"/>
-          <w:szCs w:val="20"/>
-          <w:lang w:val="en-US"/>
-        </w:rPr>
-        <w:t xml:space="preserve"> </w:t>
-      </w:r>
-      <w:proofErr w:type="spellStart"/>
-      <w:r>
-        <w:rPr>
-          <w:rFonts w:ascii="Courier New" w:eastAsia="Times New Roman" w:hAnsi="Courier New" w:cs="Courier New"/>
-          <w:color w:val="6AAB73"/>
-          <w:sz w:val="20"/>
-          <w:szCs w:val="20"/>
-          <w:lang w:val="ru-RU"/>
-        </w:rPr>
-        <w:t>відстаней</w:t>
-      </w:r>
-      <w:proofErr w:type="spellEnd"/>
-      <w:r>
-        <w:rPr>
-          <w:rFonts w:ascii="Courier New" w:eastAsia="Times New Roman" w:hAnsi="Courier New" w:cs="Courier New"/>
-          <w:color w:val="6AAB73"/>
-          <w:sz w:val="20"/>
-          <w:szCs w:val="20"/>
-          <w:lang w:val="en-US"/>
-        </w:rPr>
-        <w:t xml:space="preserve"> (</w:t>
-      </w:r>
-      <w:r>
-        <w:rPr>
-          <w:rFonts w:ascii="Courier New" w:eastAsia="Times New Roman" w:hAnsi="Courier New" w:cs="Courier New"/>
-          <w:color w:val="6AAB73"/>
-          <w:sz w:val="20"/>
-          <w:szCs w:val="20"/>
-          <w:lang w:val="ru-RU"/>
-        </w:rPr>
-        <w:t>Манхеттен</w:t>
-      </w:r>
-      <w:r>
-        <w:rPr>
-          <w:rFonts w:ascii="Courier New" w:eastAsia="Times New Roman" w:hAnsi="Courier New" w:cs="Courier New"/>
-          <w:color w:val="6AAB73"/>
-          <w:sz w:val="20"/>
-          <w:szCs w:val="20"/>
-          <w:lang w:val="en-US"/>
-        </w:rPr>
-        <w:t>) ==="</w:t>
-      </w:r>
-      <w:r>
-        <w:rPr>
-          <w:rFonts w:ascii="Courier New" w:eastAsia="Times New Roman" w:hAnsi="Courier New" w:cs="Courier New"/>
-          <w:color w:val="BCBEC4"/>
-          <w:sz w:val="20"/>
-          <w:szCs w:val="20"/>
-          <w:lang w:val="en-US"/>
-        </w:rPr>
-        <w:t>)</w:t>
-      </w:r>
-      <w:r>
-        <w:rPr>
-          <w:rFonts w:ascii="Courier New" w:eastAsia="Times New Roman" w:hAnsi="Courier New" w:cs="Courier New"/>
-          <w:color w:val="BCBEC4"/>
-          <w:sz w:val="20"/>
-          <w:szCs w:val="20"/>
-          <w:lang w:val="en-US"/>
-        </w:rPr>
-        <w:br/>
-      </w:r>
-      <w:r>
-        <w:rPr>
-          <w:rFonts w:ascii="Courier New" w:eastAsia="Times New Roman" w:hAnsi="Courier New" w:cs="Courier New"/>
-          <w:color w:val="8888C6"/>
-          <w:sz w:val="20"/>
-          <w:szCs w:val="20"/>
-          <w:lang w:val="en-US"/>
-        </w:rPr>
-        <w:t>print</w:t>
-      </w:r>
-      <w:r>
-        <w:rPr>
-          <w:rFonts w:ascii="Courier New" w:eastAsia="Times New Roman" w:hAnsi="Courier New" w:cs="Courier New"/>
-          <w:color w:val="BCBEC4"/>
-          <w:sz w:val="20"/>
-          <w:szCs w:val="20"/>
-          <w:lang w:val="en-US"/>
-        </w:rPr>
-        <w:t>(</w:t>
-      </w:r>
-      <w:proofErr w:type="spellStart"/>
-      <w:r>
-        <w:rPr>
-          <w:rFonts w:ascii="Courier New" w:eastAsia="Times New Roman" w:hAnsi="Courier New" w:cs="Courier New"/>
-          <w:color w:val="BCBEC4"/>
-          <w:sz w:val="20"/>
-          <w:szCs w:val="20"/>
-          <w:lang w:val="en-US"/>
-        </w:rPr>
-        <w:t>distance_matrix</w:t>
-      </w:r>
-      <w:proofErr w:type="spellEnd"/>
-      <w:r>
-        <w:rPr>
-          <w:rFonts w:ascii="Courier New" w:eastAsia="Times New Roman" w:hAnsi="Courier New" w:cs="Courier New"/>
-          <w:color w:val="BCBEC4"/>
-          <w:sz w:val="20"/>
-          <w:szCs w:val="20"/>
-          <w:lang w:val="en-US"/>
-        </w:rPr>
-        <w:t xml:space="preserve">(points, </w:t>
-      </w:r>
-      <w:proofErr w:type="spellStart"/>
-      <w:r>
-        <w:rPr>
-          <w:rFonts w:ascii="Courier New" w:eastAsia="Times New Roman" w:hAnsi="Courier New" w:cs="Courier New"/>
-          <w:color w:val="BCBEC4"/>
-          <w:sz w:val="20"/>
-          <w:szCs w:val="20"/>
-          <w:lang w:val="en-US"/>
-        </w:rPr>
-        <w:t>manhattan</w:t>
-      </w:r>
-      <w:proofErr w:type="spellEnd"/>
-      <w:r>
-        <w:rPr>
-          <w:rFonts w:ascii="Courier New" w:eastAsia="Times New Roman" w:hAnsi="Courier New" w:cs="Courier New"/>
-          <w:color w:val="BCBEC4"/>
-          <w:sz w:val="20"/>
-          <w:szCs w:val="20"/>
-          <w:lang w:val="en-US"/>
-        </w:rPr>
-        <w:t>))</w:t>
-      </w:r>
-      <w:r>
-        <w:rPr>
-          <w:rFonts w:ascii="Courier New" w:eastAsia="Times New Roman" w:hAnsi="Courier New" w:cs="Courier New"/>
-          <w:color w:val="BCBEC4"/>
-          <w:sz w:val="20"/>
-          <w:szCs w:val="20"/>
-          <w:lang w:val="en-US"/>
-        </w:rPr>
-        <w:br/>
-      </w:r>
-      <w:r>
-        <w:rPr>
-          <w:rFonts w:ascii="Courier New" w:eastAsia="Times New Roman" w:hAnsi="Courier New" w:cs="Courier New"/>
-          <w:color w:val="BCBEC4"/>
-          <w:sz w:val="20"/>
-          <w:szCs w:val="20"/>
-          <w:lang w:val="en-US"/>
-        </w:rPr>
-        <w:br/>
-      </w:r>
-      <w:r>
-        <w:rPr>
-          <w:rFonts w:ascii="Courier New" w:eastAsia="Times New Roman" w:hAnsi="Courier New" w:cs="Courier New"/>
-          <w:color w:val="8888C6"/>
-          <w:sz w:val="20"/>
-          <w:szCs w:val="20"/>
-          <w:lang w:val="en-US"/>
-        </w:rPr>
-        <w:t>print</w:t>
-      </w:r>
-      <w:r>
-        <w:rPr>
-          <w:rFonts w:ascii="Courier New" w:eastAsia="Times New Roman" w:hAnsi="Courier New" w:cs="Courier New"/>
-          <w:color w:val="BCBEC4"/>
-          <w:sz w:val="20"/>
-          <w:szCs w:val="20"/>
-          <w:lang w:val="en-US"/>
-        </w:rPr>
-        <w:t>(</w:t>
-      </w:r>
-      <w:r>
-        <w:rPr>
-          <w:rFonts w:ascii="Courier New" w:eastAsia="Times New Roman" w:hAnsi="Courier New" w:cs="Courier New"/>
-          <w:color w:val="6AAB73"/>
-          <w:sz w:val="20"/>
-          <w:szCs w:val="20"/>
-          <w:lang w:val="en-US"/>
-        </w:rPr>
-        <w:t>"</w:t>
-      </w:r>
-      <w:r>
-        <w:rPr>
-          <w:rFonts w:ascii="Courier New" w:eastAsia="Times New Roman" w:hAnsi="Courier New" w:cs="Courier New"/>
-          <w:color w:val="CF8E6D"/>
-          <w:sz w:val="20"/>
-          <w:szCs w:val="20"/>
-          <w:lang w:val="en-US"/>
-        </w:rPr>
-        <w:t>\n</w:t>
-      </w:r>
-      <w:r>
-        <w:rPr>
-          <w:rFonts w:ascii="Courier New" w:eastAsia="Times New Roman" w:hAnsi="Courier New" w:cs="Courier New"/>
-          <w:color w:val="6AAB73"/>
-          <w:sz w:val="20"/>
-          <w:szCs w:val="20"/>
-          <w:lang w:val="en-US"/>
-        </w:rPr>
-        <w:t xml:space="preserve">=== </w:t>
-      </w:r>
-      <w:proofErr w:type="spellStart"/>
-      <w:r>
-        <w:rPr>
-          <w:rFonts w:ascii="Courier New" w:eastAsia="Times New Roman" w:hAnsi="Courier New" w:cs="Courier New"/>
-          <w:color w:val="6AAB73"/>
-          <w:sz w:val="20"/>
-          <w:szCs w:val="20"/>
-          <w:lang w:val="ru-RU"/>
-        </w:rPr>
-        <w:t>Матриця</w:t>
-      </w:r>
-      <w:proofErr w:type="spellEnd"/>
-      <w:r>
-        <w:rPr>
-          <w:rFonts w:ascii="Courier New" w:eastAsia="Times New Roman" w:hAnsi="Courier New" w:cs="Courier New"/>
-          <w:color w:val="6AAB73"/>
-          <w:sz w:val="20"/>
-          <w:szCs w:val="20"/>
-          <w:lang w:val="en-US"/>
-        </w:rPr>
-        <w:t xml:space="preserve"> </w:t>
-      </w:r>
-      <w:proofErr w:type="spellStart"/>
-      <w:r>
-        <w:rPr>
-          <w:rFonts w:ascii="Courier New" w:eastAsia="Times New Roman" w:hAnsi="Courier New" w:cs="Courier New"/>
-          <w:color w:val="6AAB73"/>
-          <w:sz w:val="20"/>
-          <w:szCs w:val="20"/>
-          <w:lang w:val="ru-RU"/>
-        </w:rPr>
-        <w:t>відстаней</w:t>
-      </w:r>
-      <w:proofErr w:type="spellEnd"/>
-      <w:r>
-        <w:rPr>
-          <w:rFonts w:ascii="Courier New" w:eastAsia="Times New Roman" w:hAnsi="Courier New" w:cs="Courier New"/>
-          <w:color w:val="6AAB73"/>
-          <w:sz w:val="20"/>
-          <w:szCs w:val="20"/>
-          <w:lang w:val="en-US"/>
-        </w:rPr>
-        <w:t xml:space="preserve"> (</w:t>
-      </w:r>
-      <w:proofErr w:type="spellStart"/>
-      <w:r>
-        <w:rPr>
-          <w:rFonts w:ascii="Courier New" w:eastAsia="Times New Roman" w:hAnsi="Courier New" w:cs="Courier New"/>
-          <w:color w:val="6AAB73"/>
-          <w:sz w:val="20"/>
-          <w:szCs w:val="20"/>
-          <w:lang w:val="ru-RU"/>
-        </w:rPr>
-        <w:t>Чебишев</w:t>
-      </w:r>
-      <w:proofErr w:type="spellEnd"/>
-      <w:r>
-        <w:rPr>
-          <w:rFonts w:ascii="Courier New" w:eastAsia="Times New Roman" w:hAnsi="Courier New" w:cs="Courier New"/>
-          <w:color w:val="6AAB73"/>
-          <w:sz w:val="20"/>
-          <w:szCs w:val="20"/>
-          <w:lang w:val="en-US"/>
-        </w:rPr>
-        <w:t>) ==="</w:t>
-      </w:r>
-      <w:r>
-        <w:rPr>
-          <w:rFonts w:ascii="Courier New" w:eastAsia="Times New Roman" w:hAnsi="Courier New" w:cs="Courier New"/>
-          <w:color w:val="BCBEC4"/>
-          <w:sz w:val="20"/>
-          <w:szCs w:val="20"/>
-          <w:lang w:val="en-US"/>
-        </w:rPr>
-        <w:t>)</w:t>
-      </w:r>
-      <w:r>
-        <w:rPr>
-          <w:rFonts w:ascii="Courier New" w:eastAsia="Times New Roman" w:hAnsi="Courier New" w:cs="Courier New"/>
-          <w:color w:val="BCBEC4"/>
-          <w:sz w:val="20"/>
-          <w:szCs w:val="20"/>
-          <w:lang w:val="en-US"/>
-        </w:rPr>
-        <w:br/>
-      </w:r>
-      <w:r>
-        <w:rPr>
-          <w:rFonts w:ascii="Courier New" w:eastAsia="Times New Roman" w:hAnsi="Courier New" w:cs="Courier New"/>
-          <w:color w:val="8888C6"/>
-          <w:sz w:val="20"/>
-          <w:szCs w:val="20"/>
-          <w:lang w:val="en-US"/>
-        </w:rPr>
-        <w:t>print</w:t>
-      </w:r>
-      <w:r>
-        <w:rPr>
-          <w:rFonts w:ascii="Courier New" w:eastAsia="Times New Roman" w:hAnsi="Courier New" w:cs="Courier New"/>
-          <w:color w:val="BCBEC4"/>
-          <w:sz w:val="20"/>
-          <w:szCs w:val="20"/>
-          <w:lang w:val="en-US"/>
-        </w:rPr>
-        <w:t>(</w:t>
-      </w:r>
-      <w:proofErr w:type="spellStart"/>
-      <w:r>
-        <w:rPr>
-          <w:rFonts w:ascii="Courier New" w:eastAsia="Times New Roman" w:hAnsi="Courier New" w:cs="Courier New"/>
-          <w:color w:val="BCBEC4"/>
-          <w:sz w:val="20"/>
-          <w:szCs w:val="20"/>
-          <w:lang w:val="en-US"/>
-        </w:rPr>
-        <w:t>distance_matrix</w:t>
-      </w:r>
-      <w:proofErr w:type="spellEnd"/>
-      <w:r>
-        <w:rPr>
-          <w:rFonts w:ascii="Courier New" w:eastAsia="Times New Roman" w:hAnsi="Courier New" w:cs="Courier New"/>
-          <w:color w:val="BCBEC4"/>
-          <w:sz w:val="20"/>
-          <w:szCs w:val="20"/>
-          <w:lang w:val="en-US"/>
-        </w:rPr>
-        <w:t xml:space="preserve">(points, </w:t>
-      </w:r>
-      <w:proofErr w:type="spellStart"/>
-      <w:r>
-        <w:rPr>
-          <w:rFonts w:ascii="Courier New" w:eastAsia="Times New Roman" w:hAnsi="Courier New" w:cs="Courier New"/>
-          <w:color w:val="BCBEC4"/>
-          <w:sz w:val="20"/>
-          <w:szCs w:val="20"/>
-          <w:lang w:val="en-US"/>
-        </w:rPr>
-        <w:t>chebyshev</w:t>
-      </w:r>
-      <w:proofErr w:type="spellEnd"/>
-      <w:r>
-        <w:rPr>
-          <w:rFonts w:ascii="Courier New" w:eastAsia="Times New Roman" w:hAnsi="Courier New" w:cs="Courier New"/>
-          <w:color w:val="BCBEC4"/>
-          <w:sz w:val="20"/>
-          <w:szCs w:val="20"/>
-          <w:lang w:val="en-US"/>
-        </w:rPr>
-        <w:t>))</w:t>
-      </w:r>
-      <w:r>
-        <w:rPr>
-          <w:rFonts w:ascii="Courier New" w:eastAsia="Times New Roman" w:hAnsi="Courier New" w:cs="Courier New"/>
-          <w:color w:val="BCBEC4"/>
-          <w:sz w:val="20"/>
-          <w:szCs w:val="20"/>
-          <w:lang w:val="en-US"/>
-        </w:rPr>
-        <w:br/>
-      </w:r>
-      <w:r>
-        <w:rPr>
-          <w:rFonts w:ascii="Courier New" w:eastAsia="Times New Roman" w:hAnsi="Courier New" w:cs="Courier New"/>
-          <w:color w:val="BCBEC4"/>
-          <w:sz w:val="20"/>
-          <w:szCs w:val="20"/>
-          <w:lang w:val="en-US"/>
-        </w:rPr>
-        <w:br/>
-      </w:r>
-      <w:r>
-        <w:rPr>
-          <w:rFonts w:ascii="Courier New" w:eastAsia="Times New Roman" w:hAnsi="Courier New" w:cs="Courier New"/>
-          <w:color w:val="BCBEC4"/>
-          <w:sz w:val="20"/>
-          <w:szCs w:val="20"/>
-          <w:lang w:val="en-US"/>
-        </w:rPr>
-        <w:br/>
-      </w:r>
-      <w:r>
-        <w:rPr>
-          <w:rFonts w:ascii="Courier New" w:eastAsia="Times New Roman" w:hAnsi="Courier New" w:cs="Courier New"/>
-          <w:color w:val="7A7E85"/>
-          <w:sz w:val="20"/>
-          <w:szCs w:val="20"/>
-          <w:lang w:val="en-US"/>
-        </w:rPr>
-        <w:t xml:space="preserve"># </w:t>
-      </w:r>
-      <w:proofErr w:type="spellStart"/>
-      <w:r>
-        <w:rPr>
-          <w:rFonts w:ascii="Courier New" w:eastAsia="Times New Roman" w:hAnsi="Courier New" w:cs="Courier New"/>
-          <w:color w:val="7A7E85"/>
-          <w:sz w:val="20"/>
-          <w:szCs w:val="20"/>
-          <w:lang w:val="ru-RU"/>
-        </w:rPr>
-        <w:t>Відстані</w:t>
-      </w:r>
-      <w:proofErr w:type="spellEnd"/>
-      <w:r>
-        <w:rPr>
-          <w:rFonts w:ascii="Courier New" w:eastAsia="Times New Roman" w:hAnsi="Courier New" w:cs="Courier New"/>
-          <w:color w:val="7A7E85"/>
-          <w:sz w:val="20"/>
-          <w:szCs w:val="20"/>
-          <w:lang w:val="en-US"/>
-        </w:rPr>
-        <w:t xml:space="preserve"> </w:t>
-      </w:r>
-      <w:r>
-        <w:rPr>
-          <w:rFonts w:ascii="Courier New" w:eastAsia="Times New Roman" w:hAnsi="Courier New" w:cs="Courier New"/>
-          <w:color w:val="7A7E85"/>
-          <w:sz w:val="20"/>
-          <w:szCs w:val="20"/>
-          <w:lang w:val="ru-RU"/>
-        </w:rPr>
-        <w:t>до</w:t>
-      </w:r>
-      <w:r>
-        <w:rPr>
-          <w:rFonts w:ascii="Courier New" w:eastAsia="Times New Roman" w:hAnsi="Courier New" w:cs="Courier New"/>
-          <w:color w:val="7A7E85"/>
-          <w:sz w:val="20"/>
-          <w:szCs w:val="20"/>
-          <w:lang w:val="en-US"/>
-        </w:rPr>
-        <w:t xml:space="preserve"> </w:t>
-      </w:r>
-      <w:proofErr w:type="spellStart"/>
-      <w:r>
-        <w:rPr>
-          <w:rFonts w:ascii="Courier New" w:eastAsia="Times New Roman" w:hAnsi="Courier New" w:cs="Courier New"/>
-          <w:color w:val="7A7E85"/>
-          <w:sz w:val="20"/>
-          <w:szCs w:val="20"/>
-          <w:lang w:val="ru-RU"/>
-        </w:rPr>
-        <w:t>нової</w:t>
-      </w:r>
-      <w:proofErr w:type="spellEnd"/>
-      <w:r>
-        <w:rPr>
-          <w:rFonts w:ascii="Courier New" w:eastAsia="Times New Roman" w:hAnsi="Courier New" w:cs="Courier New"/>
-          <w:color w:val="7A7E85"/>
-          <w:sz w:val="20"/>
-          <w:szCs w:val="20"/>
-          <w:lang w:val="en-US"/>
-        </w:rPr>
-        <w:t xml:space="preserve"> </w:t>
-      </w:r>
-      <w:r>
-        <w:rPr>
-          <w:rFonts w:ascii="Courier New" w:eastAsia="Times New Roman" w:hAnsi="Courier New" w:cs="Courier New"/>
-          <w:color w:val="7A7E85"/>
-          <w:sz w:val="20"/>
-          <w:szCs w:val="20"/>
-          <w:lang w:val="ru-RU"/>
-        </w:rPr>
-        <w:t>точки</w:t>
-      </w:r>
-      <w:r>
-        <w:rPr>
-          <w:rFonts w:ascii="Courier New" w:eastAsia="Times New Roman" w:hAnsi="Courier New" w:cs="Courier New"/>
-          <w:color w:val="7A7E85"/>
-          <w:sz w:val="20"/>
-          <w:szCs w:val="20"/>
-          <w:lang w:val="en-US"/>
-        </w:rPr>
-        <w:br/>
-      </w:r>
-      <w:proofErr w:type="spellStart"/>
-      <w:r>
-        <w:rPr>
-          <w:rFonts w:ascii="Courier New" w:eastAsia="Times New Roman" w:hAnsi="Courier New" w:cs="Courier New"/>
-          <w:color w:val="BCBEC4"/>
-          <w:sz w:val="20"/>
-          <w:szCs w:val="20"/>
-          <w:lang w:val="en-US"/>
-        </w:rPr>
-        <w:t>dist_euclid</w:t>
-      </w:r>
-      <w:proofErr w:type="spellEnd"/>
-      <w:r>
-        <w:rPr>
-          <w:rFonts w:ascii="Courier New" w:eastAsia="Times New Roman" w:hAnsi="Courier New" w:cs="Courier New"/>
-          <w:color w:val="BCBEC4"/>
-          <w:sz w:val="20"/>
-          <w:szCs w:val="20"/>
-          <w:lang w:val="en-US"/>
-        </w:rPr>
-        <w:t xml:space="preserve"> = </w:t>
-      </w:r>
-      <w:proofErr w:type="spellStart"/>
-      <w:r>
-        <w:rPr>
-          <w:rFonts w:ascii="Courier New" w:eastAsia="Times New Roman" w:hAnsi="Courier New" w:cs="Courier New"/>
-          <w:color w:val="BCBEC4"/>
-          <w:sz w:val="20"/>
-          <w:szCs w:val="20"/>
-          <w:lang w:val="en-US"/>
-        </w:rPr>
-        <w:t>distances_to_new</w:t>
-      </w:r>
-      <w:proofErr w:type="spellEnd"/>
-      <w:r>
-        <w:rPr>
-          <w:rFonts w:ascii="Courier New" w:eastAsia="Times New Roman" w:hAnsi="Courier New" w:cs="Courier New"/>
-          <w:color w:val="BCBEC4"/>
-          <w:sz w:val="20"/>
-          <w:szCs w:val="20"/>
-          <w:lang w:val="en-US"/>
-        </w:rPr>
-        <w:t xml:space="preserve">(points, </w:t>
-      </w:r>
-      <w:proofErr w:type="spellStart"/>
-      <w:r>
-        <w:rPr>
-          <w:rFonts w:ascii="Courier New" w:eastAsia="Times New Roman" w:hAnsi="Courier New" w:cs="Courier New"/>
-          <w:color w:val="BCBEC4"/>
-          <w:sz w:val="20"/>
-          <w:szCs w:val="20"/>
-          <w:lang w:val="en-US"/>
-        </w:rPr>
-        <w:t>new_point</w:t>
-      </w:r>
-      <w:proofErr w:type="spellEnd"/>
-      <w:r>
-        <w:rPr>
-          <w:rFonts w:ascii="Courier New" w:eastAsia="Times New Roman" w:hAnsi="Courier New" w:cs="Courier New"/>
-          <w:color w:val="BCBEC4"/>
-          <w:sz w:val="20"/>
-          <w:szCs w:val="20"/>
-          <w:lang w:val="en-US"/>
-        </w:rPr>
-        <w:t xml:space="preserve">, </w:t>
-      </w:r>
-      <w:proofErr w:type="spellStart"/>
-      <w:r>
-        <w:rPr>
-          <w:rFonts w:ascii="Courier New" w:eastAsia="Times New Roman" w:hAnsi="Courier New" w:cs="Courier New"/>
-          <w:color w:val="BCBEC4"/>
-          <w:sz w:val="20"/>
-          <w:szCs w:val="20"/>
-          <w:lang w:val="en-US"/>
-        </w:rPr>
-        <w:t>euclidean</w:t>
-      </w:r>
-      <w:proofErr w:type="spellEnd"/>
-      <w:r>
-        <w:rPr>
-          <w:rFonts w:ascii="Courier New" w:eastAsia="Times New Roman" w:hAnsi="Courier New" w:cs="Courier New"/>
-          <w:color w:val="BCBEC4"/>
-          <w:sz w:val="20"/>
-          <w:szCs w:val="20"/>
-          <w:lang w:val="en-US"/>
-        </w:rPr>
-        <w:t>)</w:t>
-      </w:r>
-      <w:r>
-        <w:rPr>
-          <w:rFonts w:ascii="Courier New" w:eastAsia="Times New Roman" w:hAnsi="Courier New" w:cs="Courier New"/>
-          <w:color w:val="BCBEC4"/>
-          <w:sz w:val="20"/>
-          <w:szCs w:val="20"/>
-          <w:lang w:val="en-US"/>
-        </w:rPr>
-        <w:br/>
-      </w:r>
-      <w:proofErr w:type="spellStart"/>
-      <w:r>
-        <w:rPr>
-          <w:rFonts w:ascii="Courier New" w:eastAsia="Times New Roman" w:hAnsi="Courier New" w:cs="Courier New"/>
-          <w:color w:val="BCBEC4"/>
-          <w:sz w:val="20"/>
-          <w:szCs w:val="20"/>
-          <w:lang w:val="en-US"/>
-        </w:rPr>
-        <w:t>dist_manhattan</w:t>
-      </w:r>
-      <w:proofErr w:type="spellEnd"/>
-      <w:r>
-        <w:rPr>
-          <w:rFonts w:ascii="Courier New" w:eastAsia="Times New Roman" w:hAnsi="Courier New" w:cs="Courier New"/>
-          <w:color w:val="BCBEC4"/>
-          <w:sz w:val="20"/>
-          <w:szCs w:val="20"/>
-          <w:lang w:val="en-US"/>
-        </w:rPr>
-        <w:t xml:space="preserve"> = </w:t>
-      </w:r>
-      <w:proofErr w:type="spellStart"/>
-      <w:r>
-        <w:rPr>
-          <w:rFonts w:ascii="Courier New" w:eastAsia="Times New Roman" w:hAnsi="Courier New" w:cs="Courier New"/>
-          <w:color w:val="BCBEC4"/>
-          <w:sz w:val="20"/>
-          <w:szCs w:val="20"/>
-          <w:lang w:val="en-US"/>
-        </w:rPr>
-        <w:t>distances_to_new</w:t>
-      </w:r>
-      <w:proofErr w:type="spellEnd"/>
-      <w:r>
-        <w:rPr>
-          <w:rFonts w:ascii="Courier New" w:eastAsia="Times New Roman" w:hAnsi="Courier New" w:cs="Courier New"/>
-          <w:color w:val="BCBEC4"/>
-          <w:sz w:val="20"/>
-          <w:szCs w:val="20"/>
-          <w:lang w:val="en-US"/>
-        </w:rPr>
-        <w:t xml:space="preserve">(points, </w:t>
-      </w:r>
-      <w:proofErr w:type="spellStart"/>
-      <w:r>
-        <w:rPr>
-          <w:rFonts w:ascii="Courier New" w:eastAsia="Times New Roman" w:hAnsi="Courier New" w:cs="Courier New"/>
-          <w:color w:val="BCBEC4"/>
-          <w:sz w:val="20"/>
-          <w:szCs w:val="20"/>
-          <w:lang w:val="en-US"/>
-        </w:rPr>
-        <w:t>new_point</w:t>
-      </w:r>
-      <w:proofErr w:type="spellEnd"/>
-      <w:r>
-        <w:rPr>
-          <w:rFonts w:ascii="Courier New" w:eastAsia="Times New Roman" w:hAnsi="Courier New" w:cs="Courier New"/>
-          <w:color w:val="BCBEC4"/>
-          <w:sz w:val="20"/>
-          <w:szCs w:val="20"/>
-          <w:lang w:val="en-US"/>
-        </w:rPr>
-        <w:t xml:space="preserve">, </w:t>
-      </w:r>
-      <w:proofErr w:type="spellStart"/>
-      <w:r>
-        <w:rPr>
-          <w:rFonts w:ascii="Courier New" w:eastAsia="Times New Roman" w:hAnsi="Courier New" w:cs="Courier New"/>
-          <w:color w:val="BCBEC4"/>
-          <w:sz w:val="20"/>
-          <w:szCs w:val="20"/>
-          <w:lang w:val="en-US"/>
-        </w:rPr>
-        <w:t>manhattan</w:t>
-      </w:r>
-      <w:proofErr w:type="spellEnd"/>
-      <w:r>
-        <w:rPr>
-          <w:rFonts w:ascii="Courier New" w:eastAsia="Times New Roman" w:hAnsi="Courier New" w:cs="Courier New"/>
-          <w:color w:val="BCBEC4"/>
-          <w:sz w:val="20"/>
-          <w:szCs w:val="20"/>
-          <w:lang w:val="en-US"/>
-        </w:rPr>
-        <w:t>)</w:t>
-      </w:r>
-      <w:r>
-        <w:rPr>
-          <w:rFonts w:ascii="Courier New" w:eastAsia="Times New Roman" w:hAnsi="Courier New" w:cs="Courier New"/>
-          <w:color w:val="BCBEC4"/>
-          <w:sz w:val="20"/>
-          <w:szCs w:val="20"/>
-          <w:lang w:val="en-US"/>
-        </w:rPr>
-        <w:br/>
-      </w:r>
-      <w:proofErr w:type="spellStart"/>
-      <w:r>
-        <w:rPr>
-          <w:rFonts w:ascii="Courier New" w:eastAsia="Times New Roman" w:hAnsi="Courier New" w:cs="Courier New"/>
-          <w:color w:val="BCBEC4"/>
-          <w:sz w:val="20"/>
-          <w:szCs w:val="20"/>
-          <w:lang w:val="en-US"/>
-        </w:rPr>
-        <w:t>dist_chebyshev</w:t>
-      </w:r>
-      <w:proofErr w:type="spellEnd"/>
-      <w:r>
-        <w:rPr>
-          <w:rFonts w:ascii="Courier New" w:eastAsia="Times New Roman" w:hAnsi="Courier New" w:cs="Courier New"/>
-          <w:color w:val="BCBEC4"/>
-          <w:sz w:val="20"/>
-          <w:szCs w:val="20"/>
-          <w:lang w:val="en-US"/>
-        </w:rPr>
-        <w:t xml:space="preserve"> = </w:t>
-      </w:r>
-      <w:proofErr w:type="spellStart"/>
-      <w:r>
-        <w:rPr>
-          <w:rFonts w:ascii="Courier New" w:eastAsia="Times New Roman" w:hAnsi="Courier New" w:cs="Courier New"/>
-          <w:color w:val="BCBEC4"/>
-          <w:sz w:val="20"/>
-          <w:szCs w:val="20"/>
-          <w:lang w:val="en-US"/>
-        </w:rPr>
-        <w:t>distances_to_new</w:t>
-      </w:r>
-      <w:proofErr w:type="spellEnd"/>
-      <w:r>
-        <w:rPr>
-          <w:rFonts w:ascii="Courier New" w:eastAsia="Times New Roman" w:hAnsi="Courier New" w:cs="Courier New"/>
-          <w:color w:val="BCBEC4"/>
-          <w:sz w:val="20"/>
-          <w:szCs w:val="20"/>
-          <w:lang w:val="en-US"/>
-        </w:rPr>
-        <w:t xml:space="preserve">(points, </w:t>
-      </w:r>
-      <w:proofErr w:type="spellStart"/>
-      <w:r>
-        <w:rPr>
-          <w:rFonts w:ascii="Courier New" w:eastAsia="Times New Roman" w:hAnsi="Courier New" w:cs="Courier New"/>
-          <w:color w:val="BCBEC4"/>
-          <w:sz w:val="20"/>
-          <w:szCs w:val="20"/>
-          <w:lang w:val="en-US"/>
-        </w:rPr>
-        <w:t>new_point</w:t>
-      </w:r>
-      <w:proofErr w:type="spellEnd"/>
-      <w:r>
-        <w:rPr>
-          <w:rFonts w:ascii="Courier New" w:eastAsia="Times New Roman" w:hAnsi="Courier New" w:cs="Courier New"/>
-          <w:color w:val="BCBEC4"/>
-          <w:sz w:val="20"/>
-          <w:szCs w:val="20"/>
-          <w:lang w:val="en-US"/>
-        </w:rPr>
-        <w:t xml:space="preserve">, </w:t>
-      </w:r>
-      <w:proofErr w:type="spellStart"/>
-      <w:r>
-        <w:rPr>
-          <w:rFonts w:ascii="Courier New" w:eastAsia="Times New Roman" w:hAnsi="Courier New" w:cs="Courier New"/>
-          <w:color w:val="BCBEC4"/>
-          <w:sz w:val="20"/>
-          <w:szCs w:val="20"/>
-          <w:lang w:val="en-US"/>
-        </w:rPr>
-        <w:t>chebyshev</w:t>
-      </w:r>
-      <w:proofErr w:type="spellEnd"/>
-      <w:r>
-        <w:rPr>
-          <w:rFonts w:ascii="Courier New" w:eastAsia="Times New Roman" w:hAnsi="Courier New" w:cs="Courier New"/>
-          <w:color w:val="BCBEC4"/>
-          <w:sz w:val="20"/>
-          <w:szCs w:val="20"/>
-          <w:lang w:val="en-US"/>
-        </w:rPr>
-        <w:t>)</w:t>
-      </w:r>
-      <w:r>
-        <w:rPr>
-          <w:rFonts w:ascii="Courier New" w:eastAsia="Times New Roman" w:hAnsi="Courier New" w:cs="Courier New"/>
-          <w:color w:val="BCBEC4"/>
-          <w:sz w:val="20"/>
-          <w:szCs w:val="20"/>
-          <w:lang w:val="en-US"/>
-        </w:rPr>
-        <w:br/>
-      </w:r>
-      <w:proofErr w:type="spellStart"/>
-      <w:r>
-        <w:rPr>
-          <w:rFonts w:ascii="Courier New" w:eastAsia="Times New Roman" w:hAnsi="Courier New" w:cs="Courier New"/>
-          <w:color w:val="BCBEC4"/>
-          <w:sz w:val="20"/>
-          <w:szCs w:val="20"/>
-          <w:lang w:val="en-US"/>
-        </w:rPr>
-        <w:t>dist_weighted</w:t>
-      </w:r>
-      <w:proofErr w:type="spellEnd"/>
-      <w:r>
-        <w:rPr>
-          <w:rFonts w:ascii="Courier New" w:eastAsia="Times New Roman" w:hAnsi="Courier New" w:cs="Courier New"/>
-          <w:color w:val="BCBEC4"/>
-          <w:sz w:val="20"/>
-          <w:szCs w:val="20"/>
-          <w:lang w:val="en-US"/>
-        </w:rPr>
-        <w:t xml:space="preserve"> = </w:t>
-      </w:r>
-      <w:proofErr w:type="spellStart"/>
-      <w:r>
-        <w:rPr>
-          <w:rFonts w:ascii="Courier New" w:eastAsia="Times New Roman" w:hAnsi="Courier New" w:cs="Courier New"/>
-          <w:color w:val="BCBEC4"/>
-          <w:sz w:val="20"/>
-          <w:szCs w:val="20"/>
-          <w:lang w:val="en-US"/>
-        </w:rPr>
-        <w:t>distances_to_new</w:t>
-      </w:r>
-      <w:proofErr w:type="spellEnd"/>
-      <w:r>
-        <w:rPr>
-          <w:rFonts w:ascii="Courier New" w:eastAsia="Times New Roman" w:hAnsi="Courier New" w:cs="Courier New"/>
-          <w:color w:val="BCBEC4"/>
-          <w:sz w:val="20"/>
-          <w:szCs w:val="20"/>
-          <w:lang w:val="en-US"/>
-        </w:rPr>
-        <w:t xml:space="preserve">(points, </w:t>
-      </w:r>
-      <w:proofErr w:type="spellStart"/>
-      <w:r>
-        <w:rPr>
-          <w:rFonts w:ascii="Courier New" w:eastAsia="Times New Roman" w:hAnsi="Courier New" w:cs="Courier New"/>
-          <w:color w:val="BCBEC4"/>
-          <w:sz w:val="20"/>
-          <w:szCs w:val="20"/>
-          <w:lang w:val="en-US"/>
-        </w:rPr>
-        <w:t>new_point</w:t>
-      </w:r>
-      <w:proofErr w:type="spellEnd"/>
-      <w:r>
-        <w:rPr>
-          <w:rFonts w:ascii="Courier New" w:eastAsia="Times New Roman" w:hAnsi="Courier New" w:cs="Courier New"/>
-          <w:color w:val="BCBEC4"/>
-          <w:sz w:val="20"/>
-          <w:szCs w:val="20"/>
-          <w:lang w:val="en-US"/>
-        </w:rPr>
-        <w:t>,</w:t>
+        <w:t>dist_weighted = distances_to_new(points, new_point,</w:t>
       </w:r>
       <w:r>
         <w:rPr>
@@ -6822,29 +5810,7 @@
           <w:szCs w:val="20"/>
           <w:lang w:val="en-US"/>
         </w:rPr>
-        <w:t xml:space="preserve">a, b: </w:t>
-      </w:r>
-      <w:proofErr w:type="spellStart"/>
-      <w:r>
-        <w:rPr>
-          <w:rFonts w:ascii="Courier New" w:eastAsia="Times New Roman" w:hAnsi="Courier New" w:cs="Courier New"/>
-          <w:color w:val="BCBEC4"/>
-          <w:sz w:val="20"/>
-          <w:szCs w:val="20"/>
-          <w:lang w:val="en-US"/>
-        </w:rPr>
-        <w:t>weighted_euclidean</w:t>
-      </w:r>
-      <w:proofErr w:type="spellEnd"/>
-      <w:r>
-        <w:rPr>
-          <w:rFonts w:ascii="Courier New" w:eastAsia="Times New Roman" w:hAnsi="Courier New" w:cs="Courier New"/>
-          <w:color w:val="BCBEC4"/>
-          <w:sz w:val="20"/>
-          <w:szCs w:val="20"/>
-          <w:lang w:val="en-US"/>
-        </w:rPr>
-        <w:t>(a, b, weights))</w:t>
+        <w:t>a, b: weighted_euclidean(a, b, weights))</w:t>
       </w:r>
       <w:r>
         <w:rPr>
@@ -6916,7 +5882,6 @@
         </w:rPr>
         <w:t xml:space="preserve">=== </w:t>
       </w:r>
-      <w:proofErr w:type="spellStart"/>
       <w:r>
         <w:rPr>
           <w:rFonts w:ascii="Courier New" w:eastAsia="Times New Roman" w:hAnsi="Courier New" w:cs="Courier New"/>
@@ -6927,7 +5892,6 @@
         </w:rPr>
         <w:t>Відстань</w:t>
       </w:r>
-      <w:proofErr w:type="spellEnd"/>
       <w:r>
         <w:rPr>
           <w:rFonts w:ascii="Courier New" w:eastAsia="Times New Roman" w:hAnsi="Courier New" w:cs="Courier New"/>
@@ -6958,7 +5922,6 @@
         </w:rPr>
         <w:t xml:space="preserve"> </w:t>
       </w:r>
-      <w:proofErr w:type="spellStart"/>
       <w:r>
         <w:rPr>
           <w:rFonts w:ascii="Courier New" w:eastAsia="Times New Roman" w:hAnsi="Courier New" w:cs="Courier New"/>
@@ -6969,7 +5932,6 @@
         </w:rPr>
         <w:t>нової</w:t>
       </w:r>
-      <w:proofErr w:type="spellEnd"/>
       <w:r>
         <w:rPr>
           <w:rFonts w:ascii="Courier New" w:eastAsia="Times New Roman" w:hAnsi="Courier New" w:cs="Courier New"/>
@@ -7050,7 +6012,6 @@
         </w:rPr>
         <w:t>"</w:t>
       </w:r>
-      <w:proofErr w:type="spellStart"/>
       <w:r>
         <w:rPr>
           <w:rFonts w:ascii="Courier New" w:eastAsia="Times New Roman" w:hAnsi="Courier New" w:cs="Courier New"/>
@@ -7061,7 +6022,6 @@
         </w:rPr>
         <w:t>Евклід</w:t>
       </w:r>
-      <w:proofErr w:type="spellEnd"/>
       <w:r>
         <w:rPr>
           <w:rFonts w:ascii="Courier New" w:eastAsia="Times New Roman" w:hAnsi="Courier New" w:cs="Courier New"/>
@@ -7080,20 +6040,388 @@
           <w:szCs w:val="20"/>
           <w:lang w:val="en-US"/>
         </w:rPr>
-        <w:t xml:space="preserve">, </w:t>
-      </w:r>
-      <w:proofErr w:type="spellStart"/>
-      <w:r>
-        <w:rPr>
-          <w:rFonts w:ascii="Courier New" w:eastAsia="Times New Roman" w:hAnsi="Courier New" w:cs="Courier New"/>
-          <w:color w:val="BCBEC4"/>
-          <w:sz w:val="20"/>
-          <w:szCs w:val="20"/>
-          <w:lang w:val="en-US"/>
-        </w:rPr>
-        <w:t>dist_euclid</w:t>
-      </w:r>
-      <w:proofErr w:type="spellEnd"/>
+        <w:t>, dist_euclid)</w:t>
+      </w:r>
+      <w:r>
+        <w:rPr>
+          <w:rFonts w:ascii="Courier New" w:eastAsia="Times New Roman" w:hAnsi="Courier New" w:cs="Courier New"/>
+          <w:color w:val="BCBEC4"/>
+          <w:sz w:val="20"/>
+          <w:szCs w:val="20"/>
+          <w:lang w:val="en-US"/>
+        </w:rPr>
+        <w:br/>
+      </w:r>
+      <w:r>
+        <w:rPr>
+          <w:rFonts w:ascii="Courier New" w:eastAsia="Times New Roman" w:hAnsi="Courier New" w:cs="Courier New"/>
+          <w:color w:val="8888C6"/>
+          <w:sz w:val="20"/>
+          <w:szCs w:val="20"/>
+          <w:lang w:val="en-US"/>
+        </w:rPr>
+        <w:t>print</w:t>
+      </w:r>
+      <w:r>
+        <w:rPr>
+          <w:rFonts w:ascii="Courier New" w:eastAsia="Times New Roman" w:hAnsi="Courier New" w:cs="Courier New"/>
+          <w:color w:val="BCBEC4"/>
+          <w:sz w:val="20"/>
+          <w:szCs w:val="20"/>
+          <w:lang w:val="en-US"/>
+        </w:rPr>
+        <w:t>(</w:t>
+      </w:r>
+      <w:r>
+        <w:rPr>
+          <w:rFonts w:ascii="Courier New" w:eastAsia="Times New Roman" w:hAnsi="Courier New" w:cs="Courier New"/>
+          <w:color w:val="6AAB73"/>
+          <w:sz w:val="20"/>
+          <w:szCs w:val="20"/>
+          <w:lang w:val="en-US"/>
+        </w:rPr>
+        <w:t>"</w:t>
+      </w:r>
+      <w:r>
+        <w:rPr>
+          <w:rFonts w:ascii="Courier New" w:eastAsia="Times New Roman" w:hAnsi="Courier New" w:cs="Courier New"/>
+          <w:color w:val="6AAB73"/>
+          <w:sz w:val="20"/>
+          <w:szCs w:val="20"/>
+          <w:lang w:val="ru-RU"/>
+        </w:rPr>
+        <w:t>Манхеттен</w:t>
+      </w:r>
+      <w:r>
+        <w:rPr>
+          <w:rFonts w:ascii="Courier New" w:eastAsia="Times New Roman" w:hAnsi="Courier New" w:cs="Courier New"/>
+          <w:color w:val="6AAB73"/>
+          <w:sz w:val="20"/>
+          <w:szCs w:val="20"/>
+          <w:lang w:val="en-US"/>
+        </w:rPr>
+        <w:t>:"</w:t>
+      </w:r>
+      <w:r>
+        <w:rPr>
+          <w:rFonts w:ascii="Courier New" w:eastAsia="Times New Roman" w:hAnsi="Courier New" w:cs="Courier New"/>
+          <w:color w:val="BCBEC4"/>
+          <w:sz w:val="20"/>
+          <w:szCs w:val="20"/>
+          <w:lang w:val="en-US"/>
+        </w:rPr>
+        <w:t>, dist_manhattan)</w:t>
+      </w:r>
+      <w:r>
+        <w:rPr>
+          <w:rFonts w:ascii="Courier New" w:eastAsia="Times New Roman" w:hAnsi="Courier New" w:cs="Courier New"/>
+          <w:color w:val="BCBEC4"/>
+          <w:sz w:val="20"/>
+          <w:szCs w:val="20"/>
+          <w:lang w:val="en-US"/>
+        </w:rPr>
+        <w:br/>
+      </w:r>
+      <w:r>
+        <w:rPr>
+          <w:rFonts w:ascii="Courier New" w:eastAsia="Times New Roman" w:hAnsi="Courier New" w:cs="Courier New"/>
+          <w:color w:val="8888C6"/>
+          <w:sz w:val="20"/>
+          <w:szCs w:val="20"/>
+          <w:lang w:val="en-US"/>
+        </w:rPr>
+        <w:t>print</w:t>
+      </w:r>
+      <w:r>
+        <w:rPr>
+          <w:rFonts w:ascii="Courier New" w:eastAsia="Times New Roman" w:hAnsi="Courier New" w:cs="Courier New"/>
+          <w:color w:val="BCBEC4"/>
+          <w:sz w:val="20"/>
+          <w:szCs w:val="20"/>
+          <w:lang w:val="en-US"/>
+        </w:rPr>
+        <w:t>(</w:t>
+      </w:r>
+      <w:r>
+        <w:rPr>
+          <w:rFonts w:ascii="Courier New" w:eastAsia="Times New Roman" w:hAnsi="Courier New" w:cs="Courier New"/>
+          <w:color w:val="6AAB73"/>
+          <w:sz w:val="20"/>
+          <w:szCs w:val="20"/>
+          <w:lang w:val="en-US"/>
+        </w:rPr>
+        <w:t>"</w:t>
+      </w:r>
+      <w:r>
+        <w:rPr>
+          <w:rFonts w:ascii="Courier New" w:eastAsia="Times New Roman" w:hAnsi="Courier New" w:cs="Courier New"/>
+          <w:color w:val="6AAB73"/>
+          <w:sz w:val="20"/>
+          <w:szCs w:val="20"/>
+          <w:lang w:val="ru-RU"/>
+        </w:rPr>
+        <w:t>Чебишев</w:t>
+      </w:r>
+      <w:r>
+        <w:rPr>
+          <w:rFonts w:ascii="Courier New" w:eastAsia="Times New Roman" w:hAnsi="Courier New" w:cs="Courier New"/>
+          <w:color w:val="6AAB73"/>
+          <w:sz w:val="20"/>
+          <w:szCs w:val="20"/>
+          <w:lang w:val="en-US"/>
+        </w:rPr>
+        <w:t>:"</w:t>
+      </w:r>
+      <w:r>
+        <w:rPr>
+          <w:rFonts w:ascii="Courier New" w:eastAsia="Times New Roman" w:hAnsi="Courier New" w:cs="Courier New"/>
+          <w:color w:val="BCBEC4"/>
+          <w:sz w:val="20"/>
+          <w:szCs w:val="20"/>
+          <w:lang w:val="en-US"/>
+        </w:rPr>
+        <w:t>, dist_chebyshev)</w:t>
+      </w:r>
+      <w:r>
+        <w:rPr>
+          <w:rFonts w:ascii="Courier New" w:eastAsia="Times New Roman" w:hAnsi="Courier New" w:cs="Courier New"/>
+          <w:color w:val="BCBEC4"/>
+          <w:sz w:val="20"/>
+          <w:szCs w:val="20"/>
+          <w:lang w:val="en-US"/>
+        </w:rPr>
+        <w:br/>
+      </w:r>
+      <w:r>
+        <w:rPr>
+          <w:rFonts w:ascii="Courier New" w:eastAsia="Times New Roman" w:hAnsi="Courier New" w:cs="Courier New"/>
+          <w:color w:val="8888C6"/>
+          <w:sz w:val="20"/>
+          <w:szCs w:val="20"/>
+          <w:lang w:val="en-US"/>
+        </w:rPr>
+        <w:t>print</w:t>
+      </w:r>
+      <w:r>
+        <w:rPr>
+          <w:rFonts w:ascii="Courier New" w:eastAsia="Times New Roman" w:hAnsi="Courier New" w:cs="Courier New"/>
+          <w:color w:val="BCBEC4"/>
+          <w:sz w:val="20"/>
+          <w:szCs w:val="20"/>
+          <w:lang w:val="en-US"/>
+        </w:rPr>
+        <w:t>(</w:t>
+      </w:r>
+      <w:r>
+        <w:rPr>
+          <w:rFonts w:ascii="Courier New" w:eastAsia="Times New Roman" w:hAnsi="Courier New" w:cs="Courier New"/>
+          <w:color w:val="6AAB73"/>
+          <w:sz w:val="20"/>
+          <w:szCs w:val="20"/>
+          <w:lang w:val="en-US"/>
+        </w:rPr>
+        <w:t>"</w:t>
+      </w:r>
+      <w:r>
+        <w:rPr>
+          <w:rFonts w:ascii="Courier New" w:eastAsia="Times New Roman" w:hAnsi="Courier New" w:cs="Courier New"/>
+          <w:color w:val="6AAB73"/>
+          <w:sz w:val="20"/>
+          <w:szCs w:val="20"/>
+          <w:lang w:val="ru-RU"/>
+        </w:rPr>
+        <w:t>Зважена</w:t>
+      </w:r>
+      <w:r>
+        <w:rPr>
+          <w:rFonts w:ascii="Courier New" w:eastAsia="Times New Roman" w:hAnsi="Courier New" w:cs="Courier New"/>
+          <w:color w:val="6AAB73"/>
+          <w:sz w:val="20"/>
+          <w:szCs w:val="20"/>
+          <w:lang w:val="en-US"/>
+        </w:rPr>
+        <w:t xml:space="preserve"> </w:t>
+      </w:r>
+      <w:r>
+        <w:rPr>
+          <w:rFonts w:ascii="Courier New" w:eastAsia="Times New Roman" w:hAnsi="Courier New" w:cs="Courier New"/>
+          <w:color w:val="6AAB73"/>
+          <w:sz w:val="20"/>
+          <w:szCs w:val="20"/>
+          <w:lang w:val="ru-RU"/>
+        </w:rPr>
+        <w:t>Евклідова</w:t>
+      </w:r>
+      <w:r>
+        <w:rPr>
+          <w:rFonts w:ascii="Courier New" w:eastAsia="Times New Roman" w:hAnsi="Courier New" w:cs="Courier New"/>
+          <w:color w:val="6AAB73"/>
+          <w:sz w:val="20"/>
+          <w:szCs w:val="20"/>
+          <w:lang w:val="en-US"/>
+        </w:rPr>
+        <w:t>:"</w:t>
+      </w:r>
+      <w:r>
+        <w:rPr>
+          <w:rFonts w:ascii="Courier New" w:eastAsia="Times New Roman" w:hAnsi="Courier New" w:cs="Courier New"/>
+          <w:color w:val="BCBEC4"/>
+          <w:sz w:val="20"/>
+          <w:szCs w:val="20"/>
+          <w:lang w:val="en-US"/>
+        </w:rPr>
+        <w:t>, dist_weighted)</w:t>
+      </w:r>
+      <w:r>
+        <w:rPr>
+          <w:rFonts w:ascii="Courier New" w:eastAsia="Times New Roman" w:hAnsi="Courier New" w:cs="Courier New"/>
+          <w:color w:val="BCBEC4"/>
+          <w:sz w:val="20"/>
+          <w:szCs w:val="20"/>
+          <w:lang w:val="en-US"/>
+        </w:rPr>
+        <w:br/>
+      </w:r>
+      <w:r>
+        <w:rPr>
+          <w:rFonts w:ascii="Courier New" w:eastAsia="Times New Roman" w:hAnsi="Courier New" w:cs="Courier New"/>
+          <w:color w:val="BCBEC4"/>
+          <w:sz w:val="20"/>
+          <w:szCs w:val="20"/>
+          <w:lang w:val="en-US"/>
+        </w:rPr>
+        <w:br/>
+      </w:r>
+      <w:r>
+        <w:rPr>
+          <w:rFonts w:ascii="Courier New" w:eastAsia="Times New Roman" w:hAnsi="Courier New" w:cs="Courier New"/>
+          <w:color w:val="BCBEC4"/>
+          <w:sz w:val="20"/>
+          <w:szCs w:val="20"/>
+          <w:lang w:val="en-US"/>
+        </w:rPr>
+        <w:br/>
+      </w:r>
+      <w:r>
+        <w:rPr>
+          <w:rFonts w:ascii="Courier New" w:eastAsia="Times New Roman" w:hAnsi="Courier New" w:cs="Courier New"/>
+          <w:color w:val="7A7E85"/>
+          <w:sz w:val="20"/>
+          <w:szCs w:val="20"/>
+          <w:lang w:val="en-US"/>
+        </w:rPr>
+        <w:t xml:space="preserve"># </w:t>
+      </w:r>
+      <w:r>
+        <w:rPr>
+          <w:rFonts w:ascii="Courier New" w:eastAsia="Times New Roman" w:hAnsi="Courier New" w:cs="Courier New"/>
+          <w:color w:val="7A7E85"/>
+          <w:sz w:val="20"/>
+          <w:szCs w:val="20"/>
+          <w:lang w:val="ru-RU"/>
+        </w:rPr>
+        <w:t>Вірогідності</w:t>
+      </w:r>
+      <w:r>
+        <w:rPr>
+          <w:rFonts w:ascii="Courier New" w:eastAsia="Times New Roman" w:hAnsi="Courier New" w:cs="Courier New"/>
+          <w:color w:val="7A7E85"/>
+          <w:sz w:val="20"/>
+          <w:szCs w:val="20"/>
+          <w:lang w:val="en-US"/>
+        </w:rPr>
+        <w:br/>
+      </w:r>
+      <w:r>
+        <w:rPr>
+          <w:rFonts w:ascii="Courier New" w:eastAsia="Times New Roman" w:hAnsi="Courier New" w:cs="Courier New"/>
+          <w:color w:val="8888C6"/>
+          <w:sz w:val="20"/>
+          <w:szCs w:val="20"/>
+          <w:lang w:val="en-US"/>
+        </w:rPr>
+        <w:t>print</w:t>
+      </w:r>
+      <w:r>
+        <w:rPr>
+          <w:rFonts w:ascii="Courier New" w:eastAsia="Times New Roman" w:hAnsi="Courier New" w:cs="Courier New"/>
+          <w:color w:val="BCBEC4"/>
+          <w:sz w:val="20"/>
+          <w:szCs w:val="20"/>
+          <w:lang w:val="en-US"/>
+        </w:rPr>
+        <w:t>(</w:t>
+      </w:r>
+      <w:r>
+        <w:rPr>
+          <w:rFonts w:ascii="Courier New" w:eastAsia="Times New Roman" w:hAnsi="Courier New" w:cs="Courier New"/>
+          <w:color w:val="6AAB73"/>
+          <w:sz w:val="20"/>
+          <w:szCs w:val="20"/>
+          <w:lang w:val="en-US"/>
+        </w:rPr>
+        <w:t>"</w:t>
+      </w:r>
+      <w:r>
+        <w:rPr>
+          <w:rFonts w:ascii="Courier New" w:eastAsia="Times New Roman" w:hAnsi="Courier New" w:cs="Courier New"/>
+          <w:color w:val="CF8E6D"/>
+          <w:sz w:val="20"/>
+          <w:szCs w:val="20"/>
+          <w:lang w:val="en-US"/>
+        </w:rPr>
+        <w:t>\n</w:t>
+      </w:r>
+      <w:r>
+        <w:rPr>
+          <w:rFonts w:ascii="Courier New" w:eastAsia="Times New Roman" w:hAnsi="Courier New" w:cs="Courier New"/>
+          <w:color w:val="6AAB73"/>
+          <w:sz w:val="20"/>
+          <w:szCs w:val="20"/>
+          <w:lang w:val="en-US"/>
+        </w:rPr>
+        <w:t xml:space="preserve">=== </w:t>
+      </w:r>
+      <w:r>
+        <w:rPr>
+          <w:rFonts w:ascii="Courier New" w:eastAsia="Times New Roman" w:hAnsi="Courier New" w:cs="Courier New"/>
+          <w:color w:val="6AAB73"/>
+          <w:sz w:val="20"/>
+          <w:szCs w:val="20"/>
+          <w:lang w:val="ru-RU"/>
+        </w:rPr>
+        <w:t>Вірогідності</w:t>
+      </w:r>
+      <w:r>
+        <w:rPr>
+          <w:rFonts w:ascii="Courier New" w:eastAsia="Times New Roman" w:hAnsi="Courier New" w:cs="Courier New"/>
+          <w:color w:val="6AAB73"/>
+          <w:sz w:val="20"/>
+          <w:szCs w:val="20"/>
+          <w:lang w:val="en-US"/>
+        </w:rPr>
+        <w:t xml:space="preserve"> </w:t>
+      </w:r>
+      <w:r>
+        <w:rPr>
+          <w:rFonts w:ascii="Courier New" w:eastAsia="Times New Roman" w:hAnsi="Courier New" w:cs="Courier New"/>
+          <w:color w:val="6AAB73"/>
+          <w:sz w:val="20"/>
+          <w:szCs w:val="20"/>
+          <w:lang w:val="ru-RU"/>
+        </w:rPr>
+        <w:t>принадлежності</w:t>
+      </w:r>
+      <w:r>
+        <w:rPr>
+          <w:rFonts w:ascii="Courier New" w:eastAsia="Times New Roman" w:hAnsi="Courier New" w:cs="Courier New"/>
+          <w:color w:val="6AAB73"/>
+          <w:sz w:val="20"/>
+          <w:szCs w:val="20"/>
+          <w:lang w:val="en-US"/>
+        </w:rPr>
+        <w:t xml:space="preserve"> ==="</w:t>
+      </w:r>
       <w:r>
         <w:rPr>
           <w:rFonts w:ascii="Courier New" w:eastAsia="Times New Roman" w:hAnsi="Courier New" w:cs="Courier New"/>
@@ -7152,6 +6480,76 @@
           <w:szCs w:val="20"/>
           <w:lang w:val="ru-RU"/>
         </w:rPr>
+        <w:t>Евклід</w:t>
+      </w:r>
+      <w:r>
+        <w:rPr>
+          <w:rFonts w:ascii="Courier New" w:eastAsia="Times New Roman" w:hAnsi="Courier New" w:cs="Courier New"/>
+          <w:color w:val="6AAB73"/>
+          <w:sz w:val="20"/>
+          <w:szCs w:val="20"/>
+          <w:lang w:val="en-US"/>
+        </w:rPr>
+        <w:t>:"</w:t>
+      </w:r>
+      <w:r>
+        <w:rPr>
+          <w:rFonts w:ascii="Courier New" w:eastAsia="Times New Roman" w:hAnsi="Courier New" w:cs="Courier New"/>
+          <w:color w:val="BCBEC4"/>
+          <w:sz w:val="20"/>
+          <w:szCs w:val="20"/>
+          <w:lang w:val="en-US"/>
+        </w:rPr>
+        <w:t>, probabilities(dist_euclid))</w:t>
+      </w:r>
+      <w:r>
+        <w:rPr>
+          <w:rFonts w:ascii="Courier New" w:eastAsia="Times New Roman" w:hAnsi="Courier New" w:cs="Courier New"/>
+          <w:color w:val="BCBEC4"/>
+          <w:sz w:val="20"/>
+          <w:szCs w:val="20"/>
+          <w:lang w:val="en-US"/>
+        </w:rPr>
+        <w:br/>
+      </w:r>
+      <w:r>
+        <w:rPr>
+          <w:rFonts w:ascii="Courier New" w:eastAsia="Times New Roman" w:hAnsi="Courier New" w:cs="Courier New"/>
+          <w:color w:val="8888C6"/>
+          <w:sz w:val="20"/>
+          <w:szCs w:val="20"/>
+          <w:lang w:val="en-US"/>
+        </w:rPr>
+        <w:t>print</w:t>
+      </w:r>
+      <w:r>
+        <w:rPr>
+          <w:rFonts w:ascii="Courier New" w:eastAsia="Times New Roman" w:hAnsi="Courier New" w:cs="Courier New"/>
+          <w:color w:val="BCBEC4"/>
+          <w:sz w:val="20"/>
+          <w:szCs w:val="20"/>
+          <w:lang w:val="en-US"/>
+        </w:rPr>
+        <w:t>(</w:t>
+      </w:r>
+      <w:r>
+        <w:rPr>
+          <w:rFonts w:ascii="Courier New" w:eastAsia="Times New Roman" w:hAnsi="Courier New" w:cs="Courier New"/>
+          <w:color w:val="6AAB73"/>
+          <w:sz w:val="20"/>
+          <w:szCs w:val="20"/>
+          <w:lang w:val="en-US"/>
+        </w:rPr>
+        <w:t>"</w:t>
+      </w:r>
+      <w:r>
+        <w:rPr>
+          <w:rFonts w:ascii="Courier New" w:eastAsia="Times New Roman" w:hAnsi="Courier New" w:cs="Courier New"/>
+          <w:color w:val="6AAB73"/>
+          <w:sz w:val="20"/>
+          <w:szCs w:val="20"/>
+          <w:lang w:val="ru-RU"/>
+        </w:rPr>
         <w:t>Манхеттен</w:t>
       </w:r>
       <w:r>
@@ -7172,29 +6570,7 @@
           <w:szCs w:val="20"/>
           <w:lang w:val="en-US"/>
         </w:rPr>
-        <w:t xml:space="preserve">, </w:t>
-      </w:r>
-      <w:proofErr w:type="spellStart"/>
-      <w:r>
-        <w:rPr>
-          <w:rFonts w:ascii="Courier New" w:eastAsia="Times New Roman" w:hAnsi="Courier New" w:cs="Courier New"/>
-          <w:color w:val="BCBEC4"/>
-          <w:sz w:val="20"/>
-          <w:szCs w:val="20"/>
-          <w:lang w:val="en-US"/>
-        </w:rPr>
-        <w:t>dist_manhattan</w:t>
-      </w:r>
-      <w:proofErr w:type="spellEnd"/>
-      <w:r>
-        <w:rPr>
-          <w:rFonts w:ascii="Courier New" w:eastAsia="Times New Roman" w:hAnsi="Courier New" w:cs="Courier New"/>
-          <w:color w:val="BCBEC4"/>
-          <w:sz w:val="20"/>
-          <w:szCs w:val="20"/>
-          <w:lang w:val="en-US"/>
-        </w:rPr>
-        <w:t>)</w:t>
+        <w:t>, probabilities(dist_manhattan))</w:t>
       </w:r>
       <w:r>
         <w:rPr>
@@ -7236,7 +6612,6 @@
         </w:rPr>
         <w:t>"</w:t>
       </w:r>
-      <w:proofErr w:type="spellStart"/>
       <w:r>
         <w:rPr>
           <w:rFonts w:ascii="Courier New" w:eastAsia="Times New Roman" w:hAnsi="Courier New" w:cs="Courier New"/>
@@ -7247,7 +6622,6 @@
         </w:rPr>
         <w:t>Чебишев</w:t>
       </w:r>
-      <w:proofErr w:type="spellEnd"/>
       <w:r>
         <w:rPr>
           <w:rFonts w:ascii="Courier New" w:eastAsia="Times New Roman" w:hAnsi="Courier New" w:cs="Courier New"/>
@@ -7266,29 +6640,7 @@
           <w:szCs w:val="20"/>
           <w:lang w:val="en-US"/>
         </w:rPr>
-        <w:t xml:space="preserve">, </w:t>
-      </w:r>
-      <w:proofErr w:type="spellStart"/>
-      <w:r>
-        <w:rPr>
-          <w:rFonts w:ascii="Courier New" w:eastAsia="Times New Roman" w:hAnsi="Courier New" w:cs="Courier New"/>
-          <w:color w:val="BCBEC4"/>
-          <w:sz w:val="20"/>
-          <w:szCs w:val="20"/>
-          <w:lang w:val="en-US"/>
-        </w:rPr>
-        <w:t>dist_chebyshev</w:t>
-      </w:r>
-      <w:proofErr w:type="spellEnd"/>
-      <w:r>
-        <w:rPr>
-          <w:rFonts w:ascii="Courier New" w:eastAsia="Times New Roman" w:hAnsi="Courier New" w:cs="Courier New"/>
-          <w:color w:val="BCBEC4"/>
-          <w:sz w:val="20"/>
-          <w:szCs w:val="20"/>
-          <w:lang w:val="en-US"/>
-        </w:rPr>
-        <w:t>)</w:t>
+        <w:t>, probabilities(dist_chebyshev))</w:t>
       </w:r>
       <w:r>
         <w:rPr>
@@ -7330,7 +6682,6 @@
         </w:rPr>
         <w:t>"</w:t>
       </w:r>
-      <w:proofErr w:type="spellStart"/>
       <w:r>
         <w:rPr>
           <w:rFonts w:ascii="Courier New" w:eastAsia="Times New Roman" w:hAnsi="Courier New" w:cs="Courier New"/>
@@ -7341,7 +6692,6 @@
         </w:rPr>
         <w:t>Зважена</w:t>
       </w:r>
-      <w:proofErr w:type="spellEnd"/>
       <w:r>
         <w:rPr>
           <w:rFonts w:ascii="Courier New" w:eastAsia="Times New Roman" w:hAnsi="Courier New" w:cs="Courier New"/>
@@ -7352,7 +6702,6 @@
         </w:rPr>
         <w:t xml:space="preserve"> </w:t>
       </w:r>
-      <w:proofErr w:type="spellStart"/>
       <w:r>
         <w:rPr>
           <w:rFonts w:ascii="Courier New" w:eastAsia="Times New Roman" w:hAnsi="Courier New" w:cs="Courier New"/>
@@ -7363,7 +6712,6 @@
         </w:rPr>
         <w:t>Евклідова</w:t>
       </w:r>
-      <w:proofErr w:type="spellEnd"/>
       <w:r>
         <w:rPr>
           <w:rFonts w:ascii="Courier New" w:eastAsia="Times New Roman" w:hAnsi="Courier New" w:cs="Courier New"/>
@@ -7382,29 +6730,7 @@
           <w:szCs w:val="20"/>
           <w:lang w:val="en-US"/>
         </w:rPr>
-        <w:t xml:space="preserve">, </w:t>
-      </w:r>
-      <w:proofErr w:type="spellStart"/>
-      <w:r>
-        <w:rPr>
-          <w:rFonts w:ascii="Courier New" w:eastAsia="Times New Roman" w:hAnsi="Courier New" w:cs="Courier New"/>
-          <w:color w:val="BCBEC4"/>
-          <w:sz w:val="20"/>
-          <w:szCs w:val="20"/>
-          <w:lang w:val="en-US"/>
-        </w:rPr>
-        <w:t>dist_weighted</w:t>
-      </w:r>
-      <w:proofErr w:type="spellEnd"/>
-      <w:r>
-        <w:rPr>
-          <w:rFonts w:ascii="Courier New" w:eastAsia="Times New Roman" w:hAnsi="Courier New" w:cs="Courier New"/>
-          <w:color w:val="BCBEC4"/>
-          <w:sz w:val="20"/>
-          <w:szCs w:val="20"/>
-          <w:lang w:val="en-US"/>
-        </w:rPr>
-        <w:t>)</w:t>
+        <w:t>, probabilities(dist_weighted))</w:t>
       </w:r>
       <w:r>
         <w:rPr>
@@ -7446,7 +6772,6 @@
         </w:rPr>
         <w:t xml:space="preserve"># </w:t>
       </w:r>
-      <w:proofErr w:type="spellStart"/>
       <w:r>
         <w:rPr>
           <w:rFonts w:ascii="Courier New" w:eastAsia="Times New Roman" w:hAnsi="Courier New" w:cs="Courier New"/>
@@ -7455,9 +6780,8 @@
           <w:szCs w:val="20"/>
           <w:lang w:val="ru-RU"/>
         </w:rPr>
-        <w:t>Вірогідності</w:t>
-      </w:r>
-      <w:proofErr w:type="spellEnd"/>
+        <w:t>Визначення</w:t>
+      </w:r>
       <w:r>
         <w:rPr>
           <w:rFonts w:ascii="Courier New" w:eastAsia="Times New Roman" w:hAnsi="Courier New" w:cs="Courier New"/>
@@ -7466,11 +6790,51 @@
           <w:szCs w:val="20"/>
           <w:lang w:val="en-US"/>
         </w:rPr>
+        <w:t xml:space="preserve"> </w:t>
+      </w:r>
+      <w:r>
+        <w:rPr>
+          <w:rFonts w:ascii="Courier New" w:eastAsia="Times New Roman" w:hAnsi="Courier New" w:cs="Courier New"/>
+          <w:color w:val="7A7E85"/>
+          <w:sz w:val="20"/>
+          <w:szCs w:val="20"/>
+          <w:lang w:val="ru-RU"/>
+        </w:rPr>
+        <w:t>класу</w:t>
+      </w:r>
+      <w:r>
+        <w:rPr>
+          <w:rFonts w:ascii="Courier New" w:eastAsia="Times New Roman" w:hAnsi="Courier New" w:cs="Courier New"/>
+          <w:color w:val="7A7E85"/>
+          <w:sz w:val="20"/>
+          <w:szCs w:val="20"/>
+          <w:lang w:val="en-US"/>
+        </w:rPr>
         <w:br/>
       </w:r>
       <w:r>
         <w:rPr>
           <w:rFonts w:ascii="Courier New" w:eastAsia="Times New Roman" w:hAnsi="Courier New" w:cs="Courier New"/>
+          <w:color w:val="BCBEC4"/>
+          <w:sz w:val="20"/>
+          <w:szCs w:val="20"/>
+          <w:lang w:val="en-US"/>
+        </w:rPr>
+        <w:t>max_index = np.argmax(probabilities(dist_euclid))</w:t>
+      </w:r>
+      <w:r>
+        <w:rPr>
+          <w:rFonts w:ascii="Courier New" w:eastAsia="Times New Roman" w:hAnsi="Courier New" w:cs="Courier New"/>
+          <w:color w:val="BCBEC4"/>
+          <w:sz w:val="20"/>
+          <w:szCs w:val="20"/>
+          <w:lang w:val="en-US"/>
+        </w:rPr>
+        <w:br/>
+      </w:r>
+      <w:r>
+        <w:rPr>
+          <w:rFonts w:ascii="Courier New" w:eastAsia="Times New Roman" w:hAnsi="Courier New" w:cs="Courier New"/>
           <w:color w:val="8888C6"/>
           <w:sz w:val="20"/>
           <w:szCs w:val="20"/>
@@ -7496,7 +6860,7 @@
           <w:szCs w:val="20"/>
           <w:lang w:val="en-US"/>
         </w:rPr>
-        <w:t>"</w:t>
+        <w:t>f"</w:t>
       </w:r>
       <w:r>
         <w:rPr>
@@ -7514,22 +6878,30 @@
           <w:color w:val="6AAB73"/>
           <w:sz w:val="20"/>
           <w:szCs w:val="20"/>
-          <w:lang w:val="en-US"/>
-        </w:rPr>
-        <w:t xml:space="preserve">=== </w:t>
-      </w:r>
-      <w:proofErr w:type="spellStart"/>
+          <w:lang w:val="ru-RU"/>
+        </w:rPr>
+        <w:t>Нова</w:t>
+      </w:r>
       <w:r>
         <w:rPr>
           <w:rFonts w:ascii="Courier New" w:eastAsia="Times New Roman" w:hAnsi="Courier New" w:cs="Courier New"/>
           <w:color w:val="6AAB73"/>
           <w:sz w:val="20"/>
           <w:szCs w:val="20"/>
+          <w:lang w:val="en-US"/>
+        </w:rPr>
+        <w:t xml:space="preserve"> </w:t>
+      </w:r>
+      <w:r>
+        <w:rPr>
+          <w:rFonts w:ascii="Courier New" w:eastAsia="Times New Roman" w:hAnsi="Courier New" w:cs="Courier New"/>
+          <w:color w:val="6AAB73"/>
+          <w:sz w:val="20"/>
+          <w:szCs w:val="20"/>
           <w:lang w:val="ru-RU"/>
         </w:rPr>
-        <w:t>Вірогідності</w:t>
-      </w:r>
-      <w:proofErr w:type="spellEnd"/>
+        <w:t>точка</w:t>
+      </w:r>
       <w:r>
         <w:rPr>
           <w:rFonts w:ascii="Courier New" w:eastAsia="Times New Roman" w:hAnsi="Courier New" w:cs="Courier New"/>
@@ -7540,7 +6912,6 @@
         </w:rPr>
         <w:t xml:space="preserve"> </w:t>
       </w:r>
-      <w:proofErr w:type="spellStart"/>
       <w:r>
         <w:rPr>
           <w:rFonts w:ascii="Courier New" w:eastAsia="Times New Roman" w:hAnsi="Courier New" w:cs="Courier New"/>
@@ -7549,9 +6920,8 @@
           <w:szCs w:val="20"/>
           <w:lang w:val="ru-RU"/>
         </w:rPr>
-        <w:t>принадлежності</w:t>
-      </w:r>
-      <w:proofErr w:type="spellEnd"/>
+        <w:t>належить</w:t>
+      </w:r>
       <w:r>
         <w:rPr>
           <w:rFonts w:ascii="Courier New" w:eastAsia="Times New Roman" w:hAnsi="Courier New" w:cs="Courier New"/>
@@ -7560,47 +6930,7 @@
           <w:szCs w:val="20"/>
           <w:lang w:val="en-US"/>
         </w:rPr>
-        <w:t xml:space="preserve"> ==="</w:t>
-      </w:r>
-      <w:r>
-        <w:rPr>
-          <w:rFonts w:ascii="Courier New" w:eastAsia="Times New Roman" w:hAnsi="Courier New" w:cs="Courier New"/>
-          <w:color w:val="BCBEC4"/>
-          <w:sz w:val="20"/>
-          <w:szCs w:val="20"/>
-          <w:lang w:val="en-US"/>
-        </w:rPr>
-        <w:t>)</w:t>
-      </w:r>
-      <w:r>
-        <w:rPr>
-          <w:rFonts w:ascii="Courier New" w:eastAsia="Times New Roman" w:hAnsi="Courier New" w:cs="Courier New"/>
-          <w:color w:val="BCBEC4"/>
-          <w:sz w:val="20"/>
-          <w:szCs w:val="20"/>
-          <w:lang w:val="en-US"/>
-        </w:rPr>
-        <w:br/>
-      </w:r>
-      <w:r>
-        <w:rPr>
-          <w:rFonts w:ascii="Courier New" w:eastAsia="Times New Roman" w:hAnsi="Courier New" w:cs="Courier New"/>
-          <w:color w:val="8888C6"/>
-          <w:sz w:val="20"/>
-          <w:szCs w:val="20"/>
-          <w:lang w:val="en-US"/>
-        </w:rPr>
-        <w:t>print</w:t>
-      </w:r>
-      <w:r>
-        <w:rPr>
-          <w:rFonts w:ascii="Courier New" w:eastAsia="Times New Roman" w:hAnsi="Courier New" w:cs="Courier New"/>
-          <w:color w:val="BCBEC4"/>
-          <w:sz w:val="20"/>
-          <w:szCs w:val="20"/>
-          <w:lang w:val="en-US"/>
-        </w:rPr>
-        <w:t>(</w:t>
+        <w:t xml:space="preserve"> </w:t>
       </w:r>
       <w:r>
         <w:rPr>
@@ -7608,22 +6938,30 @@
           <w:color w:val="6AAB73"/>
           <w:sz w:val="20"/>
           <w:szCs w:val="20"/>
-          <w:lang w:val="en-US"/>
-        </w:rPr>
-        <w:t>"</w:t>
-      </w:r>
-      <w:proofErr w:type="spellStart"/>
+          <w:lang w:val="ru-RU"/>
+        </w:rPr>
+        <w:t>до</w:t>
+      </w:r>
       <w:r>
         <w:rPr>
           <w:rFonts w:ascii="Courier New" w:eastAsia="Times New Roman" w:hAnsi="Courier New" w:cs="Courier New"/>
           <w:color w:val="6AAB73"/>
           <w:sz w:val="20"/>
           <w:szCs w:val="20"/>
+          <w:lang w:val="en-US"/>
+        </w:rPr>
+        <w:t xml:space="preserve"> </w:t>
+      </w:r>
+      <w:r>
+        <w:rPr>
+          <w:rFonts w:ascii="Courier New" w:eastAsia="Times New Roman" w:hAnsi="Courier New" w:cs="Courier New"/>
+          <w:color w:val="6AAB73"/>
+          <w:sz w:val="20"/>
+          <w:szCs w:val="20"/>
           <w:lang w:val="ru-RU"/>
         </w:rPr>
-        <w:t>Евклід</w:t>
-      </w:r>
-      <w:proofErr w:type="spellEnd"/>
+        <w:t>класу</w:t>
+      </w:r>
       <w:r>
         <w:rPr>
           <w:rFonts w:ascii="Courier New" w:eastAsia="Times New Roman" w:hAnsi="Courier New" w:cs="Courier New"/>
@@ -7632,69 +6970,47 @@
           <w:szCs w:val="20"/>
           <w:lang w:val="en-US"/>
         </w:rPr>
-        <w:t>:"</w:t>
-      </w:r>
-      <w:r>
-        <w:rPr>
-          <w:rFonts w:ascii="Courier New" w:eastAsia="Times New Roman" w:hAnsi="Courier New" w:cs="Courier New"/>
-          <w:color w:val="BCBEC4"/>
-          <w:sz w:val="20"/>
-          <w:szCs w:val="20"/>
-          <w:lang w:val="en-US"/>
-        </w:rPr>
-        <w:t>, probabilities(</w:t>
-      </w:r>
-      <w:proofErr w:type="spellStart"/>
-      <w:r>
-        <w:rPr>
-          <w:rFonts w:ascii="Courier New" w:eastAsia="Times New Roman" w:hAnsi="Courier New" w:cs="Courier New"/>
-          <w:color w:val="BCBEC4"/>
-          <w:sz w:val="20"/>
-          <w:szCs w:val="20"/>
-          <w:lang w:val="en-US"/>
-        </w:rPr>
-        <w:t>dist_euclid</w:t>
-      </w:r>
-      <w:proofErr w:type="spellEnd"/>
-      <w:r>
-        <w:rPr>
-          <w:rFonts w:ascii="Courier New" w:eastAsia="Times New Roman" w:hAnsi="Courier New" w:cs="Courier New"/>
-          <w:color w:val="BCBEC4"/>
-          <w:sz w:val="20"/>
-          <w:szCs w:val="20"/>
-          <w:lang w:val="en-US"/>
-        </w:rPr>
-        <w:t>))</w:t>
-      </w:r>
-      <w:r>
-        <w:rPr>
-          <w:rFonts w:ascii="Courier New" w:eastAsia="Times New Roman" w:hAnsi="Courier New" w:cs="Courier New"/>
-          <w:color w:val="BCBEC4"/>
-          <w:sz w:val="20"/>
-          <w:szCs w:val="20"/>
-          <w:lang w:val="en-US"/>
-        </w:rPr>
-        <w:br/>
-      </w:r>
-      <w:r>
-        <w:rPr>
-          <w:rFonts w:ascii="Courier New" w:eastAsia="Times New Roman" w:hAnsi="Courier New" w:cs="Courier New"/>
-          <w:color w:val="8888C6"/>
-          <w:sz w:val="20"/>
-          <w:szCs w:val="20"/>
-          <w:lang w:val="en-US"/>
-        </w:rPr>
-        <w:t>print</w:t>
-      </w:r>
-      <w:r>
-        <w:rPr>
-          <w:rFonts w:ascii="Courier New" w:eastAsia="Times New Roman" w:hAnsi="Courier New" w:cs="Courier New"/>
-          <w:color w:val="BCBEC4"/>
-          <w:sz w:val="20"/>
-          <w:szCs w:val="20"/>
-          <w:lang w:val="en-US"/>
-        </w:rPr>
-        <w:t>(</w:t>
+        <w:t xml:space="preserve"> № </w:t>
+      </w:r>
+      <w:r>
+        <w:rPr>
+          <w:rFonts w:ascii="Courier New" w:eastAsia="Times New Roman" w:hAnsi="Courier New" w:cs="Courier New"/>
+          <w:color w:val="CF8E6D"/>
+          <w:sz w:val="20"/>
+          <w:szCs w:val="20"/>
+          <w:lang w:val="en-US"/>
+        </w:rPr>
+        <w:t>{</w:t>
+      </w:r>
+      <w:r>
+        <w:rPr>
+          <w:rFonts w:ascii="Courier New" w:eastAsia="Times New Roman" w:hAnsi="Courier New" w:cs="Courier New"/>
+          <w:color w:val="BCBEC4"/>
+          <w:sz w:val="20"/>
+          <w:szCs w:val="20"/>
+          <w:lang w:val="en-US"/>
+        </w:rPr>
+        <w:t xml:space="preserve">max_index + </w:t>
+      </w:r>
+      <w:r>
+        <w:rPr>
+          <w:rFonts w:ascii="Courier New" w:eastAsia="Times New Roman" w:hAnsi="Courier New" w:cs="Courier New"/>
+          <w:color w:val="2AACB8"/>
+          <w:sz w:val="20"/>
+          <w:szCs w:val="20"/>
+          <w:lang w:val="en-US"/>
+        </w:rPr>
+        <w:t>1</w:t>
+      </w:r>
+      <w:r>
+        <w:rPr>
+          <w:rFonts w:ascii="Courier New" w:eastAsia="Times New Roman" w:hAnsi="Courier New" w:cs="Courier New"/>
+          <w:color w:val="CF8E6D"/>
+          <w:sz w:val="20"/>
+          <w:szCs w:val="20"/>
+          <w:lang w:val="en-US"/>
+        </w:rPr>
+        <w:t>}</w:t>
       </w:r>
       <w:r>
         <w:rPr>
@@ -7704,7 +7020,7 @@
           <w:szCs w:val="20"/>
           <w:lang w:val="en-US"/>
         </w:rPr>
-        <w:t>"</w:t>
+        <w:t xml:space="preserve"> (</w:t>
       </w:r>
       <w:r>
         <w:rPr>
@@ -7714,7 +7030,7 @@
           <w:szCs w:val="20"/>
           <w:lang w:val="ru-RU"/>
         </w:rPr>
-        <w:t>Манхеттен</w:t>
+        <w:t>по</w:t>
       </w:r>
       <w:r>
         <w:rPr>
@@ -7724,69 +7040,7 @@
           <w:szCs w:val="20"/>
           <w:lang w:val="en-US"/>
         </w:rPr>
-        <w:t>:"</w:t>
-      </w:r>
-      <w:r>
-        <w:rPr>
-          <w:rFonts w:ascii="Courier New" w:eastAsia="Times New Roman" w:hAnsi="Courier New" w:cs="Courier New"/>
-          <w:color w:val="BCBEC4"/>
-          <w:sz w:val="20"/>
-          <w:szCs w:val="20"/>
-          <w:lang w:val="en-US"/>
-        </w:rPr>
-        <w:t>, probabilities(</w:t>
-      </w:r>
-      <w:proofErr w:type="spellStart"/>
-      <w:r>
-        <w:rPr>
-          <w:rFonts w:ascii="Courier New" w:eastAsia="Times New Roman" w:hAnsi="Courier New" w:cs="Courier New"/>
-          <w:color w:val="BCBEC4"/>
-          <w:sz w:val="20"/>
-          <w:szCs w:val="20"/>
-          <w:lang w:val="en-US"/>
-        </w:rPr>
-        <w:t>dist_manhattan</w:t>
-      </w:r>
-      <w:proofErr w:type="spellEnd"/>
-      <w:r>
-        <w:rPr>
-          <w:rFonts w:ascii="Courier New" w:eastAsia="Times New Roman" w:hAnsi="Courier New" w:cs="Courier New"/>
-          <w:color w:val="BCBEC4"/>
-          <w:sz w:val="20"/>
-          <w:szCs w:val="20"/>
-          <w:lang w:val="en-US"/>
-        </w:rPr>
-        <w:t>))</w:t>
-      </w:r>
-      <w:r>
-        <w:rPr>
-          <w:rFonts w:ascii="Courier New" w:eastAsia="Times New Roman" w:hAnsi="Courier New" w:cs="Courier New"/>
-          <w:color w:val="BCBEC4"/>
-          <w:sz w:val="20"/>
-          <w:szCs w:val="20"/>
-          <w:lang w:val="en-US"/>
-        </w:rPr>
-        <w:br/>
-      </w:r>
-      <w:r>
-        <w:rPr>
-          <w:rFonts w:ascii="Courier New" w:eastAsia="Times New Roman" w:hAnsi="Courier New" w:cs="Courier New"/>
-          <w:color w:val="8888C6"/>
-          <w:sz w:val="20"/>
-          <w:szCs w:val="20"/>
-          <w:lang w:val="en-US"/>
-        </w:rPr>
-        <w:t>print</w:t>
-      </w:r>
-      <w:r>
-        <w:rPr>
-          <w:rFonts w:ascii="Courier New" w:eastAsia="Times New Roman" w:hAnsi="Courier New" w:cs="Courier New"/>
-          <w:color w:val="BCBEC4"/>
-          <w:sz w:val="20"/>
-          <w:szCs w:val="20"/>
-          <w:lang w:val="en-US"/>
-        </w:rPr>
-        <w:t>(</w:t>
+        <w:t xml:space="preserve"> </w:t>
       </w:r>
       <w:r>
         <w:rPr>
@@ -7794,600 +7048,30 @@
           <w:color w:val="6AAB73"/>
           <w:sz w:val="20"/>
           <w:szCs w:val="20"/>
-          <w:lang w:val="en-US"/>
-        </w:rPr>
-        <w:t>"</w:t>
-      </w:r>
-      <w:proofErr w:type="spellStart"/>
+          <w:lang w:val="ru-RU"/>
+        </w:rPr>
+        <w:t>Евклідовій</w:t>
+      </w:r>
       <w:r>
         <w:rPr>
           <w:rFonts w:ascii="Courier New" w:eastAsia="Times New Roman" w:hAnsi="Courier New" w:cs="Courier New"/>
           <w:color w:val="6AAB73"/>
           <w:sz w:val="20"/>
           <w:szCs w:val="20"/>
+          <w:lang w:val="en-US"/>
+        </w:rPr>
+        <w:t xml:space="preserve"> </w:t>
+      </w:r>
+      <w:r>
+        <w:rPr>
+          <w:rFonts w:ascii="Courier New" w:eastAsia="Times New Roman" w:hAnsi="Courier New" w:cs="Courier New"/>
+          <w:color w:val="6AAB73"/>
+          <w:sz w:val="20"/>
+          <w:szCs w:val="20"/>
           <w:lang w:val="ru-RU"/>
         </w:rPr>
-        <w:t>Чебишев</w:t>
-      </w:r>
-      <w:proofErr w:type="spellEnd"/>
-      <w:r>
-        <w:rPr>
-          <w:rFonts w:ascii="Courier New" w:eastAsia="Times New Roman" w:hAnsi="Courier New" w:cs="Courier New"/>
-          <w:color w:val="6AAB73"/>
-          <w:sz w:val="20"/>
-          <w:szCs w:val="20"/>
-          <w:lang w:val="en-US"/>
-        </w:rPr>
-        <w:t>:"</w:t>
-      </w:r>
-      <w:r>
-        <w:rPr>
-          <w:rFonts w:ascii="Courier New" w:eastAsia="Times New Roman" w:hAnsi="Courier New" w:cs="Courier New"/>
-          <w:color w:val="BCBEC4"/>
-          <w:sz w:val="20"/>
-          <w:szCs w:val="20"/>
-          <w:lang w:val="en-US"/>
-        </w:rPr>
-        <w:t>, probabilities(</w:t>
-      </w:r>
-      <w:proofErr w:type="spellStart"/>
-      <w:r>
-        <w:rPr>
-          <w:rFonts w:ascii="Courier New" w:eastAsia="Times New Roman" w:hAnsi="Courier New" w:cs="Courier New"/>
-          <w:color w:val="BCBEC4"/>
-          <w:sz w:val="20"/>
-          <w:szCs w:val="20"/>
-          <w:lang w:val="en-US"/>
-        </w:rPr>
-        <w:t>dist_chebyshev</w:t>
-      </w:r>
-      <w:proofErr w:type="spellEnd"/>
-      <w:r>
-        <w:rPr>
-          <w:rFonts w:ascii="Courier New" w:eastAsia="Times New Roman" w:hAnsi="Courier New" w:cs="Courier New"/>
-          <w:color w:val="BCBEC4"/>
-          <w:sz w:val="20"/>
-          <w:szCs w:val="20"/>
-          <w:lang w:val="en-US"/>
-        </w:rPr>
-        <w:t>))</w:t>
-      </w:r>
-      <w:r>
-        <w:rPr>
-          <w:rFonts w:ascii="Courier New" w:eastAsia="Times New Roman" w:hAnsi="Courier New" w:cs="Courier New"/>
-          <w:color w:val="BCBEC4"/>
-          <w:sz w:val="20"/>
-          <w:szCs w:val="20"/>
-          <w:lang w:val="en-US"/>
-        </w:rPr>
-        <w:br/>
-      </w:r>
-      <w:r>
-        <w:rPr>
-          <w:rFonts w:ascii="Courier New" w:eastAsia="Times New Roman" w:hAnsi="Courier New" w:cs="Courier New"/>
-          <w:color w:val="8888C6"/>
-          <w:sz w:val="20"/>
-          <w:szCs w:val="20"/>
-          <w:lang w:val="en-US"/>
-        </w:rPr>
-        <w:t>print</w:t>
-      </w:r>
-      <w:r>
-        <w:rPr>
-          <w:rFonts w:ascii="Courier New" w:eastAsia="Times New Roman" w:hAnsi="Courier New" w:cs="Courier New"/>
-          <w:color w:val="BCBEC4"/>
-          <w:sz w:val="20"/>
-          <w:szCs w:val="20"/>
-          <w:lang w:val="en-US"/>
-        </w:rPr>
-        <w:t>(</w:t>
-      </w:r>
-      <w:r>
-        <w:rPr>
-          <w:rFonts w:ascii="Courier New" w:eastAsia="Times New Roman" w:hAnsi="Courier New" w:cs="Courier New"/>
-          <w:color w:val="6AAB73"/>
-          <w:sz w:val="20"/>
-          <w:szCs w:val="20"/>
-          <w:lang w:val="en-US"/>
-        </w:rPr>
-        <w:t>"</w:t>
-      </w:r>
-      <w:proofErr w:type="spellStart"/>
-      <w:r>
-        <w:rPr>
-          <w:rFonts w:ascii="Courier New" w:eastAsia="Times New Roman" w:hAnsi="Courier New" w:cs="Courier New"/>
-          <w:color w:val="6AAB73"/>
-          <w:sz w:val="20"/>
-          <w:szCs w:val="20"/>
-          <w:lang w:val="ru-RU"/>
-        </w:rPr>
-        <w:t>Зважена</w:t>
-      </w:r>
-      <w:proofErr w:type="spellEnd"/>
-      <w:r>
-        <w:rPr>
-          <w:rFonts w:ascii="Courier New" w:eastAsia="Times New Roman" w:hAnsi="Courier New" w:cs="Courier New"/>
-          <w:color w:val="6AAB73"/>
-          <w:sz w:val="20"/>
-          <w:szCs w:val="20"/>
-          <w:lang w:val="en-US"/>
-        </w:rPr>
-        <w:t xml:space="preserve"> </w:t>
-      </w:r>
-      <w:proofErr w:type="spellStart"/>
-      <w:r>
-        <w:rPr>
-          <w:rFonts w:ascii="Courier New" w:eastAsia="Times New Roman" w:hAnsi="Courier New" w:cs="Courier New"/>
-          <w:color w:val="6AAB73"/>
-          <w:sz w:val="20"/>
-          <w:szCs w:val="20"/>
-          <w:lang w:val="ru-RU"/>
-        </w:rPr>
-        <w:t>Евклідова</w:t>
-      </w:r>
-      <w:proofErr w:type="spellEnd"/>
-      <w:r>
-        <w:rPr>
-          <w:rFonts w:ascii="Courier New" w:eastAsia="Times New Roman" w:hAnsi="Courier New" w:cs="Courier New"/>
-          <w:color w:val="6AAB73"/>
-          <w:sz w:val="20"/>
-          <w:szCs w:val="20"/>
-          <w:lang w:val="en-US"/>
-        </w:rPr>
-        <w:t>:"</w:t>
-      </w:r>
-      <w:r>
-        <w:rPr>
-          <w:rFonts w:ascii="Courier New" w:eastAsia="Times New Roman" w:hAnsi="Courier New" w:cs="Courier New"/>
-          <w:color w:val="BCBEC4"/>
-          <w:sz w:val="20"/>
-          <w:szCs w:val="20"/>
-          <w:lang w:val="en-US"/>
-        </w:rPr>
-        <w:t>, probabilities(</w:t>
-      </w:r>
-      <w:proofErr w:type="spellStart"/>
-      <w:r>
-        <w:rPr>
-          <w:rFonts w:ascii="Courier New" w:eastAsia="Times New Roman" w:hAnsi="Courier New" w:cs="Courier New"/>
-          <w:color w:val="BCBEC4"/>
-          <w:sz w:val="20"/>
-          <w:szCs w:val="20"/>
-          <w:lang w:val="en-US"/>
-        </w:rPr>
-        <w:t>dist_weighted</w:t>
-      </w:r>
-      <w:proofErr w:type="spellEnd"/>
-      <w:r>
-        <w:rPr>
-          <w:rFonts w:ascii="Courier New" w:eastAsia="Times New Roman" w:hAnsi="Courier New" w:cs="Courier New"/>
-          <w:color w:val="BCBEC4"/>
-          <w:sz w:val="20"/>
-          <w:szCs w:val="20"/>
-          <w:lang w:val="en-US"/>
-        </w:rPr>
-        <w:t>))</w:t>
-      </w:r>
-      <w:r>
-        <w:rPr>
-          <w:rFonts w:ascii="Courier New" w:eastAsia="Times New Roman" w:hAnsi="Courier New" w:cs="Courier New"/>
-          <w:color w:val="BCBEC4"/>
-          <w:sz w:val="20"/>
-          <w:szCs w:val="20"/>
-          <w:lang w:val="en-US"/>
-        </w:rPr>
-        <w:br/>
-      </w:r>
-      <w:r>
-        <w:rPr>
-          <w:rFonts w:ascii="Courier New" w:eastAsia="Times New Roman" w:hAnsi="Courier New" w:cs="Courier New"/>
-          <w:color w:val="BCBEC4"/>
-          <w:sz w:val="20"/>
-          <w:szCs w:val="20"/>
-          <w:lang w:val="en-US"/>
-        </w:rPr>
-        <w:br/>
-      </w:r>
-      <w:r>
-        <w:rPr>
-          <w:rFonts w:ascii="Courier New" w:eastAsia="Times New Roman" w:hAnsi="Courier New" w:cs="Courier New"/>
-          <w:color w:val="BCBEC4"/>
-          <w:sz w:val="20"/>
-          <w:szCs w:val="20"/>
-          <w:lang w:val="en-US"/>
-        </w:rPr>
-        <w:br/>
-      </w:r>
-      <w:r>
-        <w:rPr>
-          <w:rFonts w:ascii="Courier New" w:eastAsia="Times New Roman" w:hAnsi="Courier New" w:cs="Courier New"/>
-          <w:color w:val="7A7E85"/>
-          <w:sz w:val="20"/>
-          <w:szCs w:val="20"/>
-          <w:lang w:val="en-US"/>
-        </w:rPr>
-        <w:t xml:space="preserve"># </w:t>
-      </w:r>
-      <w:proofErr w:type="spellStart"/>
-      <w:r>
-        <w:rPr>
-          <w:rFonts w:ascii="Courier New" w:eastAsia="Times New Roman" w:hAnsi="Courier New" w:cs="Courier New"/>
-          <w:color w:val="7A7E85"/>
-          <w:sz w:val="20"/>
-          <w:szCs w:val="20"/>
-          <w:lang w:val="ru-RU"/>
-        </w:rPr>
-        <w:t>Визначення</w:t>
-      </w:r>
-      <w:proofErr w:type="spellEnd"/>
-      <w:r>
-        <w:rPr>
-          <w:rFonts w:ascii="Courier New" w:eastAsia="Times New Roman" w:hAnsi="Courier New" w:cs="Courier New"/>
-          <w:color w:val="7A7E85"/>
-          <w:sz w:val="20"/>
-          <w:szCs w:val="20"/>
-          <w:lang w:val="en-US"/>
-        </w:rPr>
-        <w:t xml:space="preserve"> </w:t>
-      </w:r>
-      <w:proofErr w:type="spellStart"/>
-      <w:r>
-        <w:rPr>
-          <w:rFonts w:ascii="Courier New" w:eastAsia="Times New Roman" w:hAnsi="Courier New" w:cs="Courier New"/>
-          <w:color w:val="7A7E85"/>
-          <w:sz w:val="20"/>
-          <w:szCs w:val="20"/>
-          <w:lang w:val="ru-RU"/>
-        </w:rPr>
-        <w:t>класу</w:t>
-      </w:r>
-      <w:proofErr w:type="spellEnd"/>
-      <w:r>
-        <w:rPr>
-          <w:rFonts w:ascii="Courier New" w:eastAsia="Times New Roman" w:hAnsi="Courier New" w:cs="Courier New"/>
-          <w:color w:val="7A7E85"/>
-          <w:sz w:val="20"/>
-          <w:szCs w:val="20"/>
-          <w:lang w:val="en-US"/>
-        </w:rPr>
-        <w:br/>
-      </w:r>
-      <w:proofErr w:type="spellStart"/>
-      <w:r>
-        <w:rPr>
-          <w:rFonts w:ascii="Courier New" w:eastAsia="Times New Roman" w:hAnsi="Courier New" w:cs="Courier New"/>
-          <w:color w:val="BCBEC4"/>
-          <w:sz w:val="20"/>
-          <w:szCs w:val="20"/>
-          <w:lang w:val="en-US"/>
-        </w:rPr>
-        <w:t>max_index</w:t>
-      </w:r>
-      <w:proofErr w:type="spellEnd"/>
-      <w:r>
-        <w:rPr>
-          <w:rFonts w:ascii="Courier New" w:eastAsia="Times New Roman" w:hAnsi="Courier New" w:cs="Courier New"/>
-          <w:color w:val="BCBEC4"/>
-          <w:sz w:val="20"/>
-          <w:szCs w:val="20"/>
-          <w:lang w:val="en-US"/>
-        </w:rPr>
-        <w:t xml:space="preserve"> = </w:t>
-      </w:r>
-      <w:proofErr w:type="spellStart"/>
-      <w:r>
-        <w:rPr>
-          <w:rFonts w:ascii="Courier New" w:eastAsia="Times New Roman" w:hAnsi="Courier New" w:cs="Courier New"/>
-          <w:color w:val="BCBEC4"/>
-          <w:sz w:val="20"/>
-          <w:szCs w:val="20"/>
-          <w:lang w:val="en-US"/>
-        </w:rPr>
-        <w:t>np.argmax</w:t>
-      </w:r>
-      <w:proofErr w:type="spellEnd"/>
-      <w:r>
-        <w:rPr>
-          <w:rFonts w:ascii="Courier New" w:eastAsia="Times New Roman" w:hAnsi="Courier New" w:cs="Courier New"/>
-          <w:color w:val="BCBEC4"/>
-          <w:sz w:val="20"/>
-          <w:szCs w:val="20"/>
-          <w:lang w:val="en-US"/>
-        </w:rPr>
-        <w:t>(probabilities(</w:t>
-      </w:r>
-      <w:proofErr w:type="spellStart"/>
-      <w:r>
-        <w:rPr>
-          <w:rFonts w:ascii="Courier New" w:eastAsia="Times New Roman" w:hAnsi="Courier New" w:cs="Courier New"/>
-          <w:color w:val="BCBEC4"/>
-          <w:sz w:val="20"/>
-          <w:szCs w:val="20"/>
-          <w:lang w:val="en-US"/>
-        </w:rPr>
-        <w:t>dist_euclid</w:t>
-      </w:r>
-      <w:proofErr w:type="spellEnd"/>
-      <w:r>
-        <w:rPr>
-          <w:rFonts w:ascii="Courier New" w:eastAsia="Times New Roman" w:hAnsi="Courier New" w:cs="Courier New"/>
-          <w:color w:val="BCBEC4"/>
-          <w:sz w:val="20"/>
-          <w:szCs w:val="20"/>
-          <w:lang w:val="en-US"/>
-        </w:rPr>
-        <w:t>))</w:t>
-      </w:r>
-      <w:r>
-        <w:rPr>
-          <w:rFonts w:ascii="Courier New" w:eastAsia="Times New Roman" w:hAnsi="Courier New" w:cs="Courier New"/>
-          <w:color w:val="BCBEC4"/>
-          <w:sz w:val="20"/>
-          <w:szCs w:val="20"/>
-          <w:lang w:val="en-US"/>
-        </w:rPr>
-        <w:br/>
-      </w:r>
-      <w:r>
-        <w:rPr>
-          <w:rFonts w:ascii="Courier New" w:eastAsia="Times New Roman" w:hAnsi="Courier New" w:cs="Courier New"/>
-          <w:color w:val="8888C6"/>
-          <w:sz w:val="20"/>
-          <w:szCs w:val="20"/>
-          <w:lang w:val="en-US"/>
-        </w:rPr>
-        <w:t>print</w:t>
-      </w:r>
-      <w:r>
-        <w:rPr>
-          <w:rFonts w:ascii="Courier New" w:eastAsia="Times New Roman" w:hAnsi="Courier New" w:cs="Courier New"/>
-          <w:color w:val="BCBEC4"/>
-          <w:sz w:val="20"/>
-          <w:szCs w:val="20"/>
-          <w:lang w:val="en-US"/>
-        </w:rPr>
-        <w:t>(</w:t>
-      </w:r>
-      <w:r>
-        <w:rPr>
-          <w:rFonts w:ascii="Courier New" w:eastAsia="Times New Roman" w:hAnsi="Courier New" w:cs="Courier New"/>
-          <w:color w:val="6AAB73"/>
-          <w:sz w:val="20"/>
-          <w:szCs w:val="20"/>
-          <w:lang w:val="en-US"/>
-        </w:rPr>
-        <w:t>f"</w:t>
-      </w:r>
-      <w:r>
-        <w:rPr>
-          <w:rFonts w:ascii="Courier New" w:eastAsia="Times New Roman" w:hAnsi="Courier New" w:cs="Courier New"/>
-          <w:color w:val="CF8E6D"/>
-          <w:sz w:val="20"/>
-          <w:szCs w:val="20"/>
-          <w:lang w:val="en-US"/>
-        </w:rPr>
-        <w:t>\n</w:t>
-      </w:r>
-      <w:r>
-        <w:rPr>
-          <w:rFonts w:ascii="Courier New" w:eastAsia="Times New Roman" w:hAnsi="Courier New" w:cs="Courier New"/>
-          <w:color w:val="6AAB73"/>
-          <w:sz w:val="20"/>
-          <w:szCs w:val="20"/>
-          <w:lang w:val="ru-RU"/>
-        </w:rPr>
-        <w:t>Нова</w:t>
-      </w:r>
-      <w:r>
-        <w:rPr>
-          <w:rFonts w:ascii="Courier New" w:eastAsia="Times New Roman" w:hAnsi="Courier New" w:cs="Courier New"/>
-          <w:color w:val="6AAB73"/>
-          <w:sz w:val="20"/>
-          <w:szCs w:val="20"/>
-          <w:lang w:val="en-US"/>
-        </w:rPr>
-        <w:t xml:space="preserve"> </w:t>
-      </w:r>
-      <w:r>
-        <w:rPr>
-          <w:rFonts w:ascii="Courier New" w:eastAsia="Times New Roman" w:hAnsi="Courier New" w:cs="Courier New"/>
-          <w:color w:val="6AAB73"/>
-          <w:sz w:val="20"/>
-          <w:szCs w:val="20"/>
-          <w:lang w:val="ru-RU"/>
-        </w:rPr>
-        <w:t>точка</w:t>
-      </w:r>
-      <w:r>
-        <w:rPr>
-          <w:rFonts w:ascii="Courier New" w:eastAsia="Times New Roman" w:hAnsi="Courier New" w:cs="Courier New"/>
-          <w:color w:val="6AAB73"/>
-          <w:sz w:val="20"/>
-          <w:szCs w:val="20"/>
-          <w:lang w:val="en-US"/>
-        </w:rPr>
-        <w:t xml:space="preserve"> </w:t>
-      </w:r>
-      <w:proofErr w:type="spellStart"/>
-      <w:r>
-        <w:rPr>
-          <w:rFonts w:ascii="Courier New" w:eastAsia="Times New Roman" w:hAnsi="Courier New" w:cs="Courier New"/>
-          <w:color w:val="6AAB73"/>
-          <w:sz w:val="20"/>
-          <w:szCs w:val="20"/>
-          <w:lang w:val="ru-RU"/>
-        </w:rPr>
-        <w:t>належить</w:t>
-      </w:r>
-      <w:proofErr w:type="spellEnd"/>
-      <w:r>
-        <w:rPr>
-          <w:rFonts w:ascii="Courier New" w:eastAsia="Times New Roman" w:hAnsi="Courier New" w:cs="Courier New"/>
-          <w:color w:val="6AAB73"/>
-          <w:sz w:val="20"/>
-          <w:szCs w:val="20"/>
-          <w:lang w:val="en-US"/>
-        </w:rPr>
-        <w:t xml:space="preserve"> </w:t>
-      </w:r>
-      <w:r>
-        <w:rPr>
-          <w:rFonts w:ascii="Courier New" w:eastAsia="Times New Roman" w:hAnsi="Courier New" w:cs="Courier New"/>
-          <w:color w:val="6AAB73"/>
-          <w:sz w:val="20"/>
-          <w:szCs w:val="20"/>
-          <w:lang w:val="ru-RU"/>
-        </w:rPr>
-        <w:t>до</w:t>
-      </w:r>
-      <w:r>
-        <w:rPr>
-          <w:rFonts w:ascii="Courier New" w:eastAsia="Times New Roman" w:hAnsi="Courier New" w:cs="Courier New"/>
-          <w:color w:val="6AAB73"/>
-          <w:sz w:val="20"/>
-          <w:szCs w:val="20"/>
-          <w:lang w:val="en-US"/>
-        </w:rPr>
-        <w:t xml:space="preserve"> </w:t>
-      </w:r>
-      <w:proofErr w:type="spellStart"/>
-      <w:r>
-        <w:rPr>
-          <w:rFonts w:ascii="Courier New" w:eastAsia="Times New Roman" w:hAnsi="Courier New" w:cs="Courier New"/>
-          <w:color w:val="6AAB73"/>
-          <w:sz w:val="20"/>
-          <w:szCs w:val="20"/>
-          <w:lang w:val="ru-RU"/>
-        </w:rPr>
-        <w:t>класу</w:t>
-      </w:r>
-      <w:proofErr w:type="spellEnd"/>
-      <w:r>
-        <w:rPr>
-          <w:rFonts w:ascii="Courier New" w:eastAsia="Times New Roman" w:hAnsi="Courier New" w:cs="Courier New"/>
-          <w:color w:val="6AAB73"/>
-          <w:sz w:val="20"/>
-          <w:szCs w:val="20"/>
-          <w:lang w:val="en-US"/>
-        </w:rPr>
-        <w:t xml:space="preserve"> № </w:t>
-      </w:r>
-      <w:r>
-        <w:rPr>
-          <w:rFonts w:ascii="Courier New" w:eastAsia="Times New Roman" w:hAnsi="Courier New" w:cs="Courier New"/>
-          <w:color w:val="CF8E6D"/>
-          <w:sz w:val="20"/>
-          <w:szCs w:val="20"/>
-          <w:lang w:val="en-US"/>
-        </w:rPr>
-        <w:t>{</w:t>
-      </w:r>
-      <w:proofErr w:type="spellStart"/>
-      <w:r>
-        <w:rPr>
-          <w:rFonts w:ascii="Courier New" w:eastAsia="Times New Roman" w:hAnsi="Courier New" w:cs="Courier New"/>
-          <w:color w:val="BCBEC4"/>
-          <w:sz w:val="20"/>
-          <w:szCs w:val="20"/>
-          <w:lang w:val="en-US"/>
-        </w:rPr>
-        <w:t>max_index</w:t>
-      </w:r>
-      <w:proofErr w:type="spellEnd"/>
-      <w:r>
-        <w:rPr>
-          <w:rFonts w:ascii="Courier New" w:eastAsia="Times New Roman" w:hAnsi="Courier New" w:cs="Courier New"/>
-          <w:color w:val="BCBEC4"/>
-          <w:sz w:val="20"/>
-          <w:szCs w:val="20"/>
-          <w:lang w:val="en-US"/>
-        </w:rPr>
-        <w:t xml:space="preserve"> + </w:t>
-      </w:r>
-      <w:r>
-        <w:rPr>
-          <w:rFonts w:ascii="Courier New" w:eastAsia="Times New Roman" w:hAnsi="Courier New" w:cs="Courier New"/>
-          <w:color w:val="2AACB8"/>
-          <w:sz w:val="20"/>
-          <w:szCs w:val="20"/>
-          <w:lang w:val="en-US"/>
-        </w:rPr>
-        <w:t>1</w:t>
-      </w:r>
-      <w:r>
-        <w:rPr>
-          <w:rFonts w:ascii="Courier New" w:eastAsia="Times New Roman" w:hAnsi="Courier New" w:cs="Courier New"/>
-          <w:color w:val="CF8E6D"/>
-          <w:sz w:val="20"/>
-          <w:szCs w:val="20"/>
-          <w:lang w:val="en-US"/>
-        </w:rPr>
-        <w:t>}</w:t>
-      </w:r>
-      <w:r>
-        <w:rPr>
-          <w:rFonts w:ascii="Courier New" w:eastAsia="Times New Roman" w:hAnsi="Courier New" w:cs="Courier New"/>
-          <w:color w:val="6AAB73"/>
-          <w:sz w:val="20"/>
-          <w:szCs w:val="20"/>
-          <w:lang w:val="en-US"/>
-        </w:rPr>
-        <w:t xml:space="preserve"> (</w:t>
-      </w:r>
-      <w:r>
-        <w:rPr>
-          <w:rFonts w:ascii="Courier New" w:eastAsia="Times New Roman" w:hAnsi="Courier New" w:cs="Courier New"/>
-          <w:color w:val="6AAB73"/>
-          <w:sz w:val="20"/>
-          <w:szCs w:val="20"/>
-          <w:lang w:val="ru-RU"/>
-        </w:rPr>
-        <w:t>по</w:t>
-      </w:r>
-      <w:r>
-        <w:rPr>
-          <w:rFonts w:ascii="Courier New" w:eastAsia="Times New Roman" w:hAnsi="Courier New" w:cs="Courier New"/>
-          <w:color w:val="6AAB73"/>
-          <w:sz w:val="20"/>
-          <w:szCs w:val="20"/>
-          <w:lang w:val="en-US"/>
-        </w:rPr>
-        <w:t xml:space="preserve"> </w:t>
-      </w:r>
-      <w:proofErr w:type="spellStart"/>
-      <w:r>
-        <w:rPr>
-          <w:rFonts w:ascii="Courier New" w:eastAsia="Times New Roman" w:hAnsi="Courier New" w:cs="Courier New"/>
-          <w:color w:val="6AAB73"/>
-          <w:sz w:val="20"/>
-          <w:szCs w:val="20"/>
-          <w:lang w:val="ru-RU"/>
-        </w:rPr>
-        <w:t>Евклідовій</w:t>
-      </w:r>
-      <w:proofErr w:type="spellEnd"/>
-      <w:r>
-        <w:rPr>
-          <w:rFonts w:ascii="Courier New" w:eastAsia="Times New Roman" w:hAnsi="Courier New" w:cs="Courier New"/>
-          <w:color w:val="6AAB73"/>
-          <w:sz w:val="20"/>
-          <w:szCs w:val="20"/>
-          <w:lang w:val="en-US"/>
-        </w:rPr>
-        <w:t xml:space="preserve"> </w:t>
-      </w:r>
-      <w:proofErr w:type="spellStart"/>
-      <w:r>
-        <w:rPr>
-          <w:rFonts w:ascii="Courier New" w:eastAsia="Times New Roman" w:hAnsi="Courier New" w:cs="Courier New"/>
-          <w:color w:val="6AAB73"/>
-          <w:sz w:val="20"/>
-          <w:szCs w:val="20"/>
-          <w:lang w:val="ru-RU"/>
-        </w:rPr>
         <w:t>метриці</w:t>
       </w:r>
-      <w:proofErr w:type="spellEnd"/>
       <w:r>
         <w:rPr>
           <w:rFonts w:ascii="Courier New" w:eastAsia="Times New Roman" w:hAnsi="Courier New" w:cs="Courier New"/>
@@ -8475,6 +7159,7 @@
           <w:rFonts w:ascii="Times New Roman" w:hAnsi="Times New Roman" w:cs="Times New Roman"/>
           <w:b/>
           <w:bCs/>
+          <w:noProof/>
           <w:sz w:val="28"/>
           <w:szCs w:val="28"/>
           <w:lang w:val="en-US"/>
@@ -8623,6 +7308,7 @@
           <w:rFonts w:ascii="Times New Roman" w:hAnsi="Times New Roman" w:cs="Times New Roman"/>
           <w:b/>
           <w:bCs/>
+          <w:noProof/>
           <w:sz w:val="28"/>
           <w:szCs w:val="28"/>
           <w:lang w:val="en-US"/>
@@ -9029,23 +7715,7 @@
           <w:sz w:val="28"/>
           <w:szCs w:val="28"/>
         </w:rPr>
-        <w:t xml:space="preserve">Простір ознак </w:t>
-      </w:r>
-      <w:r>
-        <w:rPr>
-          <w:rFonts w:ascii="Times New Roman" w:eastAsia="Times New Roman" w:hAnsi="Times New Roman" w:cs="Times New Roman"/>
-          <w:sz w:val="28"/>
-          <w:szCs w:val="28"/>
-        </w:rPr>
-        <w:t>–</w:t>
-      </w:r>
-      <w:r>
-        <w:rPr>
-          <w:rFonts w:ascii="Times New Roman" w:eastAsia="Times New Roman" w:hAnsi="Times New Roman" w:cs="Times New Roman"/>
-          <w:sz w:val="28"/>
-          <w:szCs w:val="28"/>
-        </w:rPr>
-        <w:t xml:space="preserve"> це математичний простір, у якому кожен об’єкт представлений точкою.</w:t>
+        <w:t>Простір ознак – це математичний простір, у якому кожен об’єкт представлений точкою.</w:t>
       </w:r>
     </w:p>
     <w:p>
@@ -9065,23 +7735,7 @@
           <w:sz w:val="28"/>
           <w:szCs w:val="28"/>
         </w:rPr>
-        <w:t xml:space="preserve">Координати точки </w:t>
-      </w:r>
-      <w:r>
-        <w:rPr>
-          <w:rFonts w:ascii="Times New Roman" w:eastAsia="Times New Roman" w:hAnsi="Times New Roman" w:cs="Times New Roman"/>
-          <w:sz w:val="28"/>
-          <w:szCs w:val="28"/>
-        </w:rPr>
-        <w:t>–</w:t>
-      </w:r>
-      <w:r>
-        <w:rPr>
-          <w:rFonts w:ascii="Times New Roman" w:eastAsia="Times New Roman" w:hAnsi="Times New Roman" w:cs="Times New Roman"/>
-          <w:sz w:val="28"/>
-          <w:szCs w:val="28"/>
-        </w:rPr>
-        <w:t xml:space="preserve"> це значення його ознак.</w:t>
+        <w:t>Координати точки – це значення його ознак.</w:t>
       </w:r>
     </w:p>
     <w:p>
@@ -15190,6 +13844,7 @@
   <w:style w:type="character" w:default="1" w:styleId="a0">
     <w:name w:val="Default Paragraph Font"/>
     <w:uiPriority w:val="1"/>
+    <w:semiHidden/>
     <w:unhideWhenUsed/>
   </w:style>
   <w:style w:type="table" w:default="1" w:styleId="a1">
